--- a/public/training/logging-pipeline/SecureByDesign-logging-pipeline-Workbook.docx
+++ b/public/training/logging-pipeline/SecureByDesign-logging-pipeline-Workbook.docx
@@ -150,7 +150,7 @@
           <w:sz w:val="16"/>
           <w:szCs w:val="16"/>
         </w:rPr>
-        <w:t xml:space="preserve">MATERIALS EDITION 1.0    /    COURSE 1.8</w:t>
+        <w:t xml:space="preserve">MATERIALS EDITION 1.1    /    COURSE 1.8</w:t>
       </w:r>
     </w:p>
     <w:p>
@@ -335,6 +335,22 @@
       <w:pPr>
         <w:spacing w:after="90" w:before="0" w:line="288" w:lineRule="auto"/>
       </w:pPr>
+      <w:hyperlink w:history="1" w:anchor="lesson-sensor">
+        <w:r>
+          <w:rPr>
+            <w:rFonts w:ascii="Arial" w:cs="Arial" w:eastAsia="Arial" w:hAnsi="Arial"/>
+            <w:color w:val="20647C"/>
+            <w:sz w:val="21"/>
+            <w:szCs w:val="21"/>
+          </w:rPr>
+          <w:t xml:space="preserve">06  Watch the network with SBD-SENSOR01</w:t>
+        </w:r>
+      </w:hyperlink>
+    </w:p>
+    <w:p>
+      <w:pPr>
+        <w:spacing w:after="90" w:before="0" w:line="288" w:lineRule="auto"/>
+      </w:pPr>
       <w:hyperlink w:history="1" w:anchor="lesson-prove">
         <w:r>
           <w:rPr>
@@ -343,7 +359,7 @@
             <w:sz w:val="21"/>
             <w:szCs w:val="21"/>
           </w:rPr>
-          <w:t xml:space="preserve">06  Prove the chain and delta scan</w:t>
+          <w:t xml:space="preserve">07  Prove the chain and delta scan</w:t>
         </w:r>
       </w:hyperlink>
     </w:p>
@@ -500,7 +516,7 @@
           <w:sz w:val="21"/>
           <w:szCs w:val="21"/>
         </w:rPr>
-        <w:t xml:space="preserve">Provision SBD-SYSLOG01 (10.0.20.20) as Windows Server 2025, and SBD-AUDIT01 (10.0.50.40) and SBD-SPLUNK01 (10.0.50.10) per your platform plan for the repository and analysis roles.</w:t>
+        <w:t xml:space="preserve">Provision SBD-SYSLOG01 (10.0.20.20) as Windows Server 2025, SBD-AUDIT01 (10.0.50.40) and SBD-SPLUNK01 (10.0.50.10) per your platform plan for the repository and analysis roles, and a Linux VM for SBD-SENSOR01 (10.0.50.50) with a second, address-less capture interface.</w:t>
       </w:r>
     </w:p>
     <w:p>
@@ -1818,7 +1834,7 @@
       <w:pPr>
         <w:spacing w:after="60" w:before="0" w:line="288" w:lineRule="auto"/>
       </w:pPr>
-      <w:hyperlink w:history="1" r:id="rIdz76urxo5toa4keifqr_-c">
+      <w:hyperlink w:history="1" r:id="rIdoufag_svebg-xo-xkbmrz">
         <w:r>
           <w:rPr>
             <w:rFonts w:ascii="Arial" w:cs="Arial" w:eastAsia="Arial" w:hAnsi="Arial"/>
@@ -1835,7 +1851,7 @@
       <w:pPr>
         <w:spacing w:after="60" w:before="0" w:line="288" w:lineRule="auto"/>
       </w:pPr>
-      <w:hyperlink w:history="1" r:id="rIdbtmkq82ya97l6g0cxsump">
+      <w:hyperlink w:history="1" r:id="rId6gez5qpmxqtattlogspi2">
         <w:r>
           <w:rPr>
             <w:rFonts w:ascii="Arial" w:cs="Arial" w:eastAsia="Arial" w:hAnsi="Arial"/>
@@ -2750,7 +2766,7 @@
       <w:pPr>
         <w:spacing w:after="60" w:before="0" w:line="288" w:lineRule="auto"/>
       </w:pPr>
-      <w:hyperlink w:history="1" r:id="rIdhqxmvtssv6qnc7yfqftsc">
+      <w:hyperlink w:history="1" r:id="rIdxfeigghj8l0qzhme_ex2t">
         <w:r>
           <w:rPr>
             <w:rFonts w:ascii="Arial" w:cs="Arial" w:eastAsia="Arial" w:hAnsi="Arial"/>
@@ -2767,7 +2783,7 @@
       <w:pPr>
         <w:spacing w:after="60" w:before="0" w:line="288" w:lineRule="auto"/>
       </w:pPr>
-      <w:hyperlink w:history="1" r:id="rIdbbmt6vkx4-dqja7j4aaun">
+      <w:hyperlink w:history="1" r:id="rId-okirutscbuz5ojwhglv2">
         <w:r>
           <w:rPr>
             <w:rFonts w:ascii="Arial" w:cs="Arial" w:eastAsia="Arial" w:hAnsi="Arial"/>
@@ -3698,7 +3714,7 @@
       <w:pPr>
         <w:spacing w:after="60" w:before="0" w:line="288" w:lineRule="auto"/>
       </w:pPr>
-      <w:hyperlink w:history="1" r:id="rIdvvwmsv4csd9cmjnio9hik">
+      <w:hyperlink w:history="1" r:id="rIdealdj5m5tnggieqlqblrc">
         <w:r>
           <w:rPr>
             <w:rFonts w:ascii="Arial" w:cs="Arial" w:eastAsia="Arial" w:hAnsi="Arial"/>
@@ -3715,7 +3731,7 @@
       <w:pPr>
         <w:spacing w:after="60" w:before="0" w:line="288" w:lineRule="auto"/>
       </w:pPr>
-      <w:hyperlink w:history="1" r:id="rIdvqctzsk2owcomzwbe2nsn">
+      <w:hyperlink w:history="1" r:id="rIdpwdrhkw19sxqmq_nwoilb">
         <w:r>
           <w:rPr>
             <w:rFonts w:ascii="Arial" w:cs="Arial" w:eastAsia="Arial" w:hAnsi="Arial"/>
@@ -3945,7 +3961,7 @@
           <w:sz w:val="21"/>
           <w:szCs w:val="21"/>
         </w:rPr>
-        <w:t xml:space="preserve">Set the permissions to match lesson 1's decision: the archival process writes, a named auditors group reads, and no interactive account holds delete rights — retention-driven deletion runs as its own documented, logged process.</w:t>
+        <w:t xml:space="preserve">Set the permissions to match lesson 1's decision: the archival process writes, a named auditors group reads, and no interactive account holds delete rights — retention-driven deletion runs as its own documented, logged process, administered only from the audit custodian's seat, SBD-ADMIN-AUD01.</w:t>
       </w:r>
     </w:p>
     <w:p>
@@ -4646,7 +4662,7 @@
       <w:pPr>
         <w:spacing w:after="60" w:before="0" w:line="288" w:lineRule="auto"/>
       </w:pPr>
-      <w:hyperlink w:history="1" r:id="rIdtsqzzx284geef6w-kmjvb">
+      <w:hyperlink w:history="1" r:id="rId47gwvgi05z_bcfzyuypl1">
         <w:r>
           <w:rPr>
             <w:rFonts w:ascii="Arial" w:cs="Arial" w:eastAsia="Arial" w:hAnsi="Arial"/>
@@ -4663,7 +4679,7 @@
       <w:pPr>
         <w:spacing w:after="60" w:before="0" w:line="288" w:lineRule="auto"/>
       </w:pPr>
-      <w:hyperlink w:history="1" r:id="rIdmaslezc2lanoitscjwhnm">
+      <w:hyperlink w:history="1" r:id="rIddguv1dse4ffgxm5hy6mfr">
         <w:r>
           <w:rPr>
             <w:rFonts w:ascii="Arial" w:cs="Arial" w:eastAsia="Arial" w:hAnsi="Arial"/>
@@ -5594,7 +5610,7 @@
       <w:pPr>
         <w:spacing w:after="60" w:before="0" w:line="288" w:lineRule="auto"/>
       </w:pPr>
-      <w:hyperlink w:history="1" r:id="rId2j9r53kjkwkyig2bo4zsd">
+      <w:hyperlink w:history="1" r:id="rIdxj97dtnqkxaftn0j2fcsx">
         <w:r>
           <w:rPr>
             <w:rFonts w:ascii="Arial" w:cs="Arial" w:eastAsia="Arial" w:hAnsi="Arial"/>
@@ -5611,7 +5627,7 @@
       <w:pPr>
         <w:spacing w:after="60" w:before="0" w:line="288" w:lineRule="auto"/>
       </w:pPr>
-      <w:hyperlink w:history="1" r:id="rIdvuuuvtgh7n3bzg9y1kr9g">
+      <w:hyperlink w:history="1" r:id="rIdjs22fwx4u9xasmgckqekk">
         <w:r>
           <w:rPr>
             <w:rFonts w:ascii="Arial" w:cs="Arial" w:eastAsia="Arial" w:hAnsi="Arial"/>
@@ -5642,7 +5658,7 @@
           <w:sz w:val="16"/>
           <w:szCs w:val="16"/>
         </w:rPr>
-        <w:t xml:space="preserve">LESSON 06  /  ABOUT 20 MIN</w:t>
+        <w:t xml:space="preserve">LESSON 06  /  ABOUT 25 MIN</w:t>
       </w:r>
     </w:p>
     <w:p>
@@ -5650,7 +5666,7 @@
         <w:pStyle w:val="Heading1"/>
         <w:spacing w:after="120"/>
       </w:pPr>
-      <w:bookmarkStart w:name="lesson-prove" w:id="8"/>
+      <w:bookmarkStart w:name="lesson-sensor" w:id="8"/>
       <w:r>
         <w:rPr>
           <w:rFonts w:ascii="Arial" w:cs="Arial" w:eastAsia="Arial" w:hAnsi="Arial"/>
@@ -5660,7 +5676,7 @@
           <w:sz w:val="40"/>
           <w:szCs w:val="40"/>
         </w:rPr>
-        <w:t xml:space="preserve">Prove the chain and delta scan</w:t>
+        <w:t xml:space="preserve">Watch the network with SBD-SENSOR01</w:t>
       </w:r>
       <w:bookmarkEnd w:id="8"/>
     </w:p>
@@ -5691,7 +5707,7 @@
           <w:sz w:val="20"/>
           <w:szCs w:val="20"/>
         </w:rPr>
-        <w:t xml:space="preserve">One deliberate event, followed all the way: a failed privileged sign-in should appear on the source, the collector, the repository's next archive, and the analyst's screen — then the cadence scans close the course.</w:t>
+        <w:t xml:space="preserve">Host logs show what systems say happened. A network sensor shows what actually crossed the wire: a new device, an unexpected east-west session, or someone probing the paths the register denies.</w:t>
       </w:r>
     </w:p>
     <w:p>
@@ -5728,7 +5744,7 @@
           <w:sz w:val="21"/>
           <w:szCs w:val="21"/>
         </w:rPr>
-        <w:t xml:space="preserve">Trace a test event through all three stages.</w:t>
+        <w:t xml:space="preserve">Feed the core's routed traffic to a passive sensor through a SPAN session.</w:t>
       </w:r>
     </w:p>
     <w:p>
@@ -5747,7 +5763,7 @@
           <w:sz w:val="21"/>
           <w:szCs w:val="21"/>
         </w:rPr>
-        <w:t xml:space="preserve">Verify the router-deny stream the same way.</w:t>
+        <w:t xml:space="preserve">Send the sensor's detections and flow records into Splunk.</w:t>
       </w:r>
     </w:p>
     <w:p>
@@ -5766,7 +5782,7 @@
           <w:sz w:val="21"/>
           <w:szCs w:val="21"/>
         </w:rPr>
-        <w:t xml:space="preserve">Baseline the new hosts and file the course evidence.</w:t>
+        <w:t xml:space="preserve">Alert on the traffic the design says should never happen.</w:t>
       </w:r>
     </w:p>
     <w:p>
@@ -5803,7 +5819,7 @@
           <w:sz w:val="21"/>
           <w:szCs w:val="21"/>
         </w:rPr>
-        <w:t xml:space="preserve">Generate the test event: one failed sign-in with a (disabled-password) tier account on a DC. Find it in the DC's Security log, in Forwarded Events on the collector, flag it for the next archive's verification on the repository, and watch the alert fire in analysis.</w:t>
+        <w:t xml:space="preserve">Build SBD-SENSOR01 with an open-source sensor (Zeek or Suricata) loaded through the approved media process. Give it two interfaces: management at 10.0.50.50, and a capture interface with no address that only listens.</w:t>
       </w:r>
     </w:p>
     <w:p>
@@ -5822,7 +5838,7 @@
           <w:sz w:val="21"/>
           <w:szCs w:val="21"/>
         </w:rPr>
-        <w:t xml:space="preserve">Repeat with the boundary: probe one unregistered port, then find that deny in the syslog stream and in search two — course 1.5's evidence pair now assembles itself.</w:t>
+        <w:t xml:space="preserve">On the core router, mirror the routed VLAN interfaces to the capture interface (a SPAN or port-mirror session). Check the sensor's capture statistics at a busy moment; dropped packets mean the mirror or the sensor is undersized.</w:t>
       </w:r>
     </w:p>
     <w:p>
@@ -5841,7 +5857,7 @@
           <w:sz w:val="21"/>
           <w:szCs w:val="21"/>
         </w:rPr>
-        <w:t xml:space="preserve">Run the cadence: first baselines for SBD-SYSLOG01, SBD-AUDIT01, and SBD-SPLUNK01 (Windows hosts with the standard benchmark; a non-Windows analysis host gets its config export + hash treatment like the router), plus a DC rescan for the audit-policy deltas.</w:t>
+        <w:t xml:space="preserve">Forward the sensor's detections and connection logs to SBD-SPLUNK01 over the forwarder with TLS on TCP 9997, add register row F20 with its owner, and manage the sensor from VLAN 60 like the other security tools.</w:t>
       </w:r>
     </w:p>
     <w:p>
@@ -5860,7 +5876,7 @@
           <w:sz w:val="21"/>
           <w:szCs w:val="21"/>
         </w:rPr>
-        <w:t xml:space="preserve">File the end-to-end trace as this course's signature evidence and write the handoff: the fleet course inherits a pipeline that will see its first domain join happen.</w:t>
+        <w:t xml:space="preserve">Build three alerts: a device address never seen before, any session to the quarantine VLAN course 1.9 will add, and repeated attempts on ports the register denies. Give each a named responder, like lesson 5's alert.</w:t>
       </w:r>
     </w:p>
     <w:p>
@@ -5894,7 +5910,7 @@
           <w:sz w:val="18"/>
           <w:szCs w:val="18"/>
         </w:rPr>
-        <w:t xml:space="preserve">Get-WinEvent -LogName ForwardedEvents -MaxEvents 10 | Where-Object Id -eq 4625 | Select-Object TimeCreated, MachineName</w:t>
+        <w:t xml:space="preserve"># From a test host: try one unregistered port, then search for it in Splunk.</w:t>
       </w:r>
     </w:p>
     <w:p>
@@ -5910,7 +5926,23 @@
           <w:sz w:val="18"/>
           <w:szCs w:val="18"/>
         </w:rPr>
-        <w:t xml:space="preserve">Get-ChildItem C:\Evidence\logging-pipeline -Recurse | Select-Object Name, LastWriteTime</w:t>
+        <w:t xml:space="preserve">Test-NetConnection 10.0.40.20 -Port 1433</w:t>
+      </w:r>
+    </w:p>
+    <w:p>
+      <w:pPr>
+        <w:shd w:fill="F1F7FA" w:color="auto" w:val="clear"/>
+        <w:spacing w:after="0" w:before="0" w:line="252" w:lineRule="auto"/>
+        <w:ind w:left="160" w:right="160"/>
+      </w:pPr>
+      <w:r>
+        <w:rPr>
+          <w:rFonts w:ascii="Consolas" w:cs="Consolas" w:eastAsia="Consolas" w:hAnsi="Consolas"/>
+          <w:color w:val="193448"/>
+          <w:sz w:val="18"/>
+          <w:szCs w:val="18"/>
+        </w:rPr>
+        <w:t xml:space="preserve"># On the sensor (Linux): confirm the capture interface has no address.</w:t>
       </w:r>
     </w:p>
     <w:p>
@@ -5926,7 +5958,7 @@
           <w:sz w:val="18"/>
           <w:szCs w:val="18"/>
         </w:rPr>
-        <w:t xml:space="preserve">Get-FileHash -Algorithm SHA256 C:\Evidence\logging-pipeline\*</w:t>
+        <w:t xml:space="preserve">ip -brief address show</w:t>
       </w:r>
     </w:p>
     <w:p>
@@ -5956,7 +5988,7 @@
           <w:sz w:val="20"/>
           <w:szCs w:val="20"/>
         </w:rPr>
-        <w:t xml:space="preserve">The test event appears at every stage with consistent timestamps, the deny trace matches, the new hosts have baselines, and the DC rescan deltas are attributed to the audit policy.</w:t>
+        <w:t xml:space="preserve">The capture interface has no address, capture statistics show no drops at peak, and a test connection on an unregistered port appears as a sensor event in Splunk and fires its alert.</w:t>
       </w:r>
     </w:p>
     <w:p>
@@ -5988,7 +6020,7 @@
           <w:sz w:val="21"/>
           <w:szCs w:val="21"/>
         </w:rPr>
-        <w:t xml:space="preserve">Evidence to keep: Keep the four-stage trace of the test event, the deny trace, the scan set, and the handoff note to course 1.9.</w:t>
+        <w:t xml:space="preserve">Evidence to keep: Keep the SPAN configuration, the sensor's interface listing, capture statistics, the F20 register row, and the alert that fired for the test connection.</w:t>
       </w:r>
     </w:p>
     <w:tbl>
@@ -6443,7 +6475,7 @@
           <w:sz w:val="21"/>
           <w:szCs w:val="21"/>
         </w:rPr>
-        <w:t xml:space="preserve">What does the single traced event prove that stage-by-stage checks don't?</w:t>
+        <w:t xml:space="preserve">Why does the sensor's capture interface have no IP address?</w:t>
       </w:r>
     </w:p>
     <w:p>
@@ -6535,6 +6567,954 @@
           <w:sz w:val="20"/>
           <w:szCs w:val="20"/>
         </w:rPr>
+        <w:t xml:space="preserve">A SPAN session feeds a listen-only sensor; nothing can connect to its capture side.  Detections and flow records join the other evidence in Splunk.  Alerts cover the traffic the design says should never happen.</w:t>
+      </w:r>
+    </w:p>
+    <w:p>
+      <w:pPr>
+        <w:spacing w:after="60" w:before="0" w:line="288" w:lineRule="auto"/>
+      </w:pPr>
+      <w:hyperlink w:history="1" r:id="rIdtdgcufmbrqecebqoihubk">
+        <w:r>
+          <w:rPr>
+            <w:rFonts w:ascii="Arial" w:cs="Arial" w:eastAsia="Arial" w:hAnsi="Arial"/>
+            <w:color w:val="20647C"/>
+            <w:sz w:val="18"/>
+            <w:szCs w:val="18"/>
+            <w:u w:val="single"/>
+          </w:rPr>
+          <w:t xml:space="preserve">Splunk · product documentation</w:t>
+        </w:r>
+      </w:hyperlink>
+    </w:p>
+    <w:p>
+      <w:pPr>
+        <w:spacing w:after="60" w:before="0" w:line="288" w:lineRule="auto"/>
+      </w:pPr>
+      <w:hyperlink w:history="1" r:id="rId3y8rnviylsdq-ozei2pla">
+        <w:r>
+          <w:rPr>
+            <w:rFonts w:ascii="Arial" w:cs="Arial" w:eastAsia="Arial" w:hAnsi="Arial"/>
+            <w:color w:val="20647C"/>
+            <w:sz w:val="18"/>
+            <w:szCs w:val="18"/>
+            <w:u w:val="single"/>
+          </w:rPr>
+          <w:t xml:space="preserve">NIST · SP 800-53 Rev. 5 security controls (AU family)</w:t>
+        </w:r>
+      </w:hyperlink>
+    </w:p>
+    <w:p>
+      <w:r>
+        <w:br w:type="page"/>
+      </w:r>
+    </w:p>
+    <w:p>
+      <w:pPr>
+        <w:spacing w:after="80" w:before="0" w:line="288" w:lineRule="auto"/>
+      </w:pPr>
+      <w:r>
+        <w:rPr>
+          <w:rFonts w:ascii="Arial" w:cs="Arial" w:eastAsia="Arial" w:hAnsi="Arial"/>
+          <w:b/>
+          <w:bCs/>
+          <w:color w:val="20647C"/>
+          <w:sz w:val="16"/>
+          <w:szCs w:val="16"/>
+        </w:rPr>
+        <w:t xml:space="preserve">LESSON 07  /  ABOUT 20 MIN</w:t>
+      </w:r>
+    </w:p>
+    <w:p>
+      <w:pPr>
+        <w:pStyle w:val="Heading1"/>
+        <w:spacing w:after="120"/>
+      </w:pPr>
+      <w:bookmarkStart w:name="lesson-prove" w:id="9"/>
+      <w:r>
+        <w:rPr>
+          <w:rFonts w:ascii="Arial" w:cs="Arial" w:eastAsia="Arial" w:hAnsi="Arial"/>
+          <w:b/>
+          <w:bCs/>
+          <w:color w:val="193448"/>
+          <w:sz w:val="40"/>
+          <w:szCs w:val="40"/>
+        </w:rPr>
+        <w:t xml:space="preserve">Prove the chain and delta scan</w:t>
+      </w:r>
+      <w:bookmarkEnd w:id="9"/>
+    </w:p>
+    <w:p>
+      <w:pPr>
+        <w:pBdr>
+          <w:left w:val="single" w:color="20647C" w:sz="18" w:space="8"/>
+        </w:pBdr>
+        <w:shd w:fill="F1F7FA" w:color="auto" w:val="clear"/>
+        <w:spacing w:after="160" w:before="120" w:line="288" w:lineRule="auto"/>
+        <w:ind w:left="160" w:right="160"/>
+      </w:pPr>
+      <w:r>
+        <w:rPr>
+          <w:rFonts w:ascii="Arial" w:cs="Arial" w:eastAsia="Arial" w:hAnsi="Arial"/>
+          <w:b/>
+          <w:bCs/>
+          <w:color w:val="20647C"/>
+          <w:sz w:val="17"/>
+          <w:szCs w:val="17"/>
+        </w:rPr>
+        <w:t xml:space="preserve">WHY THIS MATTERS  </w:t>
+      </w:r>
+      <w:r>
+        <w:rPr>
+          <w:rFonts w:ascii="Arial" w:cs="Arial" w:eastAsia="Arial" w:hAnsi="Arial"/>
+          <w:color w:val="193448"/>
+          <w:sz w:val="20"/>
+          <w:szCs w:val="20"/>
+        </w:rPr>
+        <w:t xml:space="preserve">One deliberate event, followed all the way: a failed privileged sign-in should appear on the source, the collector, the repository's next archive, and the analyst's screen — then the cadence scans close the course.</w:t>
+      </w:r>
+    </w:p>
+    <w:p>
+      <w:pPr>
+        <w:pStyle w:val="Heading2"/>
+        <w:keepNext/>
+        <w:spacing w:after="100" w:before="200"/>
+      </w:pPr>
+      <w:r>
+        <w:rPr>
+          <w:rFonts w:ascii="Arial" w:cs="Arial" w:eastAsia="Arial" w:hAnsi="Arial"/>
+          <w:b/>
+          <w:bCs/>
+          <w:color w:val="193448"/>
+          <w:sz w:val="26"/>
+          <w:szCs w:val="26"/>
+        </w:rPr>
+        <w:t xml:space="preserve">In this lesson you will</w:t>
+      </w:r>
+    </w:p>
+    <w:p>
+      <w:pPr>
+        <w:pStyle w:val="ListParagraph"/>
+        <w:numPr>
+          <w:ilvl w:val="0"/>
+          <w:numId w:val="3"/>
+        </w:numPr>
+        <w:spacing w:after="120" w:before="0" w:line="288" w:lineRule="auto"/>
+      </w:pPr>
+      <w:r>
+        <w:rPr>
+          <w:rFonts w:ascii="Arial" w:cs="Arial" w:eastAsia="Arial" w:hAnsi="Arial"/>
+          <w:color w:val="526B7E"/>
+          <w:sz w:val="21"/>
+          <w:szCs w:val="21"/>
+        </w:rPr>
+        <w:t xml:space="preserve">Trace a test event through all three stages.</w:t>
+      </w:r>
+    </w:p>
+    <w:p>
+      <w:pPr>
+        <w:pStyle w:val="ListParagraph"/>
+        <w:numPr>
+          <w:ilvl w:val="0"/>
+          <w:numId w:val="3"/>
+        </w:numPr>
+        <w:spacing w:after="120" w:before="0" w:line="288" w:lineRule="auto"/>
+      </w:pPr>
+      <w:r>
+        <w:rPr>
+          <w:rFonts w:ascii="Arial" w:cs="Arial" w:eastAsia="Arial" w:hAnsi="Arial"/>
+          <w:color w:val="526B7E"/>
+          <w:sz w:val="21"/>
+          <w:szCs w:val="21"/>
+        </w:rPr>
+        <w:t xml:space="preserve">Verify the router-deny stream the same way.</w:t>
+      </w:r>
+    </w:p>
+    <w:p>
+      <w:pPr>
+        <w:pStyle w:val="ListParagraph"/>
+        <w:numPr>
+          <w:ilvl w:val="0"/>
+          <w:numId w:val="3"/>
+        </w:numPr>
+        <w:spacing w:after="120" w:before="0" w:line="288" w:lineRule="auto"/>
+      </w:pPr>
+      <w:r>
+        <w:rPr>
+          <w:rFonts w:ascii="Arial" w:cs="Arial" w:eastAsia="Arial" w:hAnsi="Arial"/>
+          <w:color w:val="526B7E"/>
+          <w:sz w:val="21"/>
+          <w:szCs w:val="21"/>
+        </w:rPr>
+        <w:t xml:space="preserve">Baseline the new hosts and file the course evidence.</w:t>
+      </w:r>
+    </w:p>
+    <w:p>
+      <w:pPr>
+        <w:pStyle w:val="Heading2"/>
+        <w:keepNext/>
+        <w:spacing w:after="100" w:before="200"/>
+      </w:pPr>
+      <w:r>
+        <w:rPr>
+          <w:rFonts w:ascii="Arial" w:cs="Arial" w:eastAsia="Arial" w:hAnsi="Arial"/>
+          <w:b/>
+          <w:bCs/>
+          <w:color w:val="193448"/>
+          <w:sz w:val="26"/>
+          <w:szCs w:val="26"/>
+        </w:rPr>
+        <w:t xml:space="preserve">Follow the build</w:t>
+      </w:r>
+    </w:p>
+    <w:p>
+      <w:pPr>
+        <w:pStyle w:val="ListParagraph"/>
+        <w:numPr>
+          <w:ilvl w:val="0"/>
+          <w:numId w:val="10"/>
+        </w:numPr>
+        <w:spacing w:after="120" w:before="0" w:line="288" w:lineRule="auto"/>
+      </w:pPr>
+      <w:r>
+        <w:rPr>
+          <w:rFonts w:ascii="Arial" w:cs="Arial" w:eastAsia="Arial" w:hAnsi="Arial"/>
+          <w:color w:val="526B7E"/>
+          <w:sz w:val="21"/>
+          <w:szCs w:val="21"/>
+        </w:rPr>
+        <w:t xml:space="preserve">Generate the test event: one failed sign-in with a (disabled-password) tier account on a DC. Find it in the DC's Security log, in Forwarded Events on the collector, flag it for the next archive's verification on the repository, and watch the alert fire in analysis.</w:t>
+      </w:r>
+    </w:p>
+    <w:p>
+      <w:pPr>
+        <w:pStyle w:val="ListParagraph"/>
+        <w:numPr>
+          <w:ilvl w:val="0"/>
+          <w:numId w:val="10"/>
+        </w:numPr>
+        <w:spacing w:after="120" w:before="0" w:line="288" w:lineRule="auto"/>
+      </w:pPr>
+      <w:r>
+        <w:rPr>
+          <w:rFonts w:ascii="Arial" w:cs="Arial" w:eastAsia="Arial" w:hAnsi="Arial"/>
+          <w:color w:val="526B7E"/>
+          <w:sz w:val="21"/>
+          <w:szCs w:val="21"/>
+        </w:rPr>
+        <w:t xml:space="preserve">Repeat with the boundary: probe one unregistered port, then find that deny in the syslog stream and in search two — course 1.5's evidence pair now assembles itself.</w:t>
+      </w:r>
+    </w:p>
+    <w:p>
+      <w:pPr>
+        <w:pStyle w:val="ListParagraph"/>
+        <w:numPr>
+          <w:ilvl w:val="0"/>
+          <w:numId w:val="10"/>
+        </w:numPr>
+        <w:spacing w:after="120" w:before="0" w:line="288" w:lineRule="auto"/>
+      </w:pPr>
+      <w:r>
+        <w:rPr>
+          <w:rFonts w:ascii="Arial" w:cs="Arial" w:eastAsia="Arial" w:hAnsi="Arial"/>
+          <w:color w:val="526B7E"/>
+          <w:sz w:val="21"/>
+          <w:szCs w:val="21"/>
+        </w:rPr>
+        <w:t xml:space="preserve">Run the cadence: first baselines for SBD-SYSLOG01, SBD-AUDIT01, SBD-SPLUNK01, and SBD-SENSOR01 (Windows hosts with the standard benchmark; a non-Windows analysis host gets its config export + hash treatment like the router), plus a DC rescan for the audit-policy deltas.</w:t>
+      </w:r>
+    </w:p>
+    <w:p>
+      <w:pPr>
+        <w:pStyle w:val="ListParagraph"/>
+        <w:numPr>
+          <w:ilvl w:val="0"/>
+          <w:numId w:val="10"/>
+        </w:numPr>
+        <w:spacing w:after="120" w:before="0" w:line="288" w:lineRule="auto"/>
+      </w:pPr>
+      <w:r>
+        <w:rPr>
+          <w:rFonts w:ascii="Arial" w:cs="Arial" w:eastAsia="Arial" w:hAnsi="Arial"/>
+          <w:color w:val="526B7E"/>
+          <w:sz w:val="21"/>
+          <w:szCs w:val="21"/>
+        </w:rPr>
+        <w:t xml:space="preserve">File the end-to-end trace as this course's signature evidence and write the handoff: the fleet course inherits a pipeline that will see its first domain join happen.</w:t>
+      </w:r>
+    </w:p>
+    <w:p>
+      <w:pPr>
+        <w:pStyle w:val="Heading2"/>
+        <w:keepNext/>
+        <w:spacing w:after="100" w:before="200"/>
+      </w:pPr>
+      <w:r>
+        <w:rPr>
+          <w:rFonts w:ascii="Arial" w:cs="Arial" w:eastAsia="Arial" w:hAnsi="Arial"/>
+          <w:b/>
+          <w:bCs/>
+          <w:color w:val="193448"/>
+          <w:sz w:val="26"/>
+          <w:szCs w:val="26"/>
+        </w:rPr>
+        <w:t xml:space="preserve">Check your result</w:t>
+      </w:r>
+    </w:p>
+    <w:p>
+      <w:pPr>
+        <w:shd w:fill="F1F7FA" w:color="auto" w:val="clear"/>
+        <w:spacing w:after="0" w:before="0" w:line="252" w:lineRule="auto"/>
+        <w:ind w:left="160" w:right="160"/>
+      </w:pPr>
+      <w:r>
+        <w:rPr>
+          <w:rFonts w:ascii="Consolas" w:cs="Consolas" w:eastAsia="Consolas" w:hAnsi="Consolas"/>
+          <w:color w:val="193448"/>
+          <w:sz w:val="18"/>
+          <w:szCs w:val="18"/>
+        </w:rPr>
+        <w:t xml:space="preserve">Get-WinEvent -LogName ForwardedEvents -MaxEvents 10 | Where-Object Id -eq 4625 | Select-Object TimeCreated, MachineName</w:t>
+      </w:r>
+    </w:p>
+    <w:p>
+      <w:pPr>
+        <w:shd w:fill="F1F7FA" w:color="auto" w:val="clear"/>
+        <w:spacing w:after="0" w:before="0" w:line="252" w:lineRule="auto"/>
+        <w:ind w:left="160" w:right="160"/>
+      </w:pPr>
+      <w:r>
+        <w:rPr>
+          <w:rFonts w:ascii="Consolas" w:cs="Consolas" w:eastAsia="Consolas" w:hAnsi="Consolas"/>
+          <w:color w:val="193448"/>
+          <w:sz w:val="18"/>
+          <w:szCs w:val="18"/>
+        </w:rPr>
+        <w:t xml:space="preserve">Get-ChildItem C:\Evidence\logging-pipeline -Recurse | Select-Object Name, LastWriteTime</w:t>
+      </w:r>
+    </w:p>
+    <w:p>
+      <w:pPr>
+        <w:shd w:fill="F1F7FA" w:color="auto" w:val="clear"/>
+        <w:spacing w:after="160" w:before="0" w:line="252" w:lineRule="auto"/>
+        <w:ind w:left="160" w:right="160"/>
+      </w:pPr>
+      <w:r>
+        <w:rPr>
+          <w:rFonts w:ascii="Consolas" w:cs="Consolas" w:eastAsia="Consolas" w:hAnsi="Consolas"/>
+          <w:color w:val="193448"/>
+          <w:sz w:val="18"/>
+          <w:szCs w:val="18"/>
+        </w:rPr>
+        <w:t xml:space="preserve">Get-FileHash -Algorithm SHA256 C:\Evidence\logging-pipeline\*</w:t>
+      </w:r>
+    </w:p>
+    <w:p>
+      <w:pPr>
+        <w:pBdr>
+          <w:left w:val="single" w:color="20647C" w:sz="18" w:space="8"/>
+        </w:pBdr>
+        <w:shd w:fill="F1F7FA" w:color="auto" w:val="clear"/>
+        <w:spacing w:after="160" w:before="120" w:line="288" w:lineRule="auto"/>
+        <w:ind w:left="160" w:right="160"/>
+      </w:pPr>
+      <w:r>
+        <w:rPr>
+          <w:rFonts w:ascii="Arial" w:cs="Arial" w:eastAsia="Arial" w:hAnsi="Arial"/>
+          <w:b/>
+          <w:bCs/>
+          <w:color w:val="20647C"/>
+          <w:sz w:val="17"/>
+          <w:szCs w:val="17"/>
+        </w:rPr>
+        <w:t xml:space="preserve">WHAT SUCCESS LOOKS LIKE  </w:t>
+      </w:r>
+      <w:r>
+        <w:rPr>
+          <w:rFonts w:ascii="Arial" w:cs="Arial" w:eastAsia="Arial" w:hAnsi="Arial"/>
+          <w:color w:val="193448"/>
+          <w:sz w:val="20"/>
+          <w:szCs w:val="20"/>
+        </w:rPr>
+        <w:t xml:space="preserve">The test event appears at every stage with consistent timestamps, the deny trace matches, the new hosts have baselines, and the DC rescan deltas are attributed to the audit policy.</w:t>
+      </w:r>
+    </w:p>
+    <w:p>
+      <w:pPr>
+        <w:pStyle w:val="Heading2"/>
+        <w:keepNext/>
+        <w:spacing w:after="100" w:before="200"/>
+      </w:pPr>
+      <w:r>
+        <w:rPr>
+          <w:rFonts w:ascii="Arial" w:cs="Arial" w:eastAsia="Arial" w:hAnsi="Arial"/>
+          <w:b/>
+          <w:bCs/>
+          <w:color w:val="193448"/>
+          <w:sz w:val="26"/>
+          <w:szCs w:val="26"/>
+        </w:rPr>
+        <w:t xml:space="preserve">Your record</w:t>
+      </w:r>
+    </w:p>
+    <w:p>
+      <w:pPr>
+        <w:spacing w:after="160" w:before="0" w:line="288" w:lineRule="auto"/>
+      </w:pPr>
+      <w:r>
+        <w:rPr>
+          <w:rFonts w:ascii="Arial" w:cs="Arial" w:eastAsia="Arial" w:hAnsi="Arial"/>
+          <w:color w:val="526B7E"/>
+          <w:sz w:val="21"/>
+          <w:szCs w:val="21"/>
+        </w:rPr>
+        <w:t xml:space="preserve">Evidence to keep: Keep the four-stage trace of the test event, the deny trace, the scan set, and the handoff note to course 1.9.</w:t>
+      </w:r>
+    </w:p>
+    <w:tbl>
+      <w:tblPr>
+        <w:tblW w:type="dxa" w:w="9360"/>
+        <w:tblBorders>
+          <w:top w:val="single" w:color="C7D9E2" w:sz="4"/>
+          <w:left w:val="single" w:color="C7D9E2" w:sz="4"/>
+          <w:bottom w:val="single" w:color="C7D9E2" w:sz="4"/>
+          <w:right w:val="single" w:color="C7D9E2" w:sz="4"/>
+          <w:insideH w:val="single" w:color="C7D9E2" w:sz="4"/>
+          <w:insideV w:val="single" w:color="C7D9E2" w:sz="4"/>
+        </w:tblBorders>
+      </w:tblPr>
+      <w:tblGrid>
+        <w:gridCol w:w="3000"/>
+        <w:gridCol w:w="6360"/>
+      </w:tblGrid>
+      <w:tr>
+        <w:trPr>
+          <w:tblHeader/>
+        </w:trPr>
+        <w:tc>
+          <w:tcPr>
+            <w:tcW w:type="dxa" w:w="3000"/>
+            <w:shd w:fill="F1F7FA" w:color="auto" w:val="clear"/>
+            <w:tcMar>
+              <w:top w:type="dxa" w:w="90"/>
+              <w:left w:type="dxa" w:w="120"/>
+              <w:bottom w:type="dxa" w:w="90"/>
+              <w:right w:type="dxa" w:w="120"/>
+            </w:tcMar>
+          </w:tcPr>
+          <w:p>
+            <w:pPr>
+              <w:spacing w:after="0" w:before="0" w:line="288" w:lineRule="auto"/>
+            </w:pPr>
+            <w:r>
+              <w:rPr>
+                <w:rFonts w:ascii="Arial" w:cs="Arial" w:eastAsia="Arial" w:hAnsi="Arial"/>
+                <w:b/>
+                <w:bCs/>
+                <w:color w:val="20647C"/>
+                <w:sz w:val="16"/>
+                <w:szCs w:val="16"/>
+              </w:rPr>
+              <w:t xml:space="preserve">RECORD</w:t>
+            </w:r>
+          </w:p>
+        </w:tc>
+        <w:tc>
+          <w:tcPr>
+            <w:tcW w:type="dxa" w:w="6360"/>
+            <w:shd w:fill="F1F7FA" w:color="auto" w:val="clear"/>
+            <w:tcMar>
+              <w:top w:type="dxa" w:w="90"/>
+              <w:left w:type="dxa" w:w="120"/>
+              <w:bottom w:type="dxa" w:w="90"/>
+              <w:right w:type="dxa" w:w="120"/>
+            </w:tcMar>
+          </w:tcPr>
+          <w:p>
+            <w:pPr>
+              <w:spacing w:after="0" w:before="0" w:line="288" w:lineRule="auto"/>
+            </w:pPr>
+            <w:r>
+              <w:rPr>
+                <w:rFonts w:ascii="Arial" w:cs="Arial" w:eastAsia="Arial" w:hAnsi="Arial"/>
+                <w:b/>
+                <w:bCs/>
+                <w:color w:val="20647C"/>
+                <w:sz w:val="16"/>
+                <w:szCs w:val="16"/>
+              </w:rPr>
+              <w:t xml:space="preserve">YOUR OBSERVATION</w:t>
+            </w:r>
+          </w:p>
+        </w:tc>
+      </w:tr>
+      <w:tr>
+        <w:trPr>
+          <w:cantSplit/>
+        </w:trPr>
+        <w:tc>
+          <w:tcPr>
+            <w:tcW w:type="dxa" w:w="3000"/>
+            <w:tcMar>
+              <w:top w:type="dxa" w:w="90"/>
+              <w:left w:type="dxa" w:w="120"/>
+              <w:bottom w:type="dxa" w:w="90"/>
+              <w:right w:type="dxa" w:w="120"/>
+            </w:tcMar>
+          </w:tcPr>
+          <w:p>
+            <w:pPr>
+              <w:spacing w:after="0" w:before="0" w:line="288" w:lineRule="auto"/>
+            </w:pPr>
+            <w:r>
+              <w:rPr>
+                <w:rFonts w:ascii="Arial" w:cs="Arial" w:eastAsia="Arial" w:hAnsi="Arial"/>
+                <w:color w:val="193448"/>
+                <w:sz w:val="19"/>
+                <w:szCs w:val="19"/>
+              </w:rPr>
+              <w:t xml:space="preserve">Host(s) and time collected</w:t>
+            </w:r>
+          </w:p>
+        </w:tc>
+        <w:tc>
+          <w:tcPr>
+            <w:tcW w:type="dxa" w:w="6360"/>
+            <w:tcMar>
+              <w:top w:type="dxa" w:w="90"/>
+              <w:left w:type="dxa" w:w="120"/>
+              <w:bottom w:type="dxa" w:w="90"/>
+              <w:right w:type="dxa" w:w="120"/>
+            </w:tcMar>
+          </w:tcPr>
+          <w:p>
+            <w:pPr>
+              <w:spacing w:after="0" w:before="0" w:line="288" w:lineRule="auto"/>
+            </w:pPr>
+            <w:r>
+              <w:rPr>
+                <w:rFonts w:ascii="Arial" w:cs="Arial" w:eastAsia="Arial" w:hAnsi="Arial"/>
+                <w:color w:val="193448"/>
+                <w:sz w:val="21"/>
+                <w:szCs w:val="21"/>
+              </w:rPr>
+              <w:t xml:space="preserve"> </w:t>
+            </w:r>
+          </w:p>
+          <w:p>
+            <w:pPr>
+              <w:spacing w:after="0" w:before="0" w:line="288" w:lineRule="auto"/>
+            </w:pPr>
+            <w:r>
+              <w:rPr>
+                <w:rFonts w:ascii="Arial" w:cs="Arial" w:eastAsia="Arial" w:hAnsi="Arial"/>
+                <w:color w:val="193448"/>
+                <w:sz w:val="21"/>
+                <w:szCs w:val="21"/>
+              </w:rPr>
+              <w:t xml:space="preserve"> </w:t>
+            </w:r>
+          </w:p>
+        </w:tc>
+      </w:tr>
+      <w:tr>
+        <w:trPr>
+          <w:cantSplit/>
+        </w:trPr>
+        <w:tc>
+          <w:tcPr>
+            <w:tcW w:type="dxa" w:w="3000"/>
+            <w:tcMar>
+              <w:top w:type="dxa" w:w="90"/>
+              <w:left w:type="dxa" w:w="120"/>
+              <w:bottom w:type="dxa" w:w="90"/>
+              <w:right w:type="dxa" w:w="120"/>
+            </w:tcMar>
+          </w:tcPr>
+          <w:p>
+            <w:pPr>
+              <w:spacing w:after="0" w:before="0" w:line="288" w:lineRule="auto"/>
+            </w:pPr>
+            <w:r>
+              <w:rPr>
+                <w:rFonts w:ascii="Arial" w:cs="Arial" w:eastAsia="Arial" w:hAnsi="Arial"/>
+                <w:color w:val="193448"/>
+                <w:sz w:val="19"/>
+                <w:szCs w:val="19"/>
+              </w:rPr>
+              <w:t xml:space="preserve">Observed result</w:t>
+            </w:r>
+          </w:p>
+        </w:tc>
+        <w:tc>
+          <w:tcPr>
+            <w:tcW w:type="dxa" w:w="6360"/>
+            <w:tcMar>
+              <w:top w:type="dxa" w:w="90"/>
+              <w:left w:type="dxa" w:w="120"/>
+              <w:bottom w:type="dxa" w:w="90"/>
+              <w:right w:type="dxa" w:w="120"/>
+            </w:tcMar>
+          </w:tcPr>
+          <w:p>
+            <w:pPr>
+              <w:spacing w:after="0" w:before="0" w:line="288" w:lineRule="auto"/>
+            </w:pPr>
+            <w:r>
+              <w:rPr>
+                <w:rFonts w:ascii="Arial" w:cs="Arial" w:eastAsia="Arial" w:hAnsi="Arial"/>
+                <w:color w:val="193448"/>
+                <w:sz w:val="21"/>
+                <w:szCs w:val="21"/>
+              </w:rPr>
+              <w:t xml:space="preserve"> </w:t>
+            </w:r>
+          </w:p>
+          <w:p>
+            <w:pPr>
+              <w:spacing w:after="0" w:before="0" w:line="288" w:lineRule="auto"/>
+            </w:pPr>
+            <w:r>
+              <w:rPr>
+                <w:rFonts w:ascii="Arial" w:cs="Arial" w:eastAsia="Arial" w:hAnsi="Arial"/>
+                <w:color w:val="193448"/>
+                <w:sz w:val="21"/>
+                <w:szCs w:val="21"/>
+              </w:rPr>
+              <w:t xml:space="preserve"> </w:t>
+            </w:r>
+          </w:p>
+        </w:tc>
+      </w:tr>
+      <w:tr>
+        <w:trPr>
+          <w:cantSplit/>
+        </w:trPr>
+        <w:tc>
+          <w:tcPr>
+            <w:tcW w:type="dxa" w:w="3000"/>
+            <w:tcMar>
+              <w:top w:type="dxa" w:w="90"/>
+              <w:left w:type="dxa" w:w="120"/>
+              <w:bottom w:type="dxa" w:w="90"/>
+              <w:right w:type="dxa" w:w="120"/>
+            </w:tcMar>
+          </w:tcPr>
+          <w:p>
+            <w:pPr>
+              <w:spacing w:after="0" w:before="0" w:line="288" w:lineRule="auto"/>
+            </w:pPr>
+            <w:r>
+              <w:rPr>
+                <w:rFonts w:ascii="Arial" w:cs="Arial" w:eastAsia="Arial" w:hAnsi="Arial"/>
+                <w:color w:val="193448"/>
+                <w:sz w:val="19"/>
+                <w:szCs w:val="19"/>
+              </w:rPr>
+              <w:t xml:space="preserve">Differences from the plan</w:t>
+            </w:r>
+          </w:p>
+        </w:tc>
+        <w:tc>
+          <w:tcPr>
+            <w:tcW w:type="dxa" w:w="6360"/>
+            <w:tcMar>
+              <w:top w:type="dxa" w:w="90"/>
+              <w:left w:type="dxa" w:w="120"/>
+              <w:bottom w:type="dxa" w:w="90"/>
+              <w:right w:type="dxa" w:w="120"/>
+            </w:tcMar>
+          </w:tcPr>
+          <w:p>
+            <w:pPr>
+              <w:spacing w:after="0" w:before="0" w:line="288" w:lineRule="auto"/>
+            </w:pPr>
+            <w:r>
+              <w:rPr>
+                <w:rFonts w:ascii="Arial" w:cs="Arial" w:eastAsia="Arial" w:hAnsi="Arial"/>
+                <w:color w:val="193448"/>
+                <w:sz w:val="21"/>
+                <w:szCs w:val="21"/>
+              </w:rPr>
+              <w:t xml:space="preserve"> </w:t>
+            </w:r>
+          </w:p>
+          <w:p>
+            <w:pPr>
+              <w:spacing w:after="0" w:before="0" w:line="288" w:lineRule="auto"/>
+            </w:pPr>
+            <w:r>
+              <w:rPr>
+                <w:rFonts w:ascii="Arial" w:cs="Arial" w:eastAsia="Arial" w:hAnsi="Arial"/>
+                <w:color w:val="193448"/>
+                <w:sz w:val="21"/>
+                <w:szCs w:val="21"/>
+              </w:rPr>
+              <w:t xml:space="preserve"> </w:t>
+            </w:r>
+          </w:p>
+        </w:tc>
+      </w:tr>
+      <w:tr>
+        <w:trPr>
+          <w:cantSplit/>
+        </w:trPr>
+        <w:tc>
+          <w:tcPr>
+            <w:tcW w:type="dxa" w:w="3000"/>
+            <w:tcMar>
+              <w:top w:type="dxa" w:w="90"/>
+              <w:left w:type="dxa" w:w="120"/>
+              <w:bottom w:type="dxa" w:w="90"/>
+              <w:right w:type="dxa" w:w="120"/>
+            </w:tcMar>
+          </w:tcPr>
+          <w:p>
+            <w:pPr>
+              <w:spacing w:after="0" w:before="0" w:line="288" w:lineRule="auto"/>
+            </w:pPr>
+            <w:r>
+              <w:rPr>
+                <w:rFonts w:ascii="Arial" w:cs="Arial" w:eastAsia="Arial" w:hAnsi="Arial"/>
+                <w:color w:val="193448"/>
+                <w:sz w:val="19"/>
+                <w:szCs w:val="19"/>
+              </w:rPr>
+              <w:t xml:space="preserve">Evidence file names</w:t>
+            </w:r>
+          </w:p>
+        </w:tc>
+        <w:tc>
+          <w:tcPr>
+            <w:tcW w:type="dxa" w:w="6360"/>
+            <w:tcMar>
+              <w:top w:type="dxa" w:w="90"/>
+              <w:left w:type="dxa" w:w="120"/>
+              <w:bottom w:type="dxa" w:w="90"/>
+              <w:right w:type="dxa" w:w="120"/>
+            </w:tcMar>
+          </w:tcPr>
+          <w:p>
+            <w:pPr>
+              <w:spacing w:after="0" w:before="0" w:line="288" w:lineRule="auto"/>
+            </w:pPr>
+            <w:r>
+              <w:rPr>
+                <w:rFonts w:ascii="Arial" w:cs="Arial" w:eastAsia="Arial" w:hAnsi="Arial"/>
+                <w:color w:val="193448"/>
+                <w:sz w:val="21"/>
+                <w:szCs w:val="21"/>
+              </w:rPr>
+              <w:t xml:space="preserve"> </w:t>
+            </w:r>
+          </w:p>
+          <w:p>
+            <w:pPr>
+              <w:spacing w:after="0" w:before="0" w:line="288" w:lineRule="auto"/>
+            </w:pPr>
+            <w:r>
+              <w:rPr>
+                <w:rFonts w:ascii="Arial" w:cs="Arial" w:eastAsia="Arial" w:hAnsi="Arial"/>
+                <w:color w:val="193448"/>
+                <w:sz w:val="21"/>
+                <w:szCs w:val="21"/>
+              </w:rPr>
+              <w:t xml:space="preserve"> </w:t>
+            </w:r>
+          </w:p>
+        </w:tc>
+      </w:tr>
+      <w:tr>
+        <w:trPr>
+          <w:cantSplit/>
+        </w:trPr>
+        <w:tc>
+          <w:tcPr>
+            <w:tcW w:type="dxa" w:w="3000"/>
+            <w:tcMar>
+              <w:top w:type="dxa" w:w="90"/>
+              <w:left w:type="dxa" w:w="120"/>
+              <w:bottom w:type="dxa" w:w="90"/>
+              <w:right w:type="dxa" w:w="120"/>
+            </w:tcMar>
+          </w:tcPr>
+          <w:p>
+            <w:pPr>
+              <w:spacing w:after="0" w:before="0" w:line="288" w:lineRule="auto"/>
+            </w:pPr>
+            <w:r>
+              <w:rPr>
+                <w:rFonts w:ascii="Arial" w:cs="Arial" w:eastAsia="Arial" w:hAnsi="Arial"/>
+                <w:color w:val="193448"/>
+                <w:sz w:val="19"/>
+                <w:szCs w:val="19"/>
+              </w:rPr>
+              <w:t xml:space="preserve">Open items or findings</w:t>
+            </w:r>
+          </w:p>
+        </w:tc>
+        <w:tc>
+          <w:tcPr>
+            <w:tcW w:type="dxa" w:w="6360"/>
+            <w:tcMar>
+              <w:top w:type="dxa" w:w="90"/>
+              <w:left w:type="dxa" w:w="120"/>
+              <w:bottom w:type="dxa" w:w="90"/>
+              <w:right w:type="dxa" w:w="120"/>
+            </w:tcMar>
+          </w:tcPr>
+          <w:p>
+            <w:pPr>
+              <w:spacing w:after="0" w:before="0" w:line="288" w:lineRule="auto"/>
+            </w:pPr>
+            <w:r>
+              <w:rPr>
+                <w:rFonts w:ascii="Arial" w:cs="Arial" w:eastAsia="Arial" w:hAnsi="Arial"/>
+                <w:color w:val="193448"/>
+                <w:sz w:val="21"/>
+                <w:szCs w:val="21"/>
+              </w:rPr>
+              <w:t xml:space="preserve"> </w:t>
+            </w:r>
+          </w:p>
+          <w:p>
+            <w:pPr>
+              <w:spacing w:after="0" w:before="0" w:line="288" w:lineRule="auto"/>
+            </w:pPr>
+            <w:r>
+              <w:rPr>
+                <w:rFonts w:ascii="Arial" w:cs="Arial" w:eastAsia="Arial" w:hAnsi="Arial"/>
+                <w:color w:val="193448"/>
+                <w:sz w:val="21"/>
+                <w:szCs w:val="21"/>
+              </w:rPr>
+              <w:t xml:space="preserve"> </w:t>
+            </w:r>
+          </w:p>
+        </w:tc>
+      </w:tr>
+    </w:tbl>
+    <w:p>
+      <w:pPr>
+        <w:pStyle w:val="Heading2"/>
+        <w:keepNext/>
+        <w:spacing w:after="100" w:before="200"/>
+      </w:pPr>
+      <w:r>
+        <w:rPr>
+          <w:rFonts w:ascii="Arial" w:cs="Arial" w:eastAsia="Arial" w:hAnsi="Arial"/>
+          <w:b/>
+          <w:bCs/>
+          <w:color w:val="193448"/>
+          <w:sz w:val="26"/>
+          <w:szCs w:val="26"/>
+        </w:rPr>
+        <w:t xml:space="preserve">Think it through</w:t>
+      </w:r>
+    </w:p>
+    <w:p>
+      <w:pPr>
+        <w:spacing w:after="120" w:before="0" w:line="288" w:lineRule="auto"/>
+      </w:pPr>
+      <w:r>
+        <w:rPr>
+          <w:rFonts w:ascii="Arial" w:cs="Arial" w:eastAsia="Arial" w:hAnsi="Arial"/>
+          <w:color w:val="193448"/>
+          <w:sz w:val="21"/>
+          <w:szCs w:val="21"/>
+        </w:rPr>
+        <w:t xml:space="preserve">What does the single traced event prove that stage-by-stage checks don't?</w:t>
+      </w:r>
+    </w:p>
+    <w:p>
+      <w:pPr>
+        <w:pBdr>
+          <w:bottom w:val="single" w:color="C7D9E2" w:sz="4" w:space="1"/>
+        </w:pBdr>
+        <w:spacing w:after="0" w:before="0" w:line="288" w:lineRule="auto"/>
+      </w:pPr>
+      <w:r>
+        <w:rPr>
+          <w:rFonts w:ascii="Arial" w:cs="Arial" w:eastAsia="Arial" w:hAnsi="Arial"/>
+          <w:color w:val="193448"/>
+          <w:sz w:val="21"/>
+          <w:szCs w:val="21"/>
+        </w:rPr>
+        <w:t xml:space="preserve"> </w:t>
+      </w:r>
+    </w:p>
+    <w:p>
+      <w:pPr>
+        <w:spacing w:after="120" w:before="0"/>
+      </w:pPr>
+      <w:r>
+        <w:rPr>
+          <w:rFonts w:ascii="Arial" w:cs="Arial" w:eastAsia="Arial" w:hAnsi="Arial"/>
+          <w:color w:val="193448"/>
+          <w:sz w:val="8"/>
+          <w:szCs w:val="8"/>
+        </w:rPr>
+        <w:t xml:space="preserve"> </w:t>
+      </w:r>
+    </w:p>
+    <w:p>
+      <w:pPr>
+        <w:pBdr>
+          <w:bottom w:val="single" w:color="C7D9E2" w:sz="4" w:space="1"/>
+        </w:pBdr>
+        <w:spacing w:after="0" w:before="0" w:line="288" w:lineRule="auto"/>
+      </w:pPr>
+      <w:r>
+        <w:rPr>
+          <w:rFonts w:ascii="Arial" w:cs="Arial" w:eastAsia="Arial" w:hAnsi="Arial"/>
+          <w:color w:val="193448"/>
+          <w:sz w:val="21"/>
+          <w:szCs w:val="21"/>
+        </w:rPr>
+        <w:t xml:space="preserve"> </w:t>
+      </w:r>
+    </w:p>
+    <w:p>
+      <w:pPr>
+        <w:spacing w:after="120" w:before="0"/>
+      </w:pPr>
+      <w:r>
+        <w:rPr>
+          <w:rFonts w:ascii="Arial" w:cs="Arial" w:eastAsia="Arial" w:hAnsi="Arial"/>
+          <w:color w:val="193448"/>
+          <w:sz w:val="8"/>
+          <w:szCs w:val="8"/>
+        </w:rPr>
+        <w:t xml:space="preserve"> </w:t>
+      </w:r>
+    </w:p>
+    <w:p>
+      <w:pPr>
+        <w:pBdr>
+          <w:left w:val="single" w:color="20647C" w:sz="18" w:space="8"/>
+        </w:pBdr>
+        <w:shd w:fill="F1F7FA" w:color="auto" w:val="clear"/>
+        <w:spacing w:after="160" w:before="120" w:line="288" w:lineRule="auto"/>
+        <w:ind w:left="160" w:right="160"/>
+      </w:pPr>
+      <w:r>
+        <w:rPr>
+          <w:rFonts w:ascii="Arial" w:cs="Arial" w:eastAsia="Arial" w:hAnsi="Arial"/>
+          <w:b/>
+          <w:bCs/>
+          <w:color w:val="20647C"/>
+          <w:sz w:val="17"/>
+          <w:szCs w:val="17"/>
+        </w:rPr>
+        <w:t xml:space="preserve">REMEMBER  </w:t>
+      </w:r>
+      <w:r>
+        <w:rPr>
+          <w:rFonts w:ascii="Arial" w:cs="Arial" w:eastAsia="Arial" w:hAnsi="Arial"/>
+          <w:color w:val="193448"/>
+          <w:sz w:val="20"/>
+          <w:szCs w:val="20"/>
+        </w:rPr>
         <w:t xml:space="preserve">One event, four stages, consistent timestamps — the chain is real.  Boundary denies assemble their own evidence now.  Baselines, rescans, and the handoff close wave 4a.</w:t>
       </w:r>
     </w:p>
@@ -6542,7 +7522,7 @@
       <w:pPr>
         <w:spacing w:after="60" w:before="0" w:line="288" w:lineRule="auto"/>
       </w:pPr>
-      <w:hyperlink w:history="1" r:id="rIdfrx9uqr95evmq6gfowv_a">
+      <w:hyperlink w:history="1" r:id="rIdkwis-ltfuwfvxlygvzi0-">
         <w:r>
           <w:rPr>
             <w:rFonts w:ascii="Arial" w:cs="Arial" w:eastAsia="Arial" w:hAnsi="Arial"/>
@@ -6559,7 +7539,7 @@
       <w:pPr>
         <w:spacing w:after="60" w:before="0" w:line="288" w:lineRule="auto"/>
       </w:pPr>
-      <w:hyperlink w:history="1" r:id="rId8hm0h-9i7ndplo07djdrr">
+      <w:hyperlink w:history="1" r:id="rIdodr9mpvtnfw0h5cuor3ic">
         <w:r>
           <w:rPr>
             <w:rFonts w:ascii="Arial" w:cs="Arial" w:eastAsia="Arial" w:hAnsi="Arial"/>
@@ -6598,7 +7578,7 @@
         <w:pStyle w:val="Heading1"/>
         <w:spacing w:after="120"/>
       </w:pPr>
-      <w:bookmarkStart w:name="review" w:id="9"/>
+      <w:bookmarkStart w:name="review" w:id="10"/>
       <w:r>
         <w:rPr>
           <w:rFonts w:ascii="Arial" w:cs="Arial" w:eastAsia="Arial" w:hAnsi="Arial"/>
@@ -6610,7 +7590,7 @@
         </w:rPr>
         <w:t xml:space="preserve">Course review and sign-off</w:t>
       </w:r>
-      <w:bookmarkEnd w:id="9"/>
+      <w:bookmarkEnd w:id="10"/>
     </w:p>
     <w:p>
       <w:pPr>
@@ -7175,7 +8155,87 @@
                 <w:sz w:val="19"/>
                 <w:szCs w:val="19"/>
               </w:rPr>
-              <w:t xml:space="preserve">06  Prove the chain and delta scan</w:t>
+              <w:t xml:space="preserve">06  Watch the network with SBD-SENSOR01</w:t>
+            </w:r>
+          </w:p>
+        </w:tc>
+        <w:tc>
+          <w:tcPr>
+            <w:tcW w:type="dxa" w:w="1800"/>
+            <w:tcMar>
+              <w:top w:type="dxa" w:w="90"/>
+              <w:left w:type="dxa" w:w="120"/>
+              <w:bottom w:type="dxa" w:w="90"/>
+              <w:right w:type="dxa" w:w="120"/>
+            </w:tcMar>
+          </w:tcPr>
+          <w:p>
+            <w:pPr>
+              <w:spacing w:after="0" w:before="0" w:line="288" w:lineRule="auto"/>
+            </w:pPr>
+            <w:r>
+              <w:rPr>
+                <w:rFonts w:ascii="Arial" w:cs="Arial" w:eastAsia="Arial" w:hAnsi="Arial"/>
+                <w:color w:val="526B7E"/>
+                <w:sz w:val="19"/>
+                <w:szCs w:val="19"/>
+              </w:rPr>
+              <w:t xml:space="preserve">☐ yes</w:t>
+            </w:r>
+          </w:p>
+        </w:tc>
+        <w:tc>
+          <w:tcPr>
+            <w:tcW w:type="dxa" w:w="2000"/>
+            <w:tcMar>
+              <w:top w:type="dxa" w:w="90"/>
+              <w:left w:type="dxa" w:w="120"/>
+              <w:bottom w:type="dxa" w:w="90"/>
+              <w:right w:type="dxa" w:w="120"/>
+            </w:tcMar>
+          </w:tcPr>
+          <w:p>
+            <w:pPr>
+              <w:spacing w:after="0" w:before="0" w:line="288" w:lineRule="auto"/>
+            </w:pPr>
+            <w:r>
+              <w:rPr>
+                <w:rFonts w:ascii="Arial" w:cs="Arial" w:eastAsia="Arial" w:hAnsi="Arial"/>
+                <w:color w:val="193448"/>
+                <w:sz w:val="21"/>
+                <w:szCs w:val="21"/>
+              </w:rPr>
+              <w:t xml:space="preserve"> </w:t>
+            </w:r>
+          </w:p>
+        </w:tc>
+      </w:tr>
+      <w:tr>
+        <w:trPr>
+          <w:cantSplit/>
+        </w:trPr>
+        <w:tc>
+          <w:tcPr>
+            <w:tcW w:type="dxa" w:w="5560"/>
+            <w:tcMar>
+              <w:top w:type="dxa" w:w="90"/>
+              <w:left w:type="dxa" w:w="120"/>
+              <w:bottom w:type="dxa" w:w="90"/>
+              <w:right w:type="dxa" w:w="120"/>
+            </w:tcMar>
+          </w:tcPr>
+          <w:p>
+            <w:pPr>
+              <w:spacing w:after="0" w:before="0" w:line="288" w:lineRule="auto"/>
+            </w:pPr>
+            <w:r>
+              <w:rPr>
+                <w:rFonts w:ascii="Arial" w:cs="Arial" w:eastAsia="Arial" w:hAnsi="Arial"/>
+                <w:color w:val="193448"/>
+                <w:sz w:val="19"/>
+                <w:szCs w:val="19"/>
+              </w:rPr>
+              <w:t xml:space="preserve">07  Prove the chain and delta scan</w:t>
             </w:r>
           </w:p>
         </w:tc>
@@ -7469,7 +8529,7 @@
         <w:sz w:val="15"/>
         <w:szCs w:val="15"/>
       </w:rPr>
-      <w:t xml:space="preserve">© 2026 Secure By Design Team LLC.   Course 1.8 · Materials edition 1.0     </w:t>
+      <w:t xml:space="preserve">© 2026 Secure By Design Team LLC.   Course 1.8 · Materials edition 1.1     </w:t>
     </w:r>
     <w:r>
       <w:rPr>
@@ -7695,6 +8755,18 @@
     </w:lvl>
   </w:abstractNum>
   <w:abstractNum w:abstractNumId="9" w15:restartNumberingAfterBreak="0">
+    <w:multiLevelType w:val="hybridMultilevel"/>
+    <w:lvl w:ilvl="0" w15:tentative="1">
+      <w:start w:val="1"/>
+      <w:numFmt w:val="decimal"/>
+      <w:lvlText w:val="%1."/>
+      <w:lvlJc w:val="left"/>
+      <w:pPr>
+        <w:ind w:left="360" w:hanging="300"/>
+      </w:pPr>
+    </w:lvl>
+  </w:abstractNum>
+  <w:abstractNum w:abstractNumId="10" w15:restartNumberingAfterBreak="0">
     <w:multiLevelType w:val="hybridMultilevel"/>
     <w:lvl w:ilvl="0" w15:tentative="1">
       <w:start w:val="1"/>
@@ -7756,6 +8828,12 @@
   </w:num>
   <w:num w:numId="9">
     <w:abstractNumId w:val="9"/>
+    <w:lvlOverride w:ilvl="0">
+      <w:startOverride w:val="1"/>
+    </w:lvlOverride>
+  </w:num>
+  <w:num w:numId="10">
+    <w:abstractNumId w:val="10"/>
     <w:lvlOverride w:ilvl="0">
       <w:startOverride w:val="1"/>
     </w:lvlOverride>

--- a/public/training/logging-pipeline/SecureByDesign-logging-pipeline-Workbook.docx
+++ b/public/training/logging-pipeline/SecureByDesign-logging-pipeline-Workbook.docx
@@ -335,22 +335,6 @@
       <w:pPr>
         <w:spacing w:after="90" w:before="0" w:line="288" w:lineRule="auto"/>
       </w:pPr>
-      <w:hyperlink w:history="1" w:anchor="lesson-sensor">
-        <w:r>
-          <w:rPr>
-            <w:rFonts w:ascii="Arial" w:cs="Arial" w:eastAsia="Arial" w:hAnsi="Arial"/>
-            <w:color w:val="20647C"/>
-            <w:sz w:val="21"/>
-            <w:szCs w:val="21"/>
-          </w:rPr>
-          <w:t xml:space="preserve">06  Watch the network with SBD-SENSOR01</w:t>
-        </w:r>
-      </w:hyperlink>
-    </w:p>
-    <w:p>
-      <w:pPr>
-        <w:spacing w:after="90" w:before="0" w:line="288" w:lineRule="auto"/>
-      </w:pPr>
       <w:hyperlink w:history="1" w:anchor="lesson-prove">
         <w:r>
           <w:rPr>
@@ -359,7 +343,7 @@
             <w:sz w:val="21"/>
             <w:szCs w:val="21"/>
           </w:rPr>
-          <w:t xml:space="preserve">07  Prove the chain and delta scan</w:t>
+          <w:t xml:space="preserve">06  Prove the chain and delta scan</w:t>
         </w:r>
       </w:hyperlink>
     </w:p>
@@ -516,7 +500,7 @@
           <w:sz w:val="21"/>
           <w:szCs w:val="21"/>
         </w:rPr>
-        <w:t xml:space="preserve">Provision SBD-SYSLOG01 (10.0.20.20) as Windows Server 2025, SBD-AUDIT01 (10.0.50.40) and SBD-SPLUNK01 (10.0.50.10) per your platform plan for the repository and analysis roles, and a Linux VM for SBD-SENSOR01 (10.0.50.50) with a second, address-less capture interface.</w:t>
+        <w:t xml:space="preserve">Provision SBD-SYSLOG01 (10.0.20.20) as Windows Server 2025, SBD-SPLUNK01 (10.0.50.10) on Linux joined to the sbd.test domain, and SBD-AUDIT01 (10.0.50.40) per your platform plan for the repository role.</w:t>
       </w:r>
     </w:p>
     <w:p>
@@ -1834,7 +1818,7 @@
       <w:pPr>
         <w:spacing w:after="60" w:before="0" w:line="288" w:lineRule="auto"/>
       </w:pPr>
-      <w:hyperlink w:history="1" r:id="rIdoufag_svebg-xo-xkbmrz">
+      <w:hyperlink w:history="1" r:id="rIdysvcji9daitevq99uwv4n">
         <w:r>
           <w:rPr>
             <w:rFonts w:ascii="Arial" w:cs="Arial" w:eastAsia="Arial" w:hAnsi="Arial"/>
@@ -1851,7 +1835,7 @@
       <w:pPr>
         <w:spacing w:after="60" w:before="0" w:line="288" w:lineRule="auto"/>
       </w:pPr>
-      <w:hyperlink w:history="1" r:id="rId6gez5qpmxqtattlogspi2">
+      <w:hyperlink w:history="1" r:id="rId3zrux7pqwtss_ert8ociy">
         <w:r>
           <w:rPr>
             <w:rFonts w:ascii="Arial" w:cs="Arial" w:eastAsia="Arial" w:hAnsi="Arial"/>
@@ -2766,7 +2750,7 @@
       <w:pPr>
         <w:spacing w:after="60" w:before="0" w:line="288" w:lineRule="auto"/>
       </w:pPr>
-      <w:hyperlink w:history="1" r:id="rIdxfeigghj8l0qzhme_ex2t">
+      <w:hyperlink w:history="1" r:id="rId9gpry76lypf0lx1dhb45m">
         <w:r>
           <w:rPr>
             <w:rFonts w:ascii="Arial" w:cs="Arial" w:eastAsia="Arial" w:hAnsi="Arial"/>
@@ -2783,7 +2767,7 @@
       <w:pPr>
         <w:spacing w:after="60" w:before="0" w:line="288" w:lineRule="auto"/>
       </w:pPr>
-      <w:hyperlink w:history="1" r:id="rId-okirutscbuz5ojwhglv2">
+      <w:hyperlink w:history="1" r:id="rIdqdgkfiydbzjix2idbgghw">
         <w:r>
           <w:rPr>
             <w:rFonts w:ascii="Arial" w:cs="Arial" w:eastAsia="Arial" w:hAnsi="Arial"/>
@@ -3714,7 +3698,7 @@
       <w:pPr>
         <w:spacing w:after="60" w:before="0" w:line="288" w:lineRule="auto"/>
       </w:pPr>
-      <w:hyperlink w:history="1" r:id="rIdealdj5m5tnggieqlqblrc">
+      <w:hyperlink w:history="1" r:id="rIdahlubgifdaqmzh0o9lgqs">
         <w:r>
           <w:rPr>
             <w:rFonts w:ascii="Arial" w:cs="Arial" w:eastAsia="Arial" w:hAnsi="Arial"/>
@@ -3731,7 +3715,7 @@
       <w:pPr>
         <w:spacing w:after="60" w:before="0" w:line="288" w:lineRule="auto"/>
       </w:pPr>
-      <w:hyperlink w:history="1" r:id="rIdpwdrhkw19sxqmq_nwoilb">
+      <w:hyperlink w:history="1" r:id="rIdvup-npqmaznz94mjhi6kg">
         <w:r>
           <w:rPr>
             <w:rFonts w:ascii="Arial" w:cs="Arial" w:eastAsia="Arial" w:hAnsi="Arial"/>
@@ -3961,7 +3945,7 @@
           <w:sz w:val="21"/>
           <w:szCs w:val="21"/>
         </w:rPr>
-        <w:t xml:space="preserve">Set the permissions to match lesson 1's decision: the archival process writes, a named auditors group reads, and no interactive account holds delete rights — retention-driven deletion runs as its own documented, logged process, administered only from the audit custodian's seat, SBD-ADMIN-AUD01.</w:t>
+        <w:t xml:space="preserve">Set the permissions to match lesson 1's decision: the archival process writes, a named auditors group reads, and no interactive account holds delete rights — retention-driven deletion runs as its own documented, logged process, administered only under the audit custodian's separate accounts.</w:t>
       </w:r>
     </w:p>
     <w:p>
@@ -4662,7 +4646,7 @@
       <w:pPr>
         <w:spacing w:after="60" w:before="0" w:line="288" w:lineRule="auto"/>
       </w:pPr>
-      <w:hyperlink w:history="1" r:id="rId47gwvgi05z_bcfzyuypl1">
+      <w:hyperlink w:history="1" r:id="rId15hfitwzcbz0vivpg2qqx">
         <w:r>
           <w:rPr>
             <w:rFonts w:ascii="Arial" w:cs="Arial" w:eastAsia="Arial" w:hAnsi="Arial"/>
@@ -4679,7 +4663,7 @@
       <w:pPr>
         <w:spacing w:after="60" w:before="0" w:line="288" w:lineRule="auto"/>
       </w:pPr>
-      <w:hyperlink w:history="1" r:id="rIddguv1dse4ffgxm5hy6mfr">
+      <w:hyperlink w:history="1" r:id="rIdgfuddeeoseqhn6r0udt5w">
         <w:r>
           <w:rPr>
             <w:rFonts w:ascii="Arial" w:cs="Arial" w:eastAsia="Arial" w:hAnsi="Arial"/>
@@ -5610,7 +5594,7 @@
       <w:pPr>
         <w:spacing w:after="60" w:before="0" w:line="288" w:lineRule="auto"/>
       </w:pPr>
-      <w:hyperlink w:history="1" r:id="rIdxj97dtnqkxaftn0j2fcsx">
+      <w:hyperlink w:history="1" r:id="rIds_umhosfm8yvfjszapj6o">
         <w:r>
           <w:rPr>
             <w:rFonts w:ascii="Arial" w:cs="Arial" w:eastAsia="Arial" w:hAnsi="Arial"/>
@@ -5627,7 +5611,7 @@
       <w:pPr>
         <w:spacing w:after="60" w:before="0" w:line="288" w:lineRule="auto"/>
       </w:pPr>
-      <w:hyperlink w:history="1" r:id="rIdjs22fwx4u9xasmgckqekk">
+      <w:hyperlink w:history="1" r:id="rIdgv3egfv2_hqa_1s8maosv">
         <w:r>
           <w:rPr>
             <w:rFonts w:ascii="Arial" w:cs="Arial" w:eastAsia="Arial" w:hAnsi="Arial"/>
@@ -5658,7 +5642,7 @@
           <w:sz w:val="16"/>
           <w:szCs w:val="16"/>
         </w:rPr>
-        <w:t xml:space="preserve">LESSON 06  /  ABOUT 25 MIN</w:t>
+        <w:t xml:space="preserve">LESSON 06  /  ABOUT 20 MIN</w:t>
       </w:r>
     </w:p>
     <w:p>
@@ -5666,7 +5650,7 @@
         <w:pStyle w:val="Heading1"/>
         <w:spacing w:after="120"/>
       </w:pPr>
-      <w:bookmarkStart w:name="lesson-sensor" w:id="8"/>
+      <w:bookmarkStart w:name="lesson-prove" w:id="8"/>
       <w:r>
         <w:rPr>
           <w:rFonts w:ascii="Arial" w:cs="Arial" w:eastAsia="Arial" w:hAnsi="Arial"/>
@@ -5676,7 +5660,7 @@
           <w:sz w:val="40"/>
           <w:szCs w:val="40"/>
         </w:rPr>
-        <w:t xml:space="preserve">Watch the network with SBD-SENSOR01</w:t>
+        <w:t xml:space="preserve">Prove the chain and delta scan</w:t>
       </w:r>
       <w:bookmarkEnd w:id="8"/>
     </w:p>
@@ -5707,7 +5691,7 @@
           <w:sz w:val="20"/>
           <w:szCs w:val="20"/>
         </w:rPr>
-        <w:t xml:space="preserve">Host logs show what systems say happened. A network sensor shows what actually crossed the wire: a new device, an unexpected east-west session, or someone probing the paths the register denies.</w:t>
+        <w:t xml:space="preserve">One deliberate event, followed all the way: a failed privileged sign-in should appear on the source, the collector, the repository's next archive, and the analyst's screen — then the cadence scans close the course.</w:t>
       </w:r>
     </w:p>
     <w:p>
@@ -5744,7 +5728,7 @@
           <w:sz w:val="21"/>
           <w:szCs w:val="21"/>
         </w:rPr>
-        <w:t xml:space="preserve">Feed the core's routed traffic to a passive sensor through a SPAN session.</w:t>
+        <w:t xml:space="preserve">Trace a test event through all three stages.</w:t>
       </w:r>
     </w:p>
     <w:p>
@@ -5763,7 +5747,7 @@
           <w:sz w:val="21"/>
           <w:szCs w:val="21"/>
         </w:rPr>
-        <w:t xml:space="preserve">Send the sensor's detections and flow records into Splunk.</w:t>
+        <w:t xml:space="preserve">Verify the router-deny stream the same way.</w:t>
       </w:r>
     </w:p>
     <w:p>
@@ -5782,7 +5766,7 @@
           <w:sz w:val="21"/>
           <w:szCs w:val="21"/>
         </w:rPr>
-        <w:t xml:space="preserve">Alert on the traffic the design says should never happen.</w:t>
+        <w:t xml:space="preserve">Baseline the new hosts and file the course evidence.</w:t>
       </w:r>
     </w:p>
     <w:p>
@@ -5819,7 +5803,7 @@
           <w:sz w:val="21"/>
           <w:szCs w:val="21"/>
         </w:rPr>
-        <w:t xml:space="preserve">Build SBD-SENSOR01 with an open-source sensor (Zeek or Suricata) loaded through the approved media process. Give it two interfaces: management at 10.0.50.50, and a capture interface with no address that only listens.</w:t>
+        <w:t xml:space="preserve">Generate the test event: one failed sign-in with a (disabled-password) tier account on a DC. Find it in the DC's Security log, in Forwarded Events on the collector, flag it for the next archive's verification on the repository, and watch the alert fire in analysis.</w:t>
       </w:r>
     </w:p>
     <w:p>
@@ -5838,7 +5822,7 @@
           <w:sz w:val="21"/>
           <w:szCs w:val="21"/>
         </w:rPr>
-        <w:t xml:space="preserve">On the core router, mirror the routed VLAN interfaces to the capture interface (a SPAN or port-mirror session). Check the sensor's capture statistics at a busy moment; dropped packets mean the mirror or the sensor is undersized.</w:t>
+        <w:t xml:space="preserve">Repeat with the boundary: probe one unregistered port, then find that deny in the syslog stream and in search two — course 1.5's evidence pair now assembles itself.</w:t>
       </w:r>
     </w:p>
     <w:p>
@@ -5857,7 +5841,7 @@
           <w:sz w:val="21"/>
           <w:szCs w:val="21"/>
         </w:rPr>
-        <w:t xml:space="preserve">Forward the sensor's detections and connection logs to SBD-SPLUNK01 over the forwarder with TLS on TCP 9997, add register row F20 with its owner, and manage the sensor from VLAN 60 like the other security tools.</w:t>
+        <w:t xml:space="preserve">Run the cadence: first baselines for SBD-SYSLOG01, SBD-AUDIT01, and SBD-SPLUNK01 (Windows hosts with the standard benchmark; SBD-SPLUNK01 runs Linux, so scan it with the DISA STIG benchmark for its distribution), plus a DC rescan for the audit-policy deltas.</w:t>
       </w:r>
     </w:p>
     <w:p>
@@ -5876,7 +5860,7 @@
           <w:sz w:val="21"/>
           <w:szCs w:val="21"/>
         </w:rPr>
-        <w:t xml:space="preserve">Build three alerts: a device address never seen before, any session to the quarantine VLAN course 1.9 will add, and repeated attempts on ports the register denies. Give each a named responder, like lesson 5's alert.</w:t>
+        <w:t xml:space="preserve">File the end-to-end trace as this course's signature evidence and write the handoff: the fleet course inherits a pipeline that will see its first domain join happen.</w:t>
       </w:r>
     </w:p>
     <w:p>
@@ -5910,7 +5894,7 @@
           <w:sz w:val="18"/>
           <w:szCs w:val="18"/>
         </w:rPr>
-        <w:t xml:space="preserve"># From a test host: try one unregistered port, then search for it in Splunk.</w:t>
+        <w:t xml:space="preserve">Get-WinEvent -LogName ForwardedEvents -MaxEvents 10 | Where-Object Id -eq 4625 | Select-Object TimeCreated, MachineName</w:t>
       </w:r>
     </w:p>
     <w:p>
@@ -5926,23 +5910,7 @@
           <w:sz w:val="18"/>
           <w:szCs w:val="18"/>
         </w:rPr>
-        <w:t xml:space="preserve">Test-NetConnection 10.0.40.20 -Port 1433</w:t>
-      </w:r>
-    </w:p>
-    <w:p>
-      <w:pPr>
-        <w:shd w:fill="F1F7FA" w:color="auto" w:val="clear"/>
-        <w:spacing w:after="0" w:before="0" w:line="252" w:lineRule="auto"/>
-        <w:ind w:left="160" w:right="160"/>
-      </w:pPr>
-      <w:r>
-        <w:rPr>
-          <w:rFonts w:ascii="Consolas" w:cs="Consolas" w:eastAsia="Consolas" w:hAnsi="Consolas"/>
-          <w:color w:val="193448"/>
-          <w:sz w:val="18"/>
-          <w:szCs w:val="18"/>
-        </w:rPr>
-        <w:t xml:space="preserve"># On the sensor (Linux): confirm the capture interface has no address.</w:t>
+        <w:t xml:space="preserve">Get-ChildItem C:\Evidence\logging-pipeline -Recurse | Select-Object Name, LastWriteTime</w:t>
       </w:r>
     </w:p>
     <w:p>
@@ -5958,7 +5926,7 @@
           <w:sz w:val="18"/>
           <w:szCs w:val="18"/>
         </w:rPr>
-        <w:t xml:space="preserve">ip -brief address show</w:t>
+        <w:t xml:space="preserve">Get-FileHash -Algorithm SHA256 C:\Evidence\logging-pipeline\*</w:t>
       </w:r>
     </w:p>
     <w:p>
@@ -5988,7 +5956,7 @@
           <w:sz w:val="20"/>
           <w:szCs w:val="20"/>
         </w:rPr>
-        <w:t xml:space="preserve">The capture interface has no address, capture statistics show no drops at peak, and a test connection on an unregistered port appears as a sensor event in Splunk and fires its alert.</w:t>
+        <w:t xml:space="preserve">The test event appears at every stage with consistent timestamps, the deny trace matches, the new hosts have baselines, and the DC rescan deltas are attributed to the audit policy.</w:t>
       </w:r>
     </w:p>
     <w:p>
@@ -6020,7 +5988,7 @@
           <w:sz w:val="21"/>
           <w:szCs w:val="21"/>
         </w:rPr>
-        <w:t xml:space="preserve">Evidence to keep: Keep the SPAN configuration, the sensor's interface listing, capture statistics, the F20 register row, and the alert that fired for the test connection.</w:t>
+        <w:t xml:space="preserve">Evidence to keep: Keep the four-stage trace of the test event, the deny trace, the scan set, and the handoff note to course 1.9.</w:t>
       </w:r>
     </w:p>
     <w:tbl>
@@ -6475,7 +6443,7 @@
           <w:sz w:val="21"/>
           <w:szCs w:val="21"/>
         </w:rPr>
-        <w:t xml:space="preserve">Why does the sensor's capture interface have no IP address?</w:t>
+        <w:t xml:space="preserve">What does the single traced event prove that stage-by-stage checks don't?</w:t>
       </w:r>
     </w:p>
     <w:p>
@@ -6567,14 +6535,14 @@
           <w:sz w:val="20"/>
           <w:szCs w:val="20"/>
         </w:rPr>
-        <w:t xml:space="preserve">A SPAN session feeds a listen-only sensor; nothing can connect to its capture side.  Detections and flow records join the other evidence in Splunk.  Alerts cover the traffic the design says should never happen.</w:t>
+        <w:t xml:space="preserve">One event, four stages, consistent timestamps — the chain is real.  Boundary denies assemble their own evidence now.  Baselines, rescans, and the handoff close wave 4a.</w:t>
       </w:r>
     </w:p>
     <w:p>
       <w:pPr>
         <w:spacing w:after="60" w:before="0" w:line="288" w:lineRule="auto"/>
       </w:pPr>
-      <w:hyperlink w:history="1" r:id="rIdtdgcufmbrqecebqoihubk">
+      <w:hyperlink w:history="1" r:id="rIdida3tnqq6fq8nbbzkm48s">
         <w:r>
           <w:rPr>
             <w:rFonts w:ascii="Arial" w:cs="Arial" w:eastAsia="Arial" w:hAnsi="Arial"/>
@@ -6583,7 +6551,7 @@
             <w:szCs w:val="18"/>
             <w:u w:val="single"/>
           </w:rPr>
-          <w:t xml:space="preserve">Splunk · product documentation</w:t>
+          <w:t xml:space="preserve">Microsoft · Wecutil (Windows Event Collector)</w:t>
         </w:r>
       </w:hyperlink>
     </w:p>
@@ -6591,7 +6559,7 @@
       <w:pPr>
         <w:spacing w:after="60" w:before="0" w:line="288" w:lineRule="auto"/>
       </w:pPr>
-      <w:hyperlink w:history="1" r:id="rId3y8rnviylsdq-ozei2pla">
+      <w:hyperlink w:history="1" r:id="rId1ot3js_-_1q_pwjeyv4rr">
         <w:r>
           <w:rPr>
             <w:rFonts w:ascii="Arial" w:cs="Arial" w:eastAsia="Arial" w:hAnsi="Arial"/>
@@ -6622,7 +6590,7 @@
           <w:sz w:val="16"/>
           <w:szCs w:val="16"/>
         </w:rPr>
-        <w:t xml:space="preserve">LESSON 07  /  ABOUT 20 MIN</w:t>
+        <w:t xml:space="preserve">COURSE 1.8 / CLOSE OUT</w:t>
       </w:r>
     </w:p>
     <w:p>
@@ -6630,7 +6598,7 @@
         <w:pStyle w:val="Heading1"/>
         <w:spacing w:after="120"/>
       </w:pPr>
-      <w:bookmarkStart w:name="lesson-prove" w:id="9"/>
+      <w:bookmarkStart w:name="review" w:id="9"/>
       <w:r>
         <w:rPr>
           <w:rFonts w:ascii="Arial" w:cs="Arial" w:eastAsia="Arial" w:hAnsi="Arial"/>
@@ -6640,957 +6608,9 @@
           <w:sz w:val="40"/>
           <w:szCs w:val="40"/>
         </w:rPr>
-        <w:t xml:space="preserve">Prove the chain and delta scan</w:t>
+        <w:t xml:space="preserve">Course review and sign-off</w:t>
       </w:r>
       <w:bookmarkEnd w:id="9"/>
-    </w:p>
-    <w:p>
-      <w:pPr>
-        <w:pBdr>
-          <w:left w:val="single" w:color="20647C" w:sz="18" w:space="8"/>
-        </w:pBdr>
-        <w:shd w:fill="F1F7FA" w:color="auto" w:val="clear"/>
-        <w:spacing w:after="160" w:before="120" w:line="288" w:lineRule="auto"/>
-        <w:ind w:left="160" w:right="160"/>
-      </w:pPr>
-      <w:r>
-        <w:rPr>
-          <w:rFonts w:ascii="Arial" w:cs="Arial" w:eastAsia="Arial" w:hAnsi="Arial"/>
-          <w:b/>
-          <w:bCs/>
-          <w:color w:val="20647C"/>
-          <w:sz w:val="17"/>
-          <w:szCs w:val="17"/>
-        </w:rPr>
-        <w:t xml:space="preserve">WHY THIS MATTERS  </w:t>
-      </w:r>
-      <w:r>
-        <w:rPr>
-          <w:rFonts w:ascii="Arial" w:cs="Arial" w:eastAsia="Arial" w:hAnsi="Arial"/>
-          <w:color w:val="193448"/>
-          <w:sz w:val="20"/>
-          <w:szCs w:val="20"/>
-        </w:rPr>
-        <w:t xml:space="preserve">One deliberate event, followed all the way: a failed privileged sign-in should appear on the source, the collector, the repository's next archive, and the analyst's screen — then the cadence scans close the course.</w:t>
-      </w:r>
-    </w:p>
-    <w:p>
-      <w:pPr>
-        <w:pStyle w:val="Heading2"/>
-        <w:keepNext/>
-        <w:spacing w:after="100" w:before="200"/>
-      </w:pPr>
-      <w:r>
-        <w:rPr>
-          <w:rFonts w:ascii="Arial" w:cs="Arial" w:eastAsia="Arial" w:hAnsi="Arial"/>
-          <w:b/>
-          <w:bCs/>
-          <w:color w:val="193448"/>
-          <w:sz w:val="26"/>
-          <w:szCs w:val="26"/>
-        </w:rPr>
-        <w:t xml:space="preserve">In this lesson you will</w:t>
-      </w:r>
-    </w:p>
-    <w:p>
-      <w:pPr>
-        <w:pStyle w:val="ListParagraph"/>
-        <w:numPr>
-          <w:ilvl w:val="0"/>
-          <w:numId w:val="3"/>
-        </w:numPr>
-        <w:spacing w:after="120" w:before="0" w:line="288" w:lineRule="auto"/>
-      </w:pPr>
-      <w:r>
-        <w:rPr>
-          <w:rFonts w:ascii="Arial" w:cs="Arial" w:eastAsia="Arial" w:hAnsi="Arial"/>
-          <w:color w:val="526B7E"/>
-          <w:sz w:val="21"/>
-          <w:szCs w:val="21"/>
-        </w:rPr>
-        <w:t xml:space="preserve">Trace a test event through all three stages.</w:t>
-      </w:r>
-    </w:p>
-    <w:p>
-      <w:pPr>
-        <w:pStyle w:val="ListParagraph"/>
-        <w:numPr>
-          <w:ilvl w:val="0"/>
-          <w:numId w:val="3"/>
-        </w:numPr>
-        <w:spacing w:after="120" w:before="0" w:line="288" w:lineRule="auto"/>
-      </w:pPr>
-      <w:r>
-        <w:rPr>
-          <w:rFonts w:ascii="Arial" w:cs="Arial" w:eastAsia="Arial" w:hAnsi="Arial"/>
-          <w:color w:val="526B7E"/>
-          <w:sz w:val="21"/>
-          <w:szCs w:val="21"/>
-        </w:rPr>
-        <w:t xml:space="preserve">Verify the router-deny stream the same way.</w:t>
-      </w:r>
-    </w:p>
-    <w:p>
-      <w:pPr>
-        <w:pStyle w:val="ListParagraph"/>
-        <w:numPr>
-          <w:ilvl w:val="0"/>
-          <w:numId w:val="3"/>
-        </w:numPr>
-        <w:spacing w:after="120" w:before="0" w:line="288" w:lineRule="auto"/>
-      </w:pPr>
-      <w:r>
-        <w:rPr>
-          <w:rFonts w:ascii="Arial" w:cs="Arial" w:eastAsia="Arial" w:hAnsi="Arial"/>
-          <w:color w:val="526B7E"/>
-          <w:sz w:val="21"/>
-          <w:szCs w:val="21"/>
-        </w:rPr>
-        <w:t xml:space="preserve">Baseline the new hosts and file the course evidence.</w:t>
-      </w:r>
-    </w:p>
-    <w:p>
-      <w:pPr>
-        <w:pStyle w:val="Heading2"/>
-        <w:keepNext/>
-        <w:spacing w:after="100" w:before="200"/>
-      </w:pPr>
-      <w:r>
-        <w:rPr>
-          <w:rFonts w:ascii="Arial" w:cs="Arial" w:eastAsia="Arial" w:hAnsi="Arial"/>
-          <w:b/>
-          <w:bCs/>
-          <w:color w:val="193448"/>
-          <w:sz w:val="26"/>
-          <w:szCs w:val="26"/>
-        </w:rPr>
-        <w:t xml:space="preserve">Follow the build</w:t>
-      </w:r>
-    </w:p>
-    <w:p>
-      <w:pPr>
-        <w:pStyle w:val="ListParagraph"/>
-        <w:numPr>
-          <w:ilvl w:val="0"/>
-          <w:numId w:val="10"/>
-        </w:numPr>
-        <w:spacing w:after="120" w:before="0" w:line="288" w:lineRule="auto"/>
-      </w:pPr>
-      <w:r>
-        <w:rPr>
-          <w:rFonts w:ascii="Arial" w:cs="Arial" w:eastAsia="Arial" w:hAnsi="Arial"/>
-          <w:color w:val="526B7E"/>
-          <w:sz w:val="21"/>
-          <w:szCs w:val="21"/>
-        </w:rPr>
-        <w:t xml:space="preserve">Generate the test event: one failed sign-in with a (disabled-password) tier account on a DC. Find it in the DC's Security log, in Forwarded Events on the collector, flag it for the next archive's verification on the repository, and watch the alert fire in analysis.</w:t>
-      </w:r>
-    </w:p>
-    <w:p>
-      <w:pPr>
-        <w:pStyle w:val="ListParagraph"/>
-        <w:numPr>
-          <w:ilvl w:val="0"/>
-          <w:numId w:val="10"/>
-        </w:numPr>
-        <w:spacing w:after="120" w:before="0" w:line="288" w:lineRule="auto"/>
-      </w:pPr>
-      <w:r>
-        <w:rPr>
-          <w:rFonts w:ascii="Arial" w:cs="Arial" w:eastAsia="Arial" w:hAnsi="Arial"/>
-          <w:color w:val="526B7E"/>
-          <w:sz w:val="21"/>
-          <w:szCs w:val="21"/>
-        </w:rPr>
-        <w:t xml:space="preserve">Repeat with the boundary: probe one unregistered port, then find that deny in the syslog stream and in search two — course 1.5's evidence pair now assembles itself.</w:t>
-      </w:r>
-    </w:p>
-    <w:p>
-      <w:pPr>
-        <w:pStyle w:val="ListParagraph"/>
-        <w:numPr>
-          <w:ilvl w:val="0"/>
-          <w:numId w:val="10"/>
-        </w:numPr>
-        <w:spacing w:after="120" w:before="0" w:line="288" w:lineRule="auto"/>
-      </w:pPr>
-      <w:r>
-        <w:rPr>
-          <w:rFonts w:ascii="Arial" w:cs="Arial" w:eastAsia="Arial" w:hAnsi="Arial"/>
-          <w:color w:val="526B7E"/>
-          <w:sz w:val="21"/>
-          <w:szCs w:val="21"/>
-        </w:rPr>
-        <w:t xml:space="preserve">Run the cadence: first baselines for SBD-SYSLOG01, SBD-AUDIT01, SBD-SPLUNK01, and SBD-SENSOR01 (Windows hosts with the standard benchmark; a non-Windows analysis host gets its config export + hash treatment like the router), plus a DC rescan for the audit-policy deltas.</w:t>
-      </w:r>
-    </w:p>
-    <w:p>
-      <w:pPr>
-        <w:pStyle w:val="ListParagraph"/>
-        <w:numPr>
-          <w:ilvl w:val="0"/>
-          <w:numId w:val="10"/>
-        </w:numPr>
-        <w:spacing w:after="120" w:before="0" w:line="288" w:lineRule="auto"/>
-      </w:pPr>
-      <w:r>
-        <w:rPr>
-          <w:rFonts w:ascii="Arial" w:cs="Arial" w:eastAsia="Arial" w:hAnsi="Arial"/>
-          <w:color w:val="526B7E"/>
-          <w:sz w:val="21"/>
-          <w:szCs w:val="21"/>
-        </w:rPr>
-        <w:t xml:space="preserve">File the end-to-end trace as this course's signature evidence and write the handoff: the fleet course inherits a pipeline that will see its first domain join happen.</w:t>
-      </w:r>
-    </w:p>
-    <w:p>
-      <w:pPr>
-        <w:pStyle w:val="Heading2"/>
-        <w:keepNext/>
-        <w:spacing w:after="100" w:before="200"/>
-      </w:pPr>
-      <w:r>
-        <w:rPr>
-          <w:rFonts w:ascii="Arial" w:cs="Arial" w:eastAsia="Arial" w:hAnsi="Arial"/>
-          <w:b/>
-          <w:bCs/>
-          <w:color w:val="193448"/>
-          <w:sz w:val="26"/>
-          <w:szCs w:val="26"/>
-        </w:rPr>
-        <w:t xml:space="preserve">Check your result</w:t>
-      </w:r>
-    </w:p>
-    <w:p>
-      <w:pPr>
-        <w:shd w:fill="F1F7FA" w:color="auto" w:val="clear"/>
-        <w:spacing w:after="0" w:before="0" w:line="252" w:lineRule="auto"/>
-        <w:ind w:left="160" w:right="160"/>
-      </w:pPr>
-      <w:r>
-        <w:rPr>
-          <w:rFonts w:ascii="Consolas" w:cs="Consolas" w:eastAsia="Consolas" w:hAnsi="Consolas"/>
-          <w:color w:val="193448"/>
-          <w:sz w:val="18"/>
-          <w:szCs w:val="18"/>
-        </w:rPr>
-        <w:t xml:space="preserve">Get-WinEvent -LogName ForwardedEvents -MaxEvents 10 | Where-Object Id -eq 4625 | Select-Object TimeCreated, MachineName</w:t>
-      </w:r>
-    </w:p>
-    <w:p>
-      <w:pPr>
-        <w:shd w:fill="F1F7FA" w:color="auto" w:val="clear"/>
-        <w:spacing w:after="0" w:before="0" w:line="252" w:lineRule="auto"/>
-        <w:ind w:left="160" w:right="160"/>
-      </w:pPr>
-      <w:r>
-        <w:rPr>
-          <w:rFonts w:ascii="Consolas" w:cs="Consolas" w:eastAsia="Consolas" w:hAnsi="Consolas"/>
-          <w:color w:val="193448"/>
-          <w:sz w:val="18"/>
-          <w:szCs w:val="18"/>
-        </w:rPr>
-        <w:t xml:space="preserve">Get-ChildItem C:\Evidence\logging-pipeline -Recurse | Select-Object Name, LastWriteTime</w:t>
-      </w:r>
-    </w:p>
-    <w:p>
-      <w:pPr>
-        <w:shd w:fill="F1F7FA" w:color="auto" w:val="clear"/>
-        <w:spacing w:after="160" w:before="0" w:line="252" w:lineRule="auto"/>
-        <w:ind w:left="160" w:right="160"/>
-      </w:pPr>
-      <w:r>
-        <w:rPr>
-          <w:rFonts w:ascii="Consolas" w:cs="Consolas" w:eastAsia="Consolas" w:hAnsi="Consolas"/>
-          <w:color w:val="193448"/>
-          <w:sz w:val="18"/>
-          <w:szCs w:val="18"/>
-        </w:rPr>
-        <w:t xml:space="preserve">Get-FileHash -Algorithm SHA256 C:\Evidence\logging-pipeline\*</w:t>
-      </w:r>
-    </w:p>
-    <w:p>
-      <w:pPr>
-        <w:pBdr>
-          <w:left w:val="single" w:color="20647C" w:sz="18" w:space="8"/>
-        </w:pBdr>
-        <w:shd w:fill="F1F7FA" w:color="auto" w:val="clear"/>
-        <w:spacing w:after="160" w:before="120" w:line="288" w:lineRule="auto"/>
-        <w:ind w:left="160" w:right="160"/>
-      </w:pPr>
-      <w:r>
-        <w:rPr>
-          <w:rFonts w:ascii="Arial" w:cs="Arial" w:eastAsia="Arial" w:hAnsi="Arial"/>
-          <w:b/>
-          <w:bCs/>
-          <w:color w:val="20647C"/>
-          <w:sz w:val="17"/>
-          <w:szCs w:val="17"/>
-        </w:rPr>
-        <w:t xml:space="preserve">WHAT SUCCESS LOOKS LIKE  </w:t>
-      </w:r>
-      <w:r>
-        <w:rPr>
-          <w:rFonts w:ascii="Arial" w:cs="Arial" w:eastAsia="Arial" w:hAnsi="Arial"/>
-          <w:color w:val="193448"/>
-          <w:sz w:val="20"/>
-          <w:szCs w:val="20"/>
-        </w:rPr>
-        <w:t xml:space="preserve">The test event appears at every stage with consistent timestamps, the deny trace matches, the new hosts have baselines, and the DC rescan deltas are attributed to the audit policy.</w:t>
-      </w:r>
-    </w:p>
-    <w:p>
-      <w:pPr>
-        <w:pStyle w:val="Heading2"/>
-        <w:keepNext/>
-        <w:spacing w:after="100" w:before="200"/>
-      </w:pPr>
-      <w:r>
-        <w:rPr>
-          <w:rFonts w:ascii="Arial" w:cs="Arial" w:eastAsia="Arial" w:hAnsi="Arial"/>
-          <w:b/>
-          <w:bCs/>
-          <w:color w:val="193448"/>
-          <w:sz w:val="26"/>
-          <w:szCs w:val="26"/>
-        </w:rPr>
-        <w:t xml:space="preserve">Your record</w:t>
-      </w:r>
-    </w:p>
-    <w:p>
-      <w:pPr>
-        <w:spacing w:after="160" w:before="0" w:line="288" w:lineRule="auto"/>
-      </w:pPr>
-      <w:r>
-        <w:rPr>
-          <w:rFonts w:ascii="Arial" w:cs="Arial" w:eastAsia="Arial" w:hAnsi="Arial"/>
-          <w:color w:val="526B7E"/>
-          <w:sz w:val="21"/>
-          <w:szCs w:val="21"/>
-        </w:rPr>
-        <w:t xml:space="preserve">Evidence to keep: Keep the four-stage trace of the test event, the deny trace, the scan set, and the handoff note to course 1.9.</w:t>
-      </w:r>
-    </w:p>
-    <w:tbl>
-      <w:tblPr>
-        <w:tblW w:type="dxa" w:w="9360"/>
-        <w:tblBorders>
-          <w:top w:val="single" w:color="C7D9E2" w:sz="4"/>
-          <w:left w:val="single" w:color="C7D9E2" w:sz="4"/>
-          <w:bottom w:val="single" w:color="C7D9E2" w:sz="4"/>
-          <w:right w:val="single" w:color="C7D9E2" w:sz="4"/>
-          <w:insideH w:val="single" w:color="C7D9E2" w:sz="4"/>
-          <w:insideV w:val="single" w:color="C7D9E2" w:sz="4"/>
-        </w:tblBorders>
-      </w:tblPr>
-      <w:tblGrid>
-        <w:gridCol w:w="3000"/>
-        <w:gridCol w:w="6360"/>
-      </w:tblGrid>
-      <w:tr>
-        <w:trPr>
-          <w:tblHeader/>
-        </w:trPr>
-        <w:tc>
-          <w:tcPr>
-            <w:tcW w:type="dxa" w:w="3000"/>
-            <w:shd w:fill="F1F7FA" w:color="auto" w:val="clear"/>
-            <w:tcMar>
-              <w:top w:type="dxa" w:w="90"/>
-              <w:left w:type="dxa" w:w="120"/>
-              <w:bottom w:type="dxa" w:w="90"/>
-              <w:right w:type="dxa" w:w="120"/>
-            </w:tcMar>
-          </w:tcPr>
-          <w:p>
-            <w:pPr>
-              <w:spacing w:after="0" w:before="0" w:line="288" w:lineRule="auto"/>
-            </w:pPr>
-            <w:r>
-              <w:rPr>
-                <w:rFonts w:ascii="Arial" w:cs="Arial" w:eastAsia="Arial" w:hAnsi="Arial"/>
-                <w:b/>
-                <w:bCs/>
-                <w:color w:val="20647C"/>
-                <w:sz w:val="16"/>
-                <w:szCs w:val="16"/>
-              </w:rPr>
-              <w:t xml:space="preserve">RECORD</w:t>
-            </w:r>
-          </w:p>
-        </w:tc>
-        <w:tc>
-          <w:tcPr>
-            <w:tcW w:type="dxa" w:w="6360"/>
-            <w:shd w:fill="F1F7FA" w:color="auto" w:val="clear"/>
-            <w:tcMar>
-              <w:top w:type="dxa" w:w="90"/>
-              <w:left w:type="dxa" w:w="120"/>
-              <w:bottom w:type="dxa" w:w="90"/>
-              <w:right w:type="dxa" w:w="120"/>
-            </w:tcMar>
-          </w:tcPr>
-          <w:p>
-            <w:pPr>
-              <w:spacing w:after="0" w:before="0" w:line="288" w:lineRule="auto"/>
-            </w:pPr>
-            <w:r>
-              <w:rPr>
-                <w:rFonts w:ascii="Arial" w:cs="Arial" w:eastAsia="Arial" w:hAnsi="Arial"/>
-                <w:b/>
-                <w:bCs/>
-                <w:color w:val="20647C"/>
-                <w:sz w:val="16"/>
-                <w:szCs w:val="16"/>
-              </w:rPr>
-              <w:t xml:space="preserve">YOUR OBSERVATION</w:t>
-            </w:r>
-          </w:p>
-        </w:tc>
-      </w:tr>
-      <w:tr>
-        <w:trPr>
-          <w:cantSplit/>
-        </w:trPr>
-        <w:tc>
-          <w:tcPr>
-            <w:tcW w:type="dxa" w:w="3000"/>
-            <w:tcMar>
-              <w:top w:type="dxa" w:w="90"/>
-              <w:left w:type="dxa" w:w="120"/>
-              <w:bottom w:type="dxa" w:w="90"/>
-              <w:right w:type="dxa" w:w="120"/>
-            </w:tcMar>
-          </w:tcPr>
-          <w:p>
-            <w:pPr>
-              <w:spacing w:after="0" w:before="0" w:line="288" w:lineRule="auto"/>
-            </w:pPr>
-            <w:r>
-              <w:rPr>
-                <w:rFonts w:ascii="Arial" w:cs="Arial" w:eastAsia="Arial" w:hAnsi="Arial"/>
-                <w:color w:val="193448"/>
-                <w:sz w:val="19"/>
-                <w:szCs w:val="19"/>
-              </w:rPr>
-              <w:t xml:space="preserve">Host(s) and time collected</w:t>
-            </w:r>
-          </w:p>
-        </w:tc>
-        <w:tc>
-          <w:tcPr>
-            <w:tcW w:type="dxa" w:w="6360"/>
-            <w:tcMar>
-              <w:top w:type="dxa" w:w="90"/>
-              <w:left w:type="dxa" w:w="120"/>
-              <w:bottom w:type="dxa" w:w="90"/>
-              <w:right w:type="dxa" w:w="120"/>
-            </w:tcMar>
-          </w:tcPr>
-          <w:p>
-            <w:pPr>
-              <w:spacing w:after="0" w:before="0" w:line="288" w:lineRule="auto"/>
-            </w:pPr>
-            <w:r>
-              <w:rPr>
-                <w:rFonts w:ascii="Arial" w:cs="Arial" w:eastAsia="Arial" w:hAnsi="Arial"/>
-                <w:color w:val="193448"/>
-                <w:sz w:val="21"/>
-                <w:szCs w:val="21"/>
-              </w:rPr>
-              <w:t xml:space="preserve"> </w:t>
-            </w:r>
-          </w:p>
-          <w:p>
-            <w:pPr>
-              <w:spacing w:after="0" w:before="0" w:line="288" w:lineRule="auto"/>
-            </w:pPr>
-            <w:r>
-              <w:rPr>
-                <w:rFonts w:ascii="Arial" w:cs="Arial" w:eastAsia="Arial" w:hAnsi="Arial"/>
-                <w:color w:val="193448"/>
-                <w:sz w:val="21"/>
-                <w:szCs w:val="21"/>
-              </w:rPr>
-              <w:t xml:space="preserve"> </w:t>
-            </w:r>
-          </w:p>
-        </w:tc>
-      </w:tr>
-      <w:tr>
-        <w:trPr>
-          <w:cantSplit/>
-        </w:trPr>
-        <w:tc>
-          <w:tcPr>
-            <w:tcW w:type="dxa" w:w="3000"/>
-            <w:tcMar>
-              <w:top w:type="dxa" w:w="90"/>
-              <w:left w:type="dxa" w:w="120"/>
-              <w:bottom w:type="dxa" w:w="90"/>
-              <w:right w:type="dxa" w:w="120"/>
-            </w:tcMar>
-          </w:tcPr>
-          <w:p>
-            <w:pPr>
-              <w:spacing w:after="0" w:before="0" w:line="288" w:lineRule="auto"/>
-            </w:pPr>
-            <w:r>
-              <w:rPr>
-                <w:rFonts w:ascii="Arial" w:cs="Arial" w:eastAsia="Arial" w:hAnsi="Arial"/>
-                <w:color w:val="193448"/>
-                <w:sz w:val="19"/>
-                <w:szCs w:val="19"/>
-              </w:rPr>
-              <w:t xml:space="preserve">Observed result</w:t>
-            </w:r>
-          </w:p>
-        </w:tc>
-        <w:tc>
-          <w:tcPr>
-            <w:tcW w:type="dxa" w:w="6360"/>
-            <w:tcMar>
-              <w:top w:type="dxa" w:w="90"/>
-              <w:left w:type="dxa" w:w="120"/>
-              <w:bottom w:type="dxa" w:w="90"/>
-              <w:right w:type="dxa" w:w="120"/>
-            </w:tcMar>
-          </w:tcPr>
-          <w:p>
-            <w:pPr>
-              <w:spacing w:after="0" w:before="0" w:line="288" w:lineRule="auto"/>
-            </w:pPr>
-            <w:r>
-              <w:rPr>
-                <w:rFonts w:ascii="Arial" w:cs="Arial" w:eastAsia="Arial" w:hAnsi="Arial"/>
-                <w:color w:val="193448"/>
-                <w:sz w:val="21"/>
-                <w:szCs w:val="21"/>
-              </w:rPr>
-              <w:t xml:space="preserve"> </w:t>
-            </w:r>
-          </w:p>
-          <w:p>
-            <w:pPr>
-              <w:spacing w:after="0" w:before="0" w:line="288" w:lineRule="auto"/>
-            </w:pPr>
-            <w:r>
-              <w:rPr>
-                <w:rFonts w:ascii="Arial" w:cs="Arial" w:eastAsia="Arial" w:hAnsi="Arial"/>
-                <w:color w:val="193448"/>
-                <w:sz w:val="21"/>
-                <w:szCs w:val="21"/>
-              </w:rPr>
-              <w:t xml:space="preserve"> </w:t>
-            </w:r>
-          </w:p>
-        </w:tc>
-      </w:tr>
-      <w:tr>
-        <w:trPr>
-          <w:cantSplit/>
-        </w:trPr>
-        <w:tc>
-          <w:tcPr>
-            <w:tcW w:type="dxa" w:w="3000"/>
-            <w:tcMar>
-              <w:top w:type="dxa" w:w="90"/>
-              <w:left w:type="dxa" w:w="120"/>
-              <w:bottom w:type="dxa" w:w="90"/>
-              <w:right w:type="dxa" w:w="120"/>
-            </w:tcMar>
-          </w:tcPr>
-          <w:p>
-            <w:pPr>
-              <w:spacing w:after="0" w:before="0" w:line="288" w:lineRule="auto"/>
-            </w:pPr>
-            <w:r>
-              <w:rPr>
-                <w:rFonts w:ascii="Arial" w:cs="Arial" w:eastAsia="Arial" w:hAnsi="Arial"/>
-                <w:color w:val="193448"/>
-                <w:sz w:val="19"/>
-                <w:szCs w:val="19"/>
-              </w:rPr>
-              <w:t xml:space="preserve">Differences from the plan</w:t>
-            </w:r>
-          </w:p>
-        </w:tc>
-        <w:tc>
-          <w:tcPr>
-            <w:tcW w:type="dxa" w:w="6360"/>
-            <w:tcMar>
-              <w:top w:type="dxa" w:w="90"/>
-              <w:left w:type="dxa" w:w="120"/>
-              <w:bottom w:type="dxa" w:w="90"/>
-              <w:right w:type="dxa" w:w="120"/>
-            </w:tcMar>
-          </w:tcPr>
-          <w:p>
-            <w:pPr>
-              <w:spacing w:after="0" w:before="0" w:line="288" w:lineRule="auto"/>
-            </w:pPr>
-            <w:r>
-              <w:rPr>
-                <w:rFonts w:ascii="Arial" w:cs="Arial" w:eastAsia="Arial" w:hAnsi="Arial"/>
-                <w:color w:val="193448"/>
-                <w:sz w:val="21"/>
-                <w:szCs w:val="21"/>
-              </w:rPr>
-              <w:t xml:space="preserve"> </w:t>
-            </w:r>
-          </w:p>
-          <w:p>
-            <w:pPr>
-              <w:spacing w:after="0" w:before="0" w:line="288" w:lineRule="auto"/>
-            </w:pPr>
-            <w:r>
-              <w:rPr>
-                <w:rFonts w:ascii="Arial" w:cs="Arial" w:eastAsia="Arial" w:hAnsi="Arial"/>
-                <w:color w:val="193448"/>
-                <w:sz w:val="21"/>
-                <w:szCs w:val="21"/>
-              </w:rPr>
-              <w:t xml:space="preserve"> </w:t>
-            </w:r>
-          </w:p>
-        </w:tc>
-      </w:tr>
-      <w:tr>
-        <w:trPr>
-          <w:cantSplit/>
-        </w:trPr>
-        <w:tc>
-          <w:tcPr>
-            <w:tcW w:type="dxa" w:w="3000"/>
-            <w:tcMar>
-              <w:top w:type="dxa" w:w="90"/>
-              <w:left w:type="dxa" w:w="120"/>
-              <w:bottom w:type="dxa" w:w="90"/>
-              <w:right w:type="dxa" w:w="120"/>
-            </w:tcMar>
-          </w:tcPr>
-          <w:p>
-            <w:pPr>
-              <w:spacing w:after="0" w:before="0" w:line="288" w:lineRule="auto"/>
-            </w:pPr>
-            <w:r>
-              <w:rPr>
-                <w:rFonts w:ascii="Arial" w:cs="Arial" w:eastAsia="Arial" w:hAnsi="Arial"/>
-                <w:color w:val="193448"/>
-                <w:sz w:val="19"/>
-                <w:szCs w:val="19"/>
-              </w:rPr>
-              <w:t xml:space="preserve">Evidence file names</w:t>
-            </w:r>
-          </w:p>
-        </w:tc>
-        <w:tc>
-          <w:tcPr>
-            <w:tcW w:type="dxa" w:w="6360"/>
-            <w:tcMar>
-              <w:top w:type="dxa" w:w="90"/>
-              <w:left w:type="dxa" w:w="120"/>
-              <w:bottom w:type="dxa" w:w="90"/>
-              <w:right w:type="dxa" w:w="120"/>
-            </w:tcMar>
-          </w:tcPr>
-          <w:p>
-            <w:pPr>
-              <w:spacing w:after="0" w:before="0" w:line="288" w:lineRule="auto"/>
-            </w:pPr>
-            <w:r>
-              <w:rPr>
-                <w:rFonts w:ascii="Arial" w:cs="Arial" w:eastAsia="Arial" w:hAnsi="Arial"/>
-                <w:color w:val="193448"/>
-                <w:sz w:val="21"/>
-                <w:szCs w:val="21"/>
-              </w:rPr>
-              <w:t xml:space="preserve"> </w:t>
-            </w:r>
-          </w:p>
-          <w:p>
-            <w:pPr>
-              <w:spacing w:after="0" w:before="0" w:line="288" w:lineRule="auto"/>
-            </w:pPr>
-            <w:r>
-              <w:rPr>
-                <w:rFonts w:ascii="Arial" w:cs="Arial" w:eastAsia="Arial" w:hAnsi="Arial"/>
-                <w:color w:val="193448"/>
-                <w:sz w:val="21"/>
-                <w:szCs w:val="21"/>
-              </w:rPr>
-              <w:t xml:space="preserve"> </w:t>
-            </w:r>
-          </w:p>
-        </w:tc>
-      </w:tr>
-      <w:tr>
-        <w:trPr>
-          <w:cantSplit/>
-        </w:trPr>
-        <w:tc>
-          <w:tcPr>
-            <w:tcW w:type="dxa" w:w="3000"/>
-            <w:tcMar>
-              <w:top w:type="dxa" w:w="90"/>
-              <w:left w:type="dxa" w:w="120"/>
-              <w:bottom w:type="dxa" w:w="90"/>
-              <w:right w:type="dxa" w:w="120"/>
-            </w:tcMar>
-          </w:tcPr>
-          <w:p>
-            <w:pPr>
-              <w:spacing w:after="0" w:before="0" w:line="288" w:lineRule="auto"/>
-            </w:pPr>
-            <w:r>
-              <w:rPr>
-                <w:rFonts w:ascii="Arial" w:cs="Arial" w:eastAsia="Arial" w:hAnsi="Arial"/>
-                <w:color w:val="193448"/>
-                <w:sz w:val="19"/>
-                <w:szCs w:val="19"/>
-              </w:rPr>
-              <w:t xml:space="preserve">Open items or findings</w:t>
-            </w:r>
-          </w:p>
-        </w:tc>
-        <w:tc>
-          <w:tcPr>
-            <w:tcW w:type="dxa" w:w="6360"/>
-            <w:tcMar>
-              <w:top w:type="dxa" w:w="90"/>
-              <w:left w:type="dxa" w:w="120"/>
-              <w:bottom w:type="dxa" w:w="90"/>
-              <w:right w:type="dxa" w:w="120"/>
-            </w:tcMar>
-          </w:tcPr>
-          <w:p>
-            <w:pPr>
-              <w:spacing w:after="0" w:before="0" w:line="288" w:lineRule="auto"/>
-            </w:pPr>
-            <w:r>
-              <w:rPr>
-                <w:rFonts w:ascii="Arial" w:cs="Arial" w:eastAsia="Arial" w:hAnsi="Arial"/>
-                <w:color w:val="193448"/>
-                <w:sz w:val="21"/>
-                <w:szCs w:val="21"/>
-              </w:rPr>
-              <w:t xml:space="preserve"> </w:t>
-            </w:r>
-          </w:p>
-          <w:p>
-            <w:pPr>
-              <w:spacing w:after="0" w:before="0" w:line="288" w:lineRule="auto"/>
-            </w:pPr>
-            <w:r>
-              <w:rPr>
-                <w:rFonts w:ascii="Arial" w:cs="Arial" w:eastAsia="Arial" w:hAnsi="Arial"/>
-                <w:color w:val="193448"/>
-                <w:sz w:val="21"/>
-                <w:szCs w:val="21"/>
-              </w:rPr>
-              <w:t xml:space="preserve"> </w:t>
-            </w:r>
-          </w:p>
-        </w:tc>
-      </w:tr>
-    </w:tbl>
-    <w:p>
-      <w:pPr>
-        <w:pStyle w:val="Heading2"/>
-        <w:keepNext/>
-        <w:spacing w:after="100" w:before="200"/>
-      </w:pPr>
-      <w:r>
-        <w:rPr>
-          <w:rFonts w:ascii="Arial" w:cs="Arial" w:eastAsia="Arial" w:hAnsi="Arial"/>
-          <w:b/>
-          <w:bCs/>
-          <w:color w:val="193448"/>
-          <w:sz w:val="26"/>
-          <w:szCs w:val="26"/>
-        </w:rPr>
-        <w:t xml:space="preserve">Think it through</w:t>
-      </w:r>
-    </w:p>
-    <w:p>
-      <w:pPr>
-        <w:spacing w:after="120" w:before="0" w:line="288" w:lineRule="auto"/>
-      </w:pPr>
-      <w:r>
-        <w:rPr>
-          <w:rFonts w:ascii="Arial" w:cs="Arial" w:eastAsia="Arial" w:hAnsi="Arial"/>
-          <w:color w:val="193448"/>
-          <w:sz w:val="21"/>
-          <w:szCs w:val="21"/>
-        </w:rPr>
-        <w:t xml:space="preserve">What does the single traced event prove that stage-by-stage checks don't?</w:t>
-      </w:r>
-    </w:p>
-    <w:p>
-      <w:pPr>
-        <w:pBdr>
-          <w:bottom w:val="single" w:color="C7D9E2" w:sz="4" w:space="1"/>
-        </w:pBdr>
-        <w:spacing w:after="0" w:before="0" w:line="288" w:lineRule="auto"/>
-      </w:pPr>
-      <w:r>
-        <w:rPr>
-          <w:rFonts w:ascii="Arial" w:cs="Arial" w:eastAsia="Arial" w:hAnsi="Arial"/>
-          <w:color w:val="193448"/>
-          <w:sz w:val="21"/>
-          <w:szCs w:val="21"/>
-        </w:rPr>
-        <w:t xml:space="preserve"> </w:t>
-      </w:r>
-    </w:p>
-    <w:p>
-      <w:pPr>
-        <w:spacing w:after="120" w:before="0"/>
-      </w:pPr>
-      <w:r>
-        <w:rPr>
-          <w:rFonts w:ascii="Arial" w:cs="Arial" w:eastAsia="Arial" w:hAnsi="Arial"/>
-          <w:color w:val="193448"/>
-          <w:sz w:val="8"/>
-          <w:szCs w:val="8"/>
-        </w:rPr>
-        <w:t xml:space="preserve"> </w:t>
-      </w:r>
-    </w:p>
-    <w:p>
-      <w:pPr>
-        <w:pBdr>
-          <w:bottom w:val="single" w:color="C7D9E2" w:sz="4" w:space="1"/>
-        </w:pBdr>
-        <w:spacing w:after="0" w:before="0" w:line="288" w:lineRule="auto"/>
-      </w:pPr>
-      <w:r>
-        <w:rPr>
-          <w:rFonts w:ascii="Arial" w:cs="Arial" w:eastAsia="Arial" w:hAnsi="Arial"/>
-          <w:color w:val="193448"/>
-          <w:sz w:val="21"/>
-          <w:szCs w:val="21"/>
-        </w:rPr>
-        <w:t xml:space="preserve"> </w:t>
-      </w:r>
-    </w:p>
-    <w:p>
-      <w:pPr>
-        <w:spacing w:after="120" w:before="0"/>
-      </w:pPr>
-      <w:r>
-        <w:rPr>
-          <w:rFonts w:ascii="Arial" w:cs="Arial" w:eastAsia="Arial" w:hAnsi="Arial"/>
-          <w:color w:val="193448"/>
-          <w:sz w:val="8"/>
-          <w:szCs w:val="8"/>
-        </w:rPr>
-        <w:t xml:space="preserve"> </w:t>
-      </w:r>
-    </w:p>
-    <w:p>
-      <w:pPr>
-        <w:pBdr>
-          <w:left w:val="single" w:color="20647C" w:sz="18" w:space="8"/>
-        </w:pBdr>
-        <w:shd w:fill="F1F7FA" w:color="auto" w:val="clear"/>
-        <w:spacing w:after="160" w:before="120" w:line="288" w:lineRule="auto"/>
-        <w:ind w:left="160" w:right="160"/>
-      </w:pPr>
-      <w:r>
-        <w:rPr>
-          <w:rFonts w:ascii="Arial" w:cs="Arial" w:eastAsia="Arial" w:hAnsi="Arial"/>
-          <w:b/>
-          <w:bCs/>
-          <w:color w:val="20647C"/>
-          <w:sz w:val="17"/>
-          <w:szCs w:val="17"/>
-        </w:rPr>
-        <w:t xml:space="preserve">REMEMBER  </w:t>
-      </w:r>
-      <w:r>
-        <w:rPr>
-          <w:rFonts w:ascii="Arial" w:cs="Arial" w:eastAsia="Arial" w:hAnsi="Arial"/>
-          <w:color w:val="193448"/>
-          <w:sz w:val="20"/>
-          <w:szCs w:val="20"/>
-        </w:rPr>
-        <w:t xml:space="preserve">One event, four stages, consistent timestamps — the chain is real.  Boundary denies assemble their own evidence now.  Baselines, rescans, and the handoff close wave 4a.</w:t>
-      </w:r>
-    </w:p>
-    <w:p>
-      <w:pPr>
-        <w:spacing w:after="60" w:before="0" w:line="288" w:lineRule="auto"/>
-      </w:pPr>
-      <w:hyperlink w:history="1" r:id="rIdkwis-ltfuwfvxlygvzi0-">
-        <w:r>
-          <w:rPr>
-            <w:rFonts w:ascii="Arial" w:cs="Arial" w:eastAsia="Arial" w:hAnsi="Arial"/>
-            <w:color w:val="20647C"/>
-            <w:sz w:val="18"/>
-            <w:szCs w:val="18"/>
-            <w:u w:val="single"/>
-          </w:rPr>
-          <w:t xml:space="preserve">Microsoft · Wecutil (Windows Event Collector)</w:t>
-        </w:r>
-      </w:hyperlink>
-    </w:p>
-    <w:p>
-      <w:pPr>
-        <w:spacing w:after="60" w:before="0" w:line="288" w:lineRule="auto"/>
-      </w:pPr>
-      <w:hyperlink w:history="1" r:id="rIdodr9mpvtnfw0h5cuor3ic">
-        <w:r>
-          <w:rPr>
-            <w:rFonts w:ascii="Arial" w:cs="Arial" w:eastAsia="Arial" w:hAnsi="Arial"/>
-            <w:color w:val="20647C"/>
-            <w:sz w:val="18"/>
-            <w:szCs w:val="18"/>
-            <w:u w:val="single"/>
-          </w:rPr>
-          <w:t xml:space="preserve">NIST · SP 800-53 Rev. 5 security controls (AU family)</w:t>
-        </w:r>
-      </w:hyperlink>
-    </w:p>
-    <w:p>
-      <w:r>
-        <w:br w:type="page"/>
-      </w:r>
-    </w:p>
-    <w:p>
-      <w:pPr>
-        <w:spacing w:after="80" w:before="0" w:line="288" w:lineRule="auto"/>
-      </w:pPr>
-      <w:r>
-        <w:rPr>
-          <w:rFonts w:ascii="Arial" w:cs="Arial" w:eastAsia="Arial" w:hAnsi="Arial"/>
-          <w:b/>
-          <w:bCs/>
-          <w:color w:val="20647C"/>
-          <w:sz w:val="16"/>
-          <w:szCs w:val="16"/>
-        </w:rPr>
-        <w:t xml:space="preserve">COURSE 1.8 / CLOSE OUT</w:t>
-      </w:r>
-    </w:p>
-    <w:p>
-      <w:pPr>
-        <w:pStyle w:val="Heading1"/>
-        <w:spacing w:after="120"/>
-      </w:pPr>
-      <w:bookmarkStart w:name="review" w:id="10"/>
-      <w:r>
-        <w:rPr>
-          <w:rFonts w:ascii="Arial" w:cs="Arial" w:eastAsia="Arial" w:hAnsi="Arial"/>
-          <w:b/>
-          <w:bCs/>
-          <w:color w:val="193448"/>
-          <w:sz w:val="40"/>
-          <w:szCs w:val="40"/>
-        </w:rPr>
-        <w:t xml:space="preserve">Course review and sign-off</w:t>
-      </w:r>
-      <w:bookmarkEnd w:id="10"/>
     </w:p>
     <w:p>
       <w:pPr>
@@ -8155,87 +7175,7 @@
                 <w:sz w:val="19"/>
                 <w:szCs w:val="19"/>
               </w:rPr>
-              <w:t xml:space="preserve">06  Watch the network with SBD-SENSOR01</w:t>
-            </w:r>
-          </w:p>
-        </w:tc>
-        <w:tc>
-          <w:tcPr>
-            <w:tcW w:type="dxa" w:w="1800"/>
-            <w:tcMar>
-              <w:top w:type="dxa" w:w="90"/>
-              <w:left w:type="dxa" w:w="120"/>
-              <w:bottom w:type="dxa" w:w="90"/>
-              <w:right w:type="dxa" w:w="120"/>
-            </w:tcMar>
-          </w:tcPr>
-          <w:p>
-            <w:pPr>
-              <w:spacing w:after="0" w:before="0" w:line="288" w:lineRule="auto"/>
-            </w:pPr>
-            <w:r>
-              <w:rPr>
-                <w:rFonts w:ascii="Arial" w:cs="Arial" w:eastAsia="Arial" w:hAnsi="Arial"/>
-                <w:color w:val="526B7E"/>
-                <w:sz w:val="19"/>
-                <w:szCs w:val="19"/>
-              </w:rPr>
-              <w:t xml:space="preserve">☐ yes</w:t>
-            </w:r>
-          </w:p>
-        </w:tc>
-        <w:tc>
-          <w:tcPr>
-            <w:tcW w:type="dxa" w:w="2000"/>
-            <w:tcMar>
-              <w:top w:type="dxa" w:w="90"/>
-              <w:left w:type="dxa" w:w="120"/>
-              <w:bottom w:type="dxa" w:w="90"/>
-              <w:right w:type="dxa" w:w="120"/>
-            </w:tcMar>
-          </w:tcPr>
-          <w:p>
-            <w:pPr>
-              <w:spacing w:after="0" w:before="0" w:line="288" w:lineRule="auto"/>
-            </w:pPr>
-            <w:r>
-              <w:rPr>
-                <w:rFonts w:ascii="Arial" w:cs="Arial" w:eastAsia="Arial" w:hAnsi="Arial"/>
-                <w:color w:val="193448"/>
-                <w:sz w:val="21"/>
-                <w:szCs w:val="21"/>
-              </w:rPr>
-              <w:t xml:space="preserve"> </w:t>
-            </w:r>
-          </w:p>
-        </w:tc>
-      </w:tr>
-      <w:tr>
-        <w:trPr>
-          <w:cantSplit/>
-        </w:trPr>
-        <w:tc>
-          <w:tcPr>
-            <w:tcW w:type="dxa" w:w="5560"/>
-            <w:tcMar>
-              <w:top w:type="dxa" w:w="90"/>
-              <w:left w:type="dxa" w:w="120"/>
-              <w:bottom w:type="dxa" w:w="90"/>
-              <w:right w:type="dxa" w:w="120"/>
-            </w:tcMar>
-          </w:tcPr>
-          <w:p>
-            <w:pPr>
-              <w:spacing w:after="0" w:before="0" w:line="288" w:lineRule="auto"/>
-            </w:pPr>
-            <w:r>
-              <w:rPr>
-                <w:rFonts w:ascii="Arial" w:cs="Arial" w:eastAsia="Arial" w:hAnsi="Arial"/>
-                <w:color w:val="193448"/>
-                <w:sz w:val="19"/>
-                <w:szCs w:val="19"/>
-              </w:rPr>
-              <w:t xml:space="preserve">07  Prove the chain and delta scan</w:t>
+              <w:t xml:space="preserve">06  Prove the chain and delta scan</w:t>
             </w:r>
           </w:p>
         </w:tc>
@@ -8755,18 +7695,6 @@
     </w:lvl>
   </w:abstractNum>
   <w:abstractNum w:abstractNumId="9" w15:restartNumberingAfterBreak="0">
-    <w:multiLevelType w:val="hybridMultilevel"/>
-    <w:lvl w:ilvl="0" w15:tentative="1">
-      <w:start w:val="1"/>
-      <w:numFmt w:val="decimal"/>
-      <w:lvlText w:val="%1."/>
-      <w:lvlJc w:val="left"/>
-      <w:pPr>
-        <w:ind w:left="360" w:hanging="300"/>
-      </w:pPr>
-    </w:lvl>
-  </w:abstractNum>
-  <w:abstractNum w:abstractNumId="10" w15:restartNumberingAfterBreak="0">
     <w:multiLevelType w:val="hybridMultilevel"/>
     <w:lvl w:ilvl="0" w15:tentative="1">
       <w:start w:val="1"/>
@@ -8828,12 +7756,6 @@
   </w:num>
   <w:num w:numId="9">
     <w:abstractNumId w:val="9"/>
-    <w:lvlOverride w:ilvl="0">
-      <w:startOverride w:val="1"/>
-    </w:lvlOverride>
-  </w:num>
-  <w:num w:numId="10">
-    <w:abstractNumId w:val="10"/>
     <w:lvlOverride w:ilvl="0">
       <w:startOverride w:val="1"/>
     </w:lvlOverride>

--- a/public/training/logging-pipeline/SecureByDesign-logging-pipeline-Workbook.docx
+++ b/public/training/logging-pipeline/SecureByDesign-logging-pipeline-Workbook.docx
@@ -500,7 +500,7 @@
           <w:sz w:val="21"/>
           <w:szCs w:val="21"/>
         </w:rPr>
-        <w:t xml:space="preserve">Provision SBD-SYSLOG01 (10.0.20.20) as Windows Server 2025, SBD-SPLUNK01 (10.0.50.10) on Linux joined to the sbd.test domain, and SBD-AUDIT01 (10.0.50.40) per your platform plan for the repository role.</w:t>
+        <w:t xml:space="preserve">Provision SBD-SYSLOG01 (10.0.20.20) as Windows Server 2025, SBD-SPLUNK01 (10.0.50.10) on Linux joined to the sbd.test domain, and SBD-AUDIT01 (10.0.50.40) as Windows Server 2025 joined to the domain.</w:t>
       </w:r>
     </w:p>
     <w:p>
@@ -1818,7 +1818,7 @@
       <w:pPr>
         <w:spacing w:after="60" w:before="0" w:line="288" w:lineRule="auto"/>
       </w:pPr>
-      <w:hyperlink w:history="1" r:id="rIdysvcji9daitevq99uwv4n">
+      <w:hyperlink w:history="1" r:id="rIdauuxxod-kqcpaivu3mbbd">
         <w:r>
           <w:rPr>
             <w:rFonts w:ascii="Arial" w:cs="Arial" w:eastAsia="Arial" w:hAnsi="Arial"/>
@@ -1835,7 +1835,7 @@
       <w:pPr>
         <w:spacing w:after="60" w:before="0" w:line="288" w:lineRule="auto"/>
       </w:pPr>
-      <w:hyperlink w:history="1" r:id="rId3zrux7pqwtss_ert8ociy">
+      <w:hyperlink w:history="1" r:id="rIdgtabhs1hiwzfihlwqrzth">
         <w:r>
           <w:rPr>
             <w:rFonts w:ascii="Arial" w:cs="Arial" w:eastAsia="Arial" w:hAnsi="Arial"/>
@@ -2750,7 +2750,7 @@
       <w:pPr>
         <w:spacing w:after="60" w:before="0" w:line="288" w:lineRule="auto"/>
       </w:pPr>
-      <w:hyperlink w:history="1" r:id="rId9gpry76lypf0lx1dhb45m">
+      <w:hyperlink w:history="1" r:id="rIdhba2cxu7iye3jifl-st9k">
         <w:r>
           <w:rPr>
             <w:rFonts w:ascii="Arial" w:cs="Arial" w:eastAsia="Arial" w:hAnsi="Arial"/>
@@ -2767,7 +2767,7 @@
       <w:pPr>
         <w:spacing w:after="60" w:before="0" w:line="288" w:lineRule="auto"/>
       </w:pPr>
-      <w:hyperlink w:history="1" r:id="rIdqdgkfiydbzjix2idbgghw">
+      <w:hyperlink w:history="1" r:id="rIdqrknbwvrqypi6jeekgzl8">
         <w:r>
           <w:rPr>
             <w:rFonts w:ascii="Arial" w:cs="Arial" w:eastAsia="Arial" w:hAnsi="Arial"/>
@@ -3698,7 +3698,7 @@
       <w:pPr>
         <w:spacing w:after="60" w:before="0" w:line="288" w:lineRule="auto"/>
       </w:pPr>
-      <w:hyperlink w:history="1" r:id="rIdahlubgifdaqmzh0o9lgqs">
+      <w:hyperlink w:history="1" r:id="rIdmfa76qxr9j8rl1nlwizyo">
         <w:r>
           <w:rPr>
             <w:rFonts w:ascii="Arial" w:cs="Arial" w:eastAsia="Arial" w:hAnsi="Arial"/>
@@ -3715,7 +3715,7 @@
       <w:pPr>
         <w:spacing w:after="60" w:before="0" w:line="288" w:lineRule="auto"/>
       </w:pPr>
-      <w:hyperlink w:history="1" r:id="rIdvup-npqmaznz94mjhi6kg">
+      <w:hyperlink w:history="1" r:id="rIdf-j3dtrp3_9ovcs7nx5z0">
         <w:r>
           <w:rPr>
             <w:rFonts w:ascii="Arial" w:cs="Arial" w:eastAsia="Arial" w:hAnsi="Arial"/>
@@ -4646,7 +4646,7 @@
       <w:pPr>
         <w:spacing w:after="60" w:before="0" w:line="288" w:lineRule="auto"/>
       </w:pPr>
-      <w:hyperlink w:history="1" r:id="rId15hfitwzcbz0vivpg2qqx">
+      <w:hyperlink w:history="1" r:id="rIdeo8wm6pwvj7o6whtml8ms">
         <w:r>
           <w:rPr>
             <w:rFonts w:ascii="Arial" w:cs="Arial" w:eastAsia="Arial" w:hAnsi="Arial"/>
@@ -4663,7 +4663,7 @@
       <w:pPr>
         <w:spacing w:after="60" w:before="0" w:line="288" w:lineRule="auto"/>
       </w:pPr>
-      <w:hyperlink w:history="1" r:id="rIdgfuddeeoseqhn6r0udt5w">
+      <w:hyperlink w:history="1" r:id="rIdd3ufdul-da4-8gy9rjpjw">
         <w:r>
           <w:rPr>
             <w:rFonts w:ascii="Arial" w:cs="Arial" w:eastAsia="Arial" w:hAnsi="Arial"/>
@@ -5594,7 +5594,7 @@
       <w:pPr>
         <w:spacing w:after="60" w:before="0" w:line="288" w:lineRule="auto"/>
       </w:pPr>
-      <w:hyperlink w:history="1" r:id="rIds_umhosfm8yvfjszapj6o">
+      <w:hyperlink w:history="1" r:id="rIduabvxrqsbw89mjzjh-mhs">
         <w:r>
           <w:rPr>
             <w:rFonts w:ascii="Arial" w:cs="Arial" w:eastAsia="Arial" w:hAnsi="Arial"/>
@@ -5611,7 +5611,7 @@
       <w:pPr>
         <w:spacing w:after="60" w:before="0" w:line="288" w:lineRule="auto"/>
       </w:pPr>
-      <w:hyperlink w:history="1" r:id="rIdgv3egfv2_hqa_1s8maosv">
+      <w:hyperlink w:history="1" r:id="rIdlz5sapjx9wuw6xwvu5-5w">
         <w:r>
           <w:rPr>
             <w:rFonts w:ascii="Arial" w:cs="Arial" w:eastAsia="Arial" w:hAnsi="Arial"/>
@@ -6542,7 +6542,7 @@
       <w:pPr>
         <w:spacing w:after="60" w:before="0" w:line="288" w:lineRule="auto"/>
       </w:pPr>
-      <w:hyperlink w:history="1" r:id="rIdida3tnqq6fq8nbbzkm48s">
+      <w:hyperlink w:history="1" r:id="rId0zxop_xeaxd4gp-kn451p">
         <w:r>
           <w:rPr>
             <w:rFonts w:ascii="Arial" w:cs="Arial" w:eastAsia="Arial" w:hAnsi="Arial"/>
@@ -6559,7 +6559,7 @@
       <w:pPr>
         <w:spacing w:after="60" w:before="0" w:line="288" w:lineRule="auto"/>
       </w:pPr>
-      <w:hyperlink w:history="1" r:id="rId1ot3js_-_1q_pwjeyv4rr">
+      <w:hyperlink w:history="1" r:id="rIdxhto7cfkcf1knb-lm-wwq">
         <w:r>
           <w:rPr>
             <w:rFonts w:ascii="Arial" w:cs="Arial" w:eastAsia="Arial" w:hAnsi="Arial"/>

--- a/public/training/logging-pipeline/SecureByDesign-logging-pipeline-Workbook.docx
+++ b/public/training/logging-pipeline/SecureByDesign-logging-pipeline-Workbook.docx
@@ -11,7 +11,7 @@
           <wp:inline distT="0" distB="0" distL="0" distR="0">
             <wp:extent cx="495300" cy="495300"/>
             <wp:effectExtent t="0" r="0" b="0" l="0"/>
-            <wp:docPr id="1" name="" descr="" title=""/>
+            <wp:docPr id="1" name="" descr="Secure By Design logo" title=""/>
             <wp:cNvGraphicFramePr>
               <a:graphicFrameLocks xmlns:a="http://schemas.openxmlformats.org/drawingml/2006/main" noChangeAspect="1"/>
             </wp:cNvGraphicFramePr>
@@ -19,7 +19,7 @@
               <a:graphicData uri="http://schemas.openxmlformats.org/drawingml/2006/picture">
                 <pic:pic xmlns:pic="http://schemas.openxmlformats.org/drawingml/2006/picture">
                   <pic:nvPicPr>
-                    <pic:cNvPr id="0" name="" descr=""/>
+                    <pic:cNvPr id="0" name="" descr="Secure By Design logo"/>
                     <pic:cNvPicPr>
                       <a:picLocks noChangeAspect="1" noChangeArrowheads="1"/>
                     </pic:cNvPicPr>
@@ -150,7 +150,7 @@
           <w:sz w:val="16"/>
           <w:szCs w:val="16"/>
         </w:rPr>
-        <w:t xml:space="preserve">MATERIALS EDITION 1.1    /    COURSE 1.8</w:t>
+        <w:t xml:space="preserve">MATERIALS EDITION 1.2    /    COURSE 1.8</w:t>
       </w:r>
     </w:p>
     <w:p>
@@ -164,7 +164,7 @@
           <w:sz w:val="16"/>
           <w:szCs w:val="16"/>
         </w:rPr>
-        <w:t xml:space="preserve">Updated 7 October 2026  ·  sbd-logging-pipeline</w:t>
+        <w:t xml:space="preserve">Updated 8 October 2026  ·  sbd-logging-pipeline</w:t>
       </w:r>
     </w:p>
     <w:p>
@@ -500,7 +500,7 @@
           <w:sz w:val="21"/>
           <w:szCs w:val="21"/>
         </w:rPr>
-        <w:t xml:space="preserve">Provision SBD-SYSLOG01 (10.0.20.20) as Windows Server 2025, SBD-SPLUNK01 (10.0.50.10) on Linux joined to the sbd.test domain, and SBD-AUDIT01 (10.0.50.40) as Windows Server 2025 joined to the domain.</w:t>
+        <w:t xml:space="preserve">Provision SBD-SYSLOG01 (10.0.20.20) as Windows Server 2025, SBD-SPLUNK01 (10.0.50.10) on Linux joined to the sbd.test domain with its time service (chrony or ntpd) pointed at both domain controllers, and SBD-AUDIT01 (10.0.50.40) as Windows Server 2025 joined to the domain.</w:t>
       </w:r>
     </w:p>
     <w:p>
@@ -1971,7 +1971,7 @@
           <w:sz w:val="21"/>
           <w:szCs w:val="21"/>
         </w:rPr>
-        <w:t xml:space="preserve">Reconcile audit settings with the course 1.3 STIG values.</w:t>
+        <w:t xml:space="preserve">Reconcile audit settings with the course 1.3 Security Technical Implementation Guide (STIG) values.</w:t>
       </w:r>
     </w:p>
     <w:p>
@@ -2027,7 +2027,7 @@
           <w:sz w:val="21"/>
           <w:szCs w:val="21"/>
         </w:rPr>
-        <w:t xml:space="preserve">Review what the DISA GPOs from course 1.3 already audit — much of the advanced audit policy arrived with the STIGs. This lesson reconciles and fills gaps rather than starting over.</w:t>
+        <w:t xml:space="preserve">Review what the Defense Information Systems Agency (DISA) Group Policy objects (GPOs) from course 1.3 already audit — much of the advanced audit policy arrived with the STIGs. This lesson reconciles and fills gaps rather than starting over.</w:t>
       </w:r>
     </w:p>
     <w:p>
@@ -3964,7 +3964,7 @@
           <w:sz w:val="21"/>
           <w:szCs w:val="21"/>
         </w:rPr>
-        <w:t xml:space="preserve">Fill in the AU table with what now exists: where each stage's data lives, its retention clock, and who can touch it — this table is the artifact course 2.2 will file.</w:t>
+        <w:t xml:space="preserve">Fill in the AU table with what now exists: where each stage's data lives, its retention clock, and who can touch it — this table is the kind of artifact course 2.2 shows joining the Body of Evidence for the audit controls.</w:t>
       </w:r>
     </w:p>
     <w:p>
@@ -5803,7 +5803,7 @@
           <w:sz w:val="21"/>
           <w:szCs w:val="21"/>
         </w:rPr>
-        <w:t xml:space="preserve">Generate the test event: one failed sign-in with a (disabled-password) tier account on a DC. Find it in the DC's Security log, in Forwarded Events on the collector, flag it for the next archive's verification on the repository, and watch the alert fire in analysis.</w:t>
+        <w:t xml:space="preserve">Generate the test event: one failed sign-in on a DC with a wrong password for a tier admin account. Find it in the DC's Security log, in Forwarded Events on the collector, flag it for the next archive's verification on the repository, and watch the alert fire in analysis.</w:t>
       </w:r>
     </w:p>
     <w:p>
@@ -5894,7 +5894,7 @@
           <w:sz w:val="18"/>
           <w:szCs w:val="18"/>
         </w:rPr>
-        <w:t xml:space="preserve">Get-WinEvent -LogName ForwardedEvents -MaxEvents 10 | Where-Object Id -eq 4625 | Select-Object TimeCreated, MachineName</w:t>
+        <w:t xml:space="preserve">Get-WinEvent -FilterHashtable @{LogName='ForwardedEvents'; Id=4625; StartTime=(Get-Date).AddHours(-1)} | Select-Object TimeCreated, MachineName</w:t>
       </w:r>
     </w:p>
     <w:p>
@@ -6535,7 +6535,7 @@
           <w:sz w:val="20"/>
           <w:szCs w:val="20"/>
         </w:rPr>
-        <w:t xml:space="preserve">One event, four stages, consistent timestamps — the chain is real.  Boundary denies assemble their own evidence now.  Baselines, rescans, and the handoff close wave 4a.</w:t>
+        <w:t xml:space="preserve">One event, four stages, consistent timestamps — the chain is real.  Boundary denies assemble their own evidence now.  Baselines, rescans, and the handoff to course 1.9 close the course.</w:t>
       </w:r>
     </w:p>
     <w:p>
@@ -7469,7 +7469,7 @@
         <w:sz w:val="15"/>
         <w:szCs w:val="15"/>
       </w:rPr>
-      <w:t xml:space="preserve">© 2026 Secure By Design Team LLC.   Course 1.8 · Materials edition 1.1     </w:t>
+      <w:t xml:space="preserve">© 2026 Secure By Design Team LLC.   Course 1.8 · Materials edition 1.2     </w:t>
     </w:r>
     <w:r>
       <w:rPr>

--- a/public/training/logging-pipeline/SecureByDesign-logging-pipeline-Workbook.docx
+++ b/public/training/logging-pipeline/SecureByDesign-logging-pipeline-Workbook.docx
@@ -90,7 +90,7 @@
           <w:sz w:val="16"/>
           <w:szCs w:val="16"/>
         </w:rPr>
-        <w:t xml:space="preserve">COURSE 1.8    /    COMPANION WORKBOOK</w:t>
+        <w:t xml:space="preserve">COURSE 1.6    /    COMPANION WORKBOOK</w:t>
       </w:r>
     </w:p>
     <w:p>
@@ -150,7 +150,7 @@
           <w:sz w:val="16"/>
           <w:szCs w:val="16"/>
         </w:rPr>
-        <w:t xml:space="preserve">MATERIALS EDITION 1.2    /    COURSE 1.8</w:t>
+        <w:t xml:space="preserve">MATERIALS EDITION 1.3    /    COURSE 1.6</w:t>
       </w:r>
     </w:p>
     <w:p>
@@ -411,7 +411,7 @@
           <w:sz w:val="16"/>
           <w:szCs w:val="16"/>
         </w:rPr>
-        <w:t xml:space="preserve">COURSE 1.8 / PREREQUISITES</w:t>
+        <w:t xml:space="preserve">COURSE 1.6 / PREREQUISITES</w:t>
       </w:r>
     </w:p>
     <w:p>
@@ -481,7 +481,7 @@
           <w:sz w:val="21"/>
           <w:szCs w:val="21"/>
         </w:rPr>
-        <w:t xml:space="preserve">Complete course 1.7: the admin plane exists, and this course's systems are managed only from VLAN 60.</w:t>
+        <w:t xml:space="preserve">Complete course 1.5: the admin plane exists, and this course's systems are managed only from VLAN 60.</w:t>
       </w:r>
     </w:p>
     <w:p>
@@ -519,7 +519,7 @@
           <w:sz w:val="21"/>
           <w:szCs w:val="21"/>
         </w:rPr>
-        <w:t xml:space="preserve">Have the course 1.5 register ready for the new rows: event forwarding to the collector, syslog from the core router, and the forwarder path into the analysis system.</w:t>
+        <w:t xml:space="preserve">Have the network's service-path register ready for the new rows: event forwarding to the collector, syslog from the core router, and the forwarder path into the analysis system.</w:t>
       </w:r>
     </w:p>
     <w:p>
@@ -1098,7 +1098,7 @@
           <w:sz w:val="21"/>
           <w:szCs w:val="21"/>
         </w:rPr>
-        <w:t xml:space="preserve">Scope the first collection to what already produces evidence: both DCs' Security logs, the core router's deny log from course 1.5, and the admin hosts' sign-in events — the fleet joins this scope in the next course, not now.</w:t>
+        <w:t xml:space="preserve">Scope the first collection to what already produces evidence: both DCs' Security logs, the core router's deny log, and the admin hosts' sign-in events — the fleet joins this scope in the next course, not now.</w:t>
       </w:r>
     </w:p>
     <w:p>
@@ -1136,7 +1136,7 @@
           <w:sz w:val="21"/>
           <w:szCs w:val="21"/>
         </w:rPr>
-        <w:t xml:space="preserve">Add the register rows: DC and admin-host event forwarding to the collector (WinRM 5985), router syslog UDP 514 to the collector, and the forwarder path from collector to the analysis system; all three systems are managed only from VLAN 60 per course 1.7's handoff.</w:t>
+        <w:t xml:space="preserve">Add the register rows: DC and admin-host event forwarding to the collector (WinRM 5985), router syslog UDP 514 to the collector, and the forwarder path from collector to the analysis system; all three systems are managed only from VLAN 60 per course 1.5's handoff.</w:t>
       </w:r>
     </w:p>
     <w:p>
@@ -2065,7 +2065,7 @@
           <w:sz w:val="21"/>
           <w:szCs w:val="21"/>
         </w:rPr>
-        <w:t xml:space="preserve">Extend the same policy to the admin hosts' OU so privileged sessions write the sign-in trail lesson 5 of course 1.7 started capturing by hand.</w:t>
+        <w:t xml:space="preserve">Extend the same policy to the admin hosts' OU so privileged sessions write the sign-in trail lesson 5 of course 1.5 started capturing by hand.</w:t>
       </w:r>
     </w:p>
     <w:p>
@@ -2997,7 +2997,7 @@
           <w:sz w:val="21"/>
           <w:szCs w:val="21"/>
         </w:rPr>
-        <w:t xml:space="preserve">Add a syslog intake on the collector for UDP 514 and point the core router's deny logging at it, so course 1.5's boundary decisions land beside the Windows record.</w:t>
+        <w:t xml:space="preserve">Add a syslog intake on the collector for UDP 514 and point the core router's deny logging at it, so the network boundary's decisions land beside the Windows record.</w:t>
       </w:r>
     </w:p>
     <w:p>
@@ -4893,7 +4893,7 @@
           <w:sz w:val="21"/>
           <w:szCs w:val="21"/>
         </w:rPr>
-        <w:t xml:space="preserve">Build search two: router denies by source VLAN and destination port — course 1.5's boundary, now trending; and search three: time-service events and offsets, so clock drift surfaces before Kerberos complains.</w:t>
+        <w:t xml:space="preserve">Build search two: router denies by source VLAN and destination port — the network boundary, now trending; and search three: time-service events and offsets, so clock drift surfaces before Kerberos complains.</w:t>
       </w:r>
     </w:p>
     <w:p>
@@ -5822,7 +5822,7 @@
           <w:sz w:val="21"/>
           <w:szCs w:val="21"/>
         </w:rPr>
-        <w:t xml:space="preserve">Repeat with the boundary: probe one unregistered port, then find that deny in the syslog stream and in search two — course 1.5's evidence pair now assembles itself.</w:t>
+        <w:t xml:space="preserve">Repeat with the boundary: probe one unregistered port, then find that deny in the syslog stream and in search two — the boundary's evidence pair — attempt and deny — now assembles itself.</w:t>
       </w:r>
     </w:p>
     <w:p>
@@ -5988,7 +5988,7 @@
           <w:sz w:val="21"/>
           <w:szCs w:val="21"/>
         </w:rPr>
-        <w:t xml:space="preserve">Evidence to keep: Keep the four-stage trace of the test event, the deny trace, the scan set, and the handoff note to course 1.9.</w:t>
+        <w:t xml:space="preserve">Evidence to keep: Keep the four-stage trace of the test event, the deny trace, the scan set, and the handoff note to course 1.7.</w:t>
       </w:r>
     </w:p>
     <w:tbl>
@@ -6535,7 +6535,7 @@
           <w:sz w:val="20"/>
           <w:szCs w:val="20"/>
         </w:rPr>
-        <w:t xml:space="preserve">One event, four stages, consistent timestamps — the chain is real.  Boundary denies assemble their own evidence now.  Baselines, rescans, and the handoff to course 1.9 close the course.</w:t>
+        <w:t xml:space="preserve">One event, four stages, consistent timestamps — the chain is real.  Boundary denies assemble their own evidence now.  Baselines, rescans, and the handoff to course 1.7 close the course.</w:t>
       </w:r>
     </w:p>
     <w:p>
@@ -6590,7 +6590,7 @@
           <w:sz w:val="16"/>
           <w:szCs w:val="16"/>
         </w:rPr>
-        <w:t xml:space="preserve">COURSE 1.8 / CLOSE OUT</w:t>
+        <w:t xml:space="preserve">COURSE 1.6 / CLOSE OUT</w:t>
       </w:r>
     </w:p>
     <w:p>
@@ -7371,7 +7371,7 @@
           <w:sz w:val="21"/>
           <w:szCs w:val="21"/>
         </w:rPr>
-        <w:t xml:space="preserve">That completes course 1.8. Course 1.9 brings in the fifty-workstation fleet — watched, addressed, and policy-managed from first boot.</w:t>
+        <w:t xml:space="preserve">That completes course 1.6. Course 1.7 brings in the fifty-workstation fleet — watched, addressed, and policy-managed from first boot.</w:t>
       </w:r>
     </w:p>
     <w:p>
@@ -7469,7 +7469,7 @@
         <w:sz w:val="15"/>
         <w:szCs w:val="15"/>
       </w:rPr>
-      <w:t xml:space="preserve">© 2026 Secure By Design Team LLC.   Course 1.8 · Materials edition 1.2     </w:t>
+      <w:t xml:space="preserve">© 2026 Secure By Design Team LLC.   Course 1.6 · Materials edition 1.3     </w:t>
     </w:r>
     <w:r>
       <w:rPr>

--- a/public/training/logging-pipeline/SecureByDesign-logging-pipeline-Workbook.docx
+++ b/public/training/logging-pipeline/SecureByDesign-logging-pipeline-Workbook.docx
@@ -150,7 +150,7 @@
           <w:sz w:val="16"/>
           <w:szCs w:val="16"/>
         </w:rPr>
-        <w:t xml:space="preserve">MATERIALS EDITION 1.3    /    COURSE 1.6</w:t>
+        <w:t xml:space="preserve">MATERIALS EDITION 1.4    /    COURSE 1.6</w:t>
       </w:r>
     </w:p>
     <w:p>
@@ -164,7 +164,7 @@
           <w:sz w:val="16"/>
           <w:szCs w:val="16"/>
         </w:rPr>
-        <w:t xml:space="preserve">Updated 8 October 2026  ·  sbd-logging-pipeline</w:t>
+        <w:t xml:space="preserve">Updated 9 October 2026  ·  sbd-logging-pipeline</w:t>
       </w:r>
     </w:p>
     <w:p>
@@ -500,7 +500,7 @@
           <w:sz w:val="21"/>
           <w:szCs w:val="21"/>
         </w:rPr>
-        <w:t xml:space="preserve">Provision SBD-SYSLOG01 (10.0.20.20) as Windows Server 2025, SBD-SPLUNK01 (10.0.50.10) on Linux joined to the sbd.test domain with its time service (chrony or ntpd) pointed at both domain controllers, and SBD-AUDIT01 (10.0.50.40) as Windows Server 2025 joined to the domain.</w:t>
+        <w:t xml:space="preserve">Provision SBD-SYSLOG01 (10.0.20.20) as Windows Server, SBD-SPLUNK01 (10.0.50.10) on Linux joined to the sbd.test domain with its time service (chrony or ntpd) pointed at both domain controllers, and SBD-AUDIT01 (10.0.50.40) as Windows Server joined to the domain.</w:t>
       </w:r>
     </w:p>
     <w:p>
@@ -7469,7 +7469,7 @@
         <w:sz w:val="15"/>
         <w:szCs w:val="15"/>
       </w:rPr>
-      <w:t xml:space="preserve">© 2026 Secure By Design Team LLC.   Course 1.6 · Materials edition 1.3     </w:t>
+      <w:t xml:space="preserve">© 2026 Secure By Design Team LLC.   Course 1.6 · Materials edition 1.4     </w:t>
     </w:r>
     <w:r>
       <w:rPr>

--- a/public/training/logging-pipeline/SecureByDesign-logging-pipeline-Workbook.docx
+++ b/public/training/logging-pipeline/SecureByDesign-logging-pipeline-Workbook.docx
@@ -90,7 +90,7 @@
           <w:sz w:val="16"/>
           <w:szCs w:val="16"/>
         </w:rPr>
-        <w:t xml:space="preserve">COURSE 1.6    /    COMPANION WORKBOOK</w:t>
+        <w:t xml:space="preserve">COURSE 1.10    /    COMPANION WORKBOOK</w:t>
       </w:r>
     </w:p>
     <w:p>
@@ -106,7 +106,7 @@
           <w:sz w:val="60"/>
           <w:szCs w:val="60"/>
         </w:rPr>
-        <w:t xml:space="preserve">See everything: the logging pipeline</w:t>
+        <w:t xml:space="preserve">Collect the record on SBD-SYSLOG01</w:t>
       </w:r>
     </w:p>
     <w:p>
@@ -122,7 +122,7 @@
           <w:sz w:val="30"/>
           <w:szCs w:val="30"/>
         </w:rPr>
-        <w:t xml:space="preserve">Collect, protect &amp; analyze before the fleet arrives</w:t>
+        <w:t xml:space="preserve">Design the logging pipeline and build its collector</w:t>
       </w:r>
     </w:p>
     <w:p>
@@ -136,7 +136,7 @@
           <w:sz w:val="21"/>
           <w:szCs w:val="21"/>
         </w:rPr>
-        <w:t xml:space="preserve">Build the model's collect → protect → analyze chain: Windows Event Forwarding and router syslog into SBD-SYSLOG01, hashed archives under a no-delete rule on SBD-AUDIT01, and working searches with one owned alert on SBD-SPLUNK01 — proven by a single event traced end to end.</w:t>
+        <w:t xml:space="preserve">The first of three logging courses: design the whole collect → protect → analyze pipeline, then build its first stage — advanced audit policy on the DCs and admin hosts, source-initiated Windows Event Forwarding from every existing Windows system and a syslog intake on SBD-SYSLOG01, health checks with a named owner, and proof that real events arrive with the right names and times.</w:t>
       </w:r>
     </w:p>
     <w:p>
@@ -150,7 +150,7 @@
           <w:sz w:val="16"/>
           <w:szCs w:val="16"/>
         </w:rPr>
-        <w:t xml:space="preserve">MATERIALS EDITION 1.4    /    COURSE 1.6</w:t>
+        <w:t xml:space="preserve">MATERIALS EDITION 2.0    /    COURSE 1.10</w:t>
       </w:r>
     </w:p>
     <w:p>
@@ -164,7 +164,7 @@
           <w:sz w:val="16"/>
           <w:szCs w:val="16"/>
         </w:rPr>
-        <w:t xml:space="preserve">Updated 9 October 2026  ·  sbd-logging-pipeline</w:t>
+        <w:t xml:space="preserve">Updated 14 October 2026  ·  sbd-logging-pipeline</w:t>
       </w:r>
     </w:p>
     <w:p>
@@ -303,7 +303,7 @@
       <w:pPr>
         <w:spacing w:after="90" w:before="0" w:line="288" w:lineRule="auto"/>
       </w:pPr>
-      <w:hyperlink w:history="1" w:anchor="lesson-protect">
+      <w:hyperlink w:history="1" w:anchor="lesson-collector-health">
         <w:r>
           <w:rPr>
             <w:rFonts w:ascii="Arial" w:cs="Arial" w:eastAsia="Arial" w:hAnsi="Arial"/>
@@ -311,7 +311,7 @@
             <w:sz w:val="21"/>
             <w:szCs w:val="21"/>
           </w:rPr>
-          <w:t xml:space="preserve">04  Protect the record on SBD-AUDIT01</w:t>
+          <w:t xml:space="preserve">04  Keep the collector trustworthy</w:t>
         </w:r>
       </w:hyperlink>
     </w:p>
@@ -319,7 +319,7 @@
       <w:pPr>
         <w:spacing w:after="90" w:before="0" w:line="288" w:lineRule="auto"/>
       </w:pPr>
-      <w:hyperlink w:history="1" w:anchor="lesson-analyze">
+      <w:hyperlink w:history="1" w:anchor="lesson-collector-prove">
         <w:r>
           <w:rPr>
             <w:rFonts w:ascii="Arial" w:cs="Arial" w:eastAsia="Arial" w:hAnsi="Arial"/>
@@ -327,23 +327,7 @@
             <w:sz w:val="21"/>
             <w:szCs w:val="21"/>
           </w:rPr>
-          <w:t xml:space="preserve">05  Analyze in SBD-SPLUNK01</w:t>
-        </w:r>
-      </w:hyperlink>
-    </w:p>
-    <w:p>
-      <w:pPr>
-        <w:spacing w:after="90" w:before="0" w:line="288" w:lineRule="auto"/>
-      </w:pPr>
-      <w:hyperlink w:history="1" w:anchor="lesson-prove">
-        <w:r>
-          <w:rPr>
-            <w:rFonts w:ascii="Arial" w:cs="Arial" w:eastAsia="Arial" w:hAnsi="Arial"/>
-            <w:color w:val="20647C"/>
-            <w:sz w:val="21"/>
-            <w:szCs w:val="21"/>
-          </w:rPr>
-          <w:t xml:space="preserve">06  Prove the chain and delta scan</w:t>
+          <w:t xml:space="preserve">05  Prove collection and hand off</w:t>
         </w:r>
       </w:hyperlink>
     </w:p>
@@ -411,7 +395,7 @@
           <w:sz w:val="16"/>
           <w:szCs w:val="16"/>
         </w:rPr>
-        <w:t xml:space="preserve">COURSE 1.6 / PREREQUISITES</w:t>
+        <w:t xml:space="preserve">COURSE 1.10 / PREREQUISITES</w:t>
       </w:r>
     </w:p>
     <w:p>
@@ -444,7 +428,7 @@
           <w:sz w:val="21"/>
           <w:szCs w:val="21"/>
         </w:rPr>
-        <w:t xml:space="preserve">This course builds the model's collect → protect → analyze chain before the fleet arrives, so every later system is observed from its first boot. Collection is configuration you can show; protection is permissions and retention you can defend; analysis is a search someone actually runs.</w:t>
+        <w:t xml:space="preserve">This is the first of three logging courses. Course 1.10 designs the whole collect → protect → analyze pipeline and builds the collect stage on SBD-SYSLOG01; course 1.11 protects the record on SBD-AUDIT01, and course 1.12 analyzes it in SBD-SPLUNK01. Collection is configuration you can show: a subscription, a listener, and events with the right source names and times.</w:t>
       </w:r>
     </w:p>
     <w:p>
@@ -481,7 +465,7 @@
           <w:sz w:val="21"/>
           <w:szCs w:val="21"/>
         </w:rPr>
-        <w:t xml:space="preserve">Complete course 1.5: the admin plane exists, and this course's systems are managed only from VLAN 60.</w:t>
+        <w:t xml:space="preserve">Complete courses 1.1–1.9: every Windows system they built — both DCs, SBD-SUBCA01, SBD-PKI-MGMT01, SBD-DHCP01, and the three admin seats — becomes a source; the tiered admin plane (course 1.8) means the collector is administered only from VLAN 60 (SBD-ADMIN-SRV01, Tier 1); and SBD-REPO01 (10.0.70.20, course 1.9) is running and becomes this course's first Linux source.</w:t>
       </w:r>
     </w:p>
     <w:p>
@@ -500,7 +484,7 @@
           <w:sz w:val="21"/>
           <w:szCs w:val="21"/>
         </w:rPr>
-        <w:t xml:space="preserve">Provision SBD-SYSLOG01 (10.0.20.20) as Windows Server, SBD-SPLUNK01 (10.0.50.10) on Linux joined to the sbd.test domain with its time service (chrony or ntpd) pointed at both domain controllers, and SBD-AUDIT01 (10.0.50.40) as Windows Server joined to the domain.</w:t>
+        <w:t xml:space="preserve">Provision SBD-SYSLOG01 (10.0.20.20) as Windows Server joined to sbd.test in the Servers OU, so course 1.5's member-server STIG policies apply from first boot, with a separate data volume (D: in this sample) for the logs. Turn off the hypervisor's time synchronization and check that w32tm /query /source names a domain controller (course 1.3).</w:t>
       </w:r>
     </w:p>
     <w:p>
@@ -519,7 +503,7 @@
           <w:sz w:val="21"/>
           <w:szCs w:val="21"/>
         </w:rPr>
-        <w:t xml:space="preserve">Have the network's service-path register ready for the new rows: event forwarding to the collector, syslog from the core router, and the forwarder path into the analysis system.</w:t>
+        <w:t xml:space="preserve">Have the network's service-path register, the course 1.6 SBD Server Authentication template, and an approved syslog receiver for Windows (staged across the air gap and hashed, as in course 1.4) ready: Windows has no built-in syslog listener.</w:t>
       </w:r>
     </w:p>
     <w:p>
@@ -556,7 +540,7 @@
           <w:sz w:val="21"/>
           <w:szCs w:val="21"/>
         </w:rPr>
-        <w:t xml:space="preserve">Forward the DC, admin-plane, and router-deny records into one collector by subscription.</w:t>
+        <w:t xml:space="preserve">Design all three logging stages: retention, readers, streams, and register rows.</w:t>
       </w:r>
     </w:p>
     <w:p>
@@ -575,7 +559,7 @@
           <w:sz w:val="21"/>
           <w:szCs w:val="21"/>
         </w:rPr>
-        <w:t xml:space="preserve">Protect the archive with hash catalogs, named readers, and delete-by-process-only.</w:t>
+        <w:t xml:space="preserve">Write the designed audit events on the DCs and admin hosts through GPO.</w:t>
       </w:r>
     </w:p>
     <w:p>
@@ -594,7 +578,26 @@
           <w:sz w:val="21"/>
           <w:szCs w:val="21"/>
         </w:rPr>
-        <w:t xml:space="preserve">Prove the chain by tracing one event from source to analyst, with an owned alert.</w:t>
+        <w:t xml:space="preserve">Forward every existing Windows system's events by source-initiated subscription and take syslog from the router and SBD-REPO01.</w:t>
+      </w:r>
+    </w:p>
+    <w:p>
+      <w:pPr>
+        <w:pStyle w:val="ListParagraph"/>
+        <w:numPr>
+          <w:ilvl w:val="0"/>
+          <w:numId w:val="3"/>
+        </w:numPr>
+        <w:spacing w:after="120" w:before="0" w:line="288" w:lineRule="auto"/>
+      </w:pPr>
+      <w:r>
+        <w:rPr>
+          <w:rFonts w:ascii="Arial" w:cs="Arial" w:eastAsia="Arial" w:hAnsi="Arial"/>
+          <w:color w:val="526B7E"/>
+          <w:sz w:val="21"/>
+          <w:szCs w:val="21"/>
+        </w:rPr>
+        <w:t xml:space="preserve">Keep the collector healthy and prove collection with events you cause.</w:t>
       </w:r>
     </w:p>
     <w:p>
@@ -786,7 +789,7 @@
                 <w:sz w:val="19"/>
                 <w:szCs w:val="19"/>
               </w:rPr>
-              <w:t xml:space="preserve">SBD-AUDIT01 — name, address, OS build</w:t>
+              <w:t xml:space="preserve">SBD-DC01 — name, address, OS build</w:t>
             </w:r>
           </w:p>
         </w:tc>
@@ -855,7 +858,283 @@
                 <w:sz w:val="19"/>
                 <w:szCs w:val="19"/>
               </w:rPr>
-              <w:t xml:space="preserve">SBD-SPLUNK01 — name, address, OS build</w:t>
+              <w:t xml:space="preserve">SBD-DC02 — name, address, OS build</w:t>
+            </w:r>
+          </w:p>
+        </w:tc>
+        <w:tc>
+          <w:tcPr>
+            <w:tcW w:type="dxa" w:w="6360"/>
+            <w:tcMar>
+              <w:top w:type="dxa" w:w="90"/>
+              <w:left w:type="dxa" w:w="120"/>
+              <w:bottom w:type="dxa" w:w="90"/>
+              <w:right w:type="dxa" w:w="120"/>
+            </w:tcMar>
+          </w:tcPr>
+          <w:p>
+            <w:pPr>
+              <w:spacing w:after="0" w:before="0" w:line="288" w:lineRule="auto"/>
+            </w:pPr>
+            <w:r>
+              <w:rPr>
+                <w:rFonts w:ascii="Arial" w:cs="Arial" w:eastAsia="Arial" w:hAnsi="Arial"/>
+                <w:color w:val="193448"/>
+                <w:sz w:val="21"/>
+                <w:szCs w:val="21"/>
+              </w:rPr>
+              <w:t xml:space="preserve"> </w:t>
+            </w:r>
+          </w:p>
+          <w:p>
+            <w:pPr>
+              <w:spacing w:after="0" w:before="0" w:line="288" w:lineRule="auto"/>
+            </w:pPr>
+            <w:r>
+              <w:rPr>
+                <w:rFonts w:ascii="Arial" w:cs="Arial" w:eastAsia="Arial" w:hAnsi="Arial"/>
+                <w:color w:val="193448"/>
+                <w:sz w:val="21"/>
+                <w:szCs w:val="21"/>
+              </w:rPr>
+              <w:t xml:space="preserve"> </w:t>
+            </w:r>
+          </w:p>
+        </w:tc>
+      </w:tr>
+      <w:tr>
+        <w:trPr>
+          <w:cantSplit/>
+        </w:trPr>
+        <w:tc>
+          <w:tcPr>
+            <w:tcW w:type="dxa" w:w="3000"/>
+            <w:tcMar>
+              <w:top w:type="dxa" w:w="90"/>
+              <w:left w:type="dxa" w:w="120"/>
+              <w:bottom w:type="dxa" w:w="90"/>
+              <w:right w:type="dxa" w:w="120"/>
+            </w:tcMar>
+          </w:tcPr>
+          <w:p>
+            <w:pPr>
+              <w:spacing w:after="0" w:before="0" w:line="288" w:lineRule="auto"/>
+            </w:pPr>
+            <w:r>
+              <w:rPr>
+                <w:rFonts w:ascii="Arial" w:cs="Arial" w:eastAsia="Arial" w:hAnsi="Arial"/>
+                <w:color w:val="193448"/>
+                <w:sz w:val="19"/>
+                <w:szCs w:val="19"/>
+              </w:rPr>
+              <w:t xml:space="preserve">SBD-SUBCA01 — name, address, OS build</w:t>
+            </w:r>
+          </w:p>
+        </w:tc>
+        <w:tc>
+          <w:tcPr>
+            <w:tcW w:type="dxa" w:w="6360"/>
+            <w:tcMar>
+              <w:top w:type="dxa" w:w="90"/>
+              <w:left w:type="dxa" w:w="120"/>
+              <w:bottom w:type="dxa" w:w="90"/>
+              <w:right w:type="dxa" w:w="120"/>
+            </w:tcMar>
+          </w:tcPr>
+          <w:p>
+            <w:pPr>
+              <w:spacing w:after="0" w:before="0" w:line="288" w:lineRule="auto"/>
+            </w:pPr>
+            <w:r>
+              <w:rPr>
+                <w:rFonts w:ascii="Arial" w:cs="Arial" w:eastAsia="Arial" w:hAnsi="Arial"/>
+                <w:color w:val="193448"/>
+                <w:sz w:val="21"/>
+                <w:szCs w:val="21"/>
+              </w:rPr>
+              <w:t xml:space="preserve"> </w:t>
+            </w:r>
+          </w:p>
+          <w:p>
+            <w:pPr>
+              <w:spacing w:after="0" w:before="0" w:line="288" w:lineRule="auto"/>
+            </w:pPr>
+            <w:r>
+              <w:rPr>
+                <w:rFonts w:ascii="Arial" w:cs="Arial" w:eastAsia="Arial" w:hAnsi="Arial"/>
+                <w:color w:val="193448"/>
+                <w:sz w:val="21"/>
+                <w:szCs w:val="21"/>
+              </w:rPr>
+              <w:t xml:space="preserve"> </w:t>
+            </w:r>
+          </w:p>
+        </w:tc>
+      </w:tr>
+      <w:tr>
+        <w:trPr>
+          <w:cantSplit/>
+        </w:trPr>
+        <w:tc>
+          <w:tcPr>
+            <w:tcW w:type="dxa" w:w="3000"/>
+            <w:tcMar>
+              <w:top w:type="dxa" w:w="90"/>
+              <w:left w:type="dxa" w:w="120"/>
+              <w:bottom w:type="dxa" w:w="90"/>
+              <w:right w:type="dxa" w:w="120"/>
+            </w:tcMar>
+          </w:tcPr>
+          <w:p>
+            <w:pPr>
+              <w:spacing w:after="0" w:before="0" w:line="288" w:lineRule="auto"/>
+            </w:pPr>
+            <w:r>
+              <w:rPr>
+                <w:rFonts w:ascii="Arial" w:cs="Arial" w:eastAsia="Arial" w:hAnsi="Arial"/>
+                <w:color w:val="193448"/>
+                <w:sz w:val="19"/>
+                <w:szCs w:val="19"/>
+              </w:rPr>
+              <w:t xml:space="preserve">SBD-PKI-MGMT01 — name, address, OS build</w:t>
+            </w:r>
+          </w:p>
+        </w:tc>
+        <w:tc>
+          <w:tcPr>
+            <w:tcW w:type="dxa" w:w="6360"/>
+            <w:tcMar>
+              <w:top w:type="dxa" w:w="90"/>
+              <w:left w:type="dxa" w:w="120"/>
+              <w:bottom w:type="dxa" w:w="90"/>
+              <w:right w:type="dxa" w:w="120"/>
+            </w:tcMar>
+          </w:tcPr>
+          <w:p>
+            <w:pPr>
+              <w:spacing w:after="0" w:before="0" w:line="288" w:lineRule="auto"/>
+            </w:pPr>
+            <w:r>
+              <w:rPr>
+                <w:rFonts w:ascii="Arial" w:cs="Arial" w:eastAsia="Arial" w:hAnsi="Arial"/>
+                <w:color w:val="193448"/>
+                <w:sz w:val="21"/>
+                <w:szCs w:val="21"/>
+              </w:rPr>
+              <w:t xml:space="preserve"> </w:t>
+            </w:r>
+          </w:p>
+          <w:p>
+            <w:pPr>
+              <w:spacing w:after="0" w:before="0" w:line="288" w:lineRule="auto"/>
+            </w:pPr>
+            <w:r>
+              <w:rPr>
+                <w:rFonts w:ascii="Arial" w:cs="Arial" w:eastAsia="Arial" w:hAnsi="Arial"/>
+                <w:color w:val="193448"/>
+                <w:sz w:val="21"/>
+                <w:szCs w:val="21"/>
+              </w:rPr>
+              <w:t xml:space="preserve"> </w:t>
+            </w:r>
+          </w:p>
+        </w:tc>
+      </w:tr>
+      <w:tr>
+        <w:trPr>
+          <w:cantSplit/>
+        </w:trPr>
+        <w:tc>
+          <w:tcPr>
+            <w:tcW w:type="dxa" w:w="3000"/>
+            <w:tcMar>
+              <w:top w:type="dxa" w:w="90"/>
+              <w:left w:type="dxa" w:w="120"/>
+              <w:bottom w:type="dxa" w:w="90"/>
+              <w:right w:type="dxa" w:w="120"/>
+            </w:tcMar>
+          </w:tcPr>
+          <w:p>
+            <w:pPr>
+              <w:spacing w:after="0" w:before="0" w:line="288" w:lineRule="auto"/>
+            </w:pPr>
+            <w:r>
+              <w:rPr>
+                <w:rFonts w:ascii="Arial" w:cs="Arial" w:eastAsia="Arial" w:hAnsi="Arial"/>
+                <w:color w:val="193448"/>
+                <w:sz w:val="19"/>
+                <w:szCs w:val="19"/>
+              </w:rPr>
+              <w:t xml:space="preserve">SBD-DHCP01 — name, address, OS build</w:t>
+            </w:r>
+          </w:p>
+        </w:tc>
+        <w:tc>
+          <w:tcPr>
+            <w:tcW w:type="dxa" w:w="6360"/>
+            <w:tcMar>
+              <w:top w:type="dxa" w:w="90"/>
+              <w:left w:type="dxa" w:w="120"/>
+              <w:bottom w:type="dxa" w:w="90"/>
+              <w:right w:type="dxa" w:w="120"/>
+            </w:tcMar>
+          </w:tcPr>
+          <w:p>
+            <w:pPr>
+              <w:spacing w:after="0" w:before="0" w:line="288" w:lineRule="auto"/>
+            </w:pPr>
+            <w:r>
+              <w:rPr>
+                <w:rFonts w:ascii="Arial" w:cs="Arial" w:eastAsia="Arial" w:hAnsi="Arial"/>
+                <w:color w:val="193448"/>
+                <w:sz w:val="21"/>
+                <w:szCs w:val="21"/>
+              </w:rPr>
+              <w:t xml:space="preserve"> </w:t>
+            </w:r>
+          </w:p>
+          <w:p>
+            <w:pPr>
+              <w:spacing w:after="0" w:before="0" w:line="288" w:lineRule="auto"/>
+            </w:pPr>
+            <w:r>
+              <w:rPr>
+                <w:rFonts w:ascii="Arial" w:cs="Arial" w:eastAsia="Arial" w:hAnsi="Arial"/>
+                <w:color w:val="193448"/>
+                <w:sz w:val="21"/>
+                <w:szCs w:val="21"/>
+              </w:rPr>
+              <w:t xml:space="preserve"> </w:t>
+            </w:r>
+          </w:p>
+        </w:tc>
+      </w:tr>
+      <w:tr>
+        <w:trPr>
+          <w:cantSplit/>
+        </w:trPr>
+        <w:tc>
+          <w:tcPr>
+            <w:tcW w:type="dxa" w:w="3000"/>
+            <w:tcMar>
+              <w:top w:type="dxa" w:w="90"/>
+              <w:left w:type="dxa" w:w="120"/>
+              <w:bottom w:type="dxa" w:w="90"/>
+              <w:right w:type="dxa" w:w="120"/>
+            </w:tcMar>
+          </w:tcPr>
+          <w:p>
+            <w:pPr>
+              <w:spacing w:after="0" w:before="0" w:line="288" w:lineRule="auto"/>
+            </w:pPr>
+            <w:r>
+              <w:rPr>
+                <w:rFonts w:ascii="Arial" w:cs="Arial" w:eastAsia="Arial" w:hAnsi="Arial"/>
+                <w:color w:val="193448"/>
+                <w:sz w:val="19"/>
+                <w:szCs w:val="19"/>
+              </w:rPr>
+              <w:t xml:space="preserve">SBD-REPO01 — name, address, OS build</w:t>
             </w:r>
           </w:p>
         </w:tc>
@@ -918,7 +1197,7 @@
           <w:sz w:val="16"/>
           <w:szCs w:val="16"/>
         </w:rPr>
-        <w:t xml:space="preserve">LESSON 01  /  ABOUT 20 MIN</w:t>
+        <w:t xml:space="preserve">LESSON 01  /  ABOUT 25 MIN</w:t>
       </w:r>
     </w:p>
     <w:p>
@@ -967,7 +1246,7 @@
           <w:sz w:val="20"/>
           <w:szCs w:val="20"/>
         </w:rPr>
-        <w:t xml:space="preserve">Three systems, three distinct jobs: SBD-SYSLOG01 gathers, SBD-AUDIT01 preserves, SBD-SPLUNK01 answers questions. Decide what is collected first, how long it lives, and who may touch which stage — before a single event flows.</w:t>
+        <w:t xml:space="preserve">Three systems, three distinct jobs: SBD-SYSLOG01 gathers, SBD-AUDIT01 preserves, SBD-SPLUNK01 answers questions. This course builds the first; courses 1.11 and 1.12 build the other two — so decide now, for all three, what is collected, how long it lives, who may touch it, and where each stream is picked up.</w:t>
       </w:r>
     </w:p>
     <w:p>
@@ -1004,7 +1283,7 @@
           <w:sz w:val="21"/>
           <w:szCs w:val="21"/>
         </w:rPr>
-        <w:t xml:space="preserve">Assign the three roles and the first collection scope.</w:t>
+        <w:t xml:space="preserve">Assign the three roles, the course that builds each, and the first collection scope.</w:t>
       </w:r>
     </w:p>
     <w:p>
@@ -1023,7 +1302,7 @@
           <w:sz w:val="21"/>
           <w:szCs w:val="21"/>
         </w:rPr>
-        <w:t xml:space="preserve">Decide retention, protection, and access per stage.</w:t>
+        <w:t xml:space="preserve">Decide retention, readers, and the no-delete rule per stage.</w:t>
       </w:r>
     </w:p>
     <w:p>
@@ -1042,7 +1321,7 @@
           <w:sz w:val="21"/>
           <w:szCs w:val="21"/>
         </w:rPr>
-        <w:t xml:space="preserve">Register the pipeline's network paths.</w:t>
+        <w:t xml:space="preserve">Name the streams and register every pipeline path.</w:t>
       </w:r>
     </w:p>
     <w:p>
@@ -1079,7 +1358,7 @@
           <w:sz w:val="21"/>
           <w:szCs w:val="21"/>
         </w:rPr>
-        <w:t xml:space="preserve">Write the role sentence for each host: the collector receives Windows events and the core router's syslog; the repository holds the protected, long-retention copy; the analysis system indexes a working copy for search and alerting. One copy to keep, one copy to question.</w:t>
+        <w:t xml:space="preserve">Write the role sentence for each host and the course that builds it: SBD-SYSLOG01 (course 1.10) receives Windows events and syslog; SBD-AUDIT01 (course 1.11) holds the protected, long-retention copy; SBD-SPLUNK01 (course 1.12) indexes a working copy for search and alerting. One copy to keep, one copy to question.</w:t>
       </w:r>
     </w:p>
     <w:p>
@@ -1098,7 +1377,7 @@
           <w:sz w:val="21"/>
           <w:szCs w:val="21"/>
         </w:rPr>
-        <w:t xml:space="preserve">Scope the first collection to what already produces evidence: both DCs' Security logs, the core router's deny log, and the admin hosts' sign-in events — the fleet joins this scope in the next course, not now.</w:t>
+        <w:t xml:space="preserve">Scope the first collection to what already produces evidence: the Security log and the Windows Time events course 1.3 keeps from every Windows system that exists — both DCs, SBD-SUBCA01, SBD-PKI-MGMT01, SBD-DHCP01, and the three admin seats — plus the core router's deny log and SBD-REPO01's syslog. The fleet joins in course 1.13, and every later server in the course that builds it.</w:t>
       </w:r>
     </w:p>
     <w:p>
@@ -1117,7 +1396,7 @@
           <w:sz w:val="21"/>
           <w:szCs w:val="21"/>
         </w:rPr>
-        <w:t xml:space="preserve">Decide the AU-family answers and write them down: retention length per stage, who may read each stage, and that nobody — including administrators — writes or deletes in the repository outside the archival process (that is the AU-9 protection story).</w:t>
+        <w:t xml:space="preserve">Decide the AU answers per stage (sample values; your records requirement decides): the collector keeps at least 14 days locally as a buffer, administered by Tier 1 from SBD-ADMIN-SRV01; the repository keeps one year, written only by a write-only archival account, read by a named auditors group, and deleted by nobody outside the custodian's logged retention process, with independent approval (rule A04); analysis keeps 90 days searchable, read by analysts.</w:t>
       </w:r>
     </w:p>
     <w:p>
@@ -1136,7 +1415,26 @@
           <w:sz w:val="21"/>
           <w:szCs w:val="21"/>
         </w:rPr>
-        <w:t xml:space="preserve">Add the register rows: DC and admin-host event forwarding to the collector (WinRM 5985), router syslog UDP 514 to the collector, and the forwarder path from collector to the analysis system; all three systems are managed only from VLAN 60 per course 1.5's handoff.</w:t>
+        <w:t xml:space="preserve">Name the two streams and where they are picked up: Windows events land in the ForwardedEvents log (file on D:\Logs\ForwardedEvents) and syslog in daily files per sender under D:\Logs\Syslog. Course 1.11's archival job and course 1.12's forwarder both read from these two places; nothing else writes there.</w:t>
+      </w:r>
+    </w:p>
+    <w:p>
+      <w:pPr>
+        <w:pStyle w:val="ListParagraph"/>
+        <w:numPr>
+          <w:ilvl w:val="0"/>
+          <w:numId w:val="4"/>
+        </w:numPr>
+        <w:spacing w:after="120" w:before="0" w:line="288" w:lineRule="auto"/>
+      </w:pPr>
+      <w:r>
+        <w:rPr>
+          <w:rFonts w:ascii="Arial" w:cs="Arial" w:eastAsia="Arial" w:hAnsi="Arial"/>
+          <w:color w:val="526B7E"/>
+          <w:sz w:val="21"/>
+          <w:szCs w:val="21"/>
+        </w:rPr>
+        <w:t xml:space="preserve">Add the register rows with owners: Windows sources to the collector (F17, WinRM 5985, source-initiated), Linux syslog over TLS (F07, TCP 6514), the core router's deny log (UDP 514, which the router already sends to the collector's address as part of the network's configuration — this course only receives it), the archive path (F11, SMB 3 with encryption) and the forwarder path (F10, TCP 9997 with TLS). The last two stay unused until courses 1.11 and 1.12.</w:t>
       </w:r>
     </w:p>
     <w:p>
@@ -1170,7 +1468,7 @@
           <w:sz w:val="18"/>
           <w:szCs w:val="18"/>
         </w:rPr>
-        <w:t xml:space="preserve"># Capture the before state: what the DCs currently audit and where nothing is forwarded yet.</w:t>
+        <w:t xml:space="preserve"># From AdminJumpBox01 (Tier 0): what the DCs audit today.</w:t>
       </w:r>
     </w:p>
     <w:p>
@@ -1186,7 +1484,23 @@
           <w:sz w:val="18"/>
           <w:szCs w:val="18"/>
         </w:rPr>
-        <w:t xml:space="preserve">auditpol /get /category:* | Select-String 'Logon|Account Management|Directory Service|Policy Change'</w:t>
+        <w:t xml:space="preserve">Invoke-Command SBD-DC01, SBD-DC02 { auditpol /get /category:* /r } | Out-File C:\Evidence\logging-pipeline\DCs-auditpol-before.csv</w:t>
+      </w:r>
+    </w:p>
+    <w:p>
+      <w:pPr>
+        <w:shd w:fill="F1F7FA" w:color="auto" w:val="clear"/>
+        <w:spacing w:after="0" w:before="0" w:line="252" w:lineRule="auto"/>
+        <w:ind w:left="160" w:right="160"/>
+      </w:pPr>
+      <w:r>
+        <w:rPr>
+          <w:rFonts w:ascii="Consolas" w:cs="Consolas" w:eastAsia="Consolas" w:hAnsi="Consolas"/>
+          <w:color w:val="193448"/>
+          <w:sz w:val="18"/>
+          <w:szCs w:val="18"/>
+        </w:rPr>
+        <w:t xml:space="preserve"># From SBD-ADMIN-SRV01 (Tier 1): no collector runs yet.</w:t>
       </w:r>
     </w:p>
     <w:p>
@@ -1202,7 +1516,7 @@
           <w:sz w:val="18"/>
           <w:szCs w:val="18"/>
         </w:rPr>
-        <w:t xml:space="preserve">Get-Service Wecsvc -ComputerName SBD-SYSLOG01</w:t>
+        <w:t xml:space="preserve">Invoke-Command SBD-SYSLOG01 { Get-Service Wecsvc | Select-Object Status, StartType }</w:t>
       </w:r>
     </w:p>
     <w:p>
@@ -1232,7 +1546,7 @@
           <w:sz w:val="20"/>
           <w:szCs w:val="20"/>
         </w:rPr>
-        <w:t xml:space="preserve">The design names each stage's job, scope, retention, and readers; the repository's no-delete rule is written; and the register carries the three pipeline paths with owners.</w:t>
+        <w:t xml:space="preserve">The design names each stage's job, building course, scope, retention, and readers; the no-delete rule is written; the two streams and their pickup folders are named; and the register carries the five pipeline paths with owners.</w:t>
       </w:r>
     </w:p>
     <w:p>
@@ -1264,7 +1578,7 @@
           <w:sz w:val="21"/>
           <w:szCs w:val="21"/>
         </w:rPr>
-        <w:t xml:space="preserve">Evidence to keep: Keep the pipeline design sheet, the retention and access table, and the new register rows.</w:t>
+        <w:t xml:space="preserve">Evidence to keep: Keep the pipeline design sheet, the retention and access table, the stream and pickup definitions, and the new register rows.</w:t>
       </w:r>
     </w:p>
     <w:tbl>
@@ -1811,7 +2125,7 @@
           <w:sz w:val="20"/>
           <w:szCs w:val="20"/>
         </w:rPr>
-        <w:t xml:space="preserve">Collector gathers, repository preserves, analysis answers.  Scope starts with the DCs, the router denies, and the admin plane.  Retention, readers, and the no-delete rule are written; paths are registered.</w:t>
+        <w:t xml:space="preserve">Collector gathers (1.10), repository preserves (1.11), analysis answers (1.12).  Retention, readers, and the no-delete rule are written for every stage.  Two named streams, their pickup folders, and five registered paths.</w:t>
       </w:r>
     </w:p>
     <w:p>
@@ -1915,7 +2229,7 @@
           <w:sz w:val="20"/>
           <w:szCs w:val="20"/>
         </w:rPr>
-        <w:t xml:space="preserve">Forwarding garbage faster is not monitoring. Set the advanced audit policy so the events that tell the network's story — sign-ins, account changes, directory changes, policy changes — actually get written.</w:t>
+        <w:t xml:space="preserve">Forwarding garbage faster is not monitoring. Set the advanced audit policy so the events that tell the network's story — sign-ins, account changes, directory changes, policy changes — actually get written, at or above the STIG values course 1.4 measured.</w:t>
       </w:r>
     </w:p>
     <w:p>
@@ -1952,7 +2266,7 @@
           <w:sz w:val="21"/>
           <w:szCs w:val="21"/>
         </w:rPr>
-        <w:t xml:space="preserve">Apply the advanced audit policy categories the design needs.</w:t>
+        <w:t xml:space="preserve">Apply the advanced audit policy subcategories the design needs.</w:t>
       </w:r>
     </w:p>
     <w:p>
@@ -1971,7 +2285,7 @@
           <w:sz w:val="21"/>
           <w:szCs w:val="21"/>
         </w:rPr>
-        <w:t xml:space="preserve">Reconcile audit settings with the course 1.3 Security Technical Implementation Guide (STIG) values.</w:t>
+        <w:t xml:space="preserve">Reconcile audit settings with the course 1.5 STIG Group Policy objects.</w:t>
       </w:r>
     </w:p>
     <w:p>
@@ -2027,7 +2341,7 @@
           <w:sz w:val="21"/>
           <w:szCs w:val="21"/>
         </w:rPr>
-        <w:t xml:space="preserve">Review what the Defense Information Systems Agency (DISA) Group Policy objects (GPOs) from course 1.3 already audit — much of the advanced audit policy arrived with the STIGs. This lesson reconciles and fills gaps rather than starting over.</w:t>
+        <w:t xml:space="preserve">Review what the Defense Information Systems Agency (DISA) Group Policy objects (GPOs) linked in course 1.5 already audit — most of the advanced audit policy arrived with the STIGs, including the setting that makes subcategories override the old category policy. This lesson reconciles and fills gaps rather than starting over.</w:t>
       </w:r>
     </w:p>
     <w:p>
@@ -2046,7 +2360,7 @@
           <w:sz w:val="21"/>
           <w:szCs w:val="21"/>
         </w:rPr>
-        <w:t xml:space="preserve">Confirm the categories the design depends on are at least at the STIG values on the DCs: Logon/Logoff, Account Management, Directory Service Changes, and Policy Change — success and failure where the design says so.</w:t>
+        <w:t xml:space="preserve">Confirm the subcategories the design depends on are at least at the STIG values on the DCs: Credential Validation, Logon, Special Logon, User Account Management, Security Group Management, Directory Service Changes, Audit Policy Change, and Security State Change, which writes event 4616 for every clock change course 1.3 records — success and failure where the design says so. Directory Service Changes writes event 5136 only for objects whose auditing entries ask for it, so check the domain's auditing entries too.</w:t>
       </w:r>
     </w:p>
     <w:p>
@@ -2065,7 +2379,7 @@
           <w:sz w:val="21"/>
           <w:szCs w:val="21"/>
         </w:rPr>
-        <w:t xml:space="preserve">Extend the same policy to the admin hosts' OU so privileged sessions write the sign-in trail lesson 5 of course 1.5 started capturing by hand.</w:t>
+        <w:t xml:space="preserve">Extend the same policy to the Admin OU's computer sub-OUs from course 1.8, so privileged sessions on the admin hosts write their sign-in trail, and confirm that SBD-SUBCA01, SBD-PKI-MGMT01, and SBD-DHCP01 already carry the member-server STIG values.</w:t>
       </w:r>
     </w:p>
     <w:p>
@@ -2084,7 +2398,7 @@
           <w:sz w:val="21"/>
           <w:szCs w:val="21"/>
         </w:rPr>
-        <w:t xml:space="preserve">Any place this course wants more auditing than the STIG sets, make it a documented addition in the GPO structure — never a local, invisible tweak — and note it in the exception/addition record.</w:t>
+        <w:t xml:space="preserve">Make every addition a separate, documented GPO linked above the STIG GPO, never an auditpol /set on one server. Advanced audit settings merge across GPOs per subcategory, and only a conflicting subcategory is decided by precedence — record each addition in the course 1.5 exception record, kept on AdminJumpBox01.</w:t>
       </w:r>
     </w:p>
     <w:p>
@@ -2118,7 +2432,39 @@
           <w:sz w:val="18"/>
           <w:szCs w:val="18"/>
         </w:rPr>
-        <w:t xml:space="preserve">auditpol /get /subcategory:'Logon','User Account Management','Directory Service Changes','Audit Policy Change'</w:t>
+        <w:t xml:space="preserve"># From AdminJumpBox01 (Tier 0): effective audit policy and the policy result on a DC.</w:t>
+      </w:r>
+    </w:p>
+    <w:p>
+      <w:pPr>
+        <w:shd w:fill="F1F7FA" w:color="auto" w:val="clear"/>
+        <w:spacing w:after="0" w:before="0" w:line="252" w:lineRule="auto"/>
+        <w:ind w:left="160" w:right="160"/>
+      </w:pPr>
+      <w:r>
+        <w:rPr>
+          <w:rFonts w:ascii="Consolas" w:cs="Consolas" w:eastAsia="Consolas" w:hAnsi="Consolas"/>
+          <w:color w:val="193448"/>
+          <w:sz w:val="18"/>
+          <w:szCs w:val="18"/>
+        </w:rPr>
+        <w:t xml:space="preserve">Invoke-Command SBD-DC01 { auditpol /get /category:* /r } | Out-File C:\Evidence\logging-pipeline\SBD-DC01-auditpol.csv</w:t>
+      </w:r>
+    </w:p>
+    <w:p>
+      <w:pPr>
+        <w:shd w:fill="F1F7FA" w:color="auto" w:val="clear"/>
+        <w:spacing w:after="0" w:before="0" w:line="252" w:lineRule="auto"/>
+        <w:ind w:left="160" w:right="160"/>
+      </w:pPr>
+      <w:r>
+        <w:rPr>
+          <w:rFonts w:ascii="Consolas" w:cs="Consolas" w:eastAsia="Consolas" w:hAnsi="Consolas"/>
+          <w:color w:val="193448"/>
+          <w:sz w:val="18"/>
+          <w:szCs w:val="18"/>
+        </w:rPr>
+        <w:t xml:space="preserve">Invoke-Command SBD-DC01 { auditpol /get /subcategory:"Directory Service Changes,Security State Change" }</w:t>
       </w:r>
     </w:p>
     <w:p>
@@ -2134,7 +2480,7 @@
           <w:sz w:val="18"/>
           <w:szCs w:val="18"/>
         </w:rPr>
-        <w:t xml:space="preserve">gpresult /r /scope:computer</w:t>
+        <w:t xml:space="preserve">gpresult /s SBD-DC01 /scope computer /h C:\Evidence\logging-pipeline\SBD-DC01-gpresult.html</w:t>
       </w:r>
     </w:p>
     <w:p>
@@ -2164,7 +2510,7 @@
           <w:sz w:val="20"/>
           <w:szCs w:val="20"/>
         </w:rPr>
-        <w:t xml:space="preserve">Effective audit policy on the DCs and admin hosts covers the designed categories at or above the STIG values, applied through GPO, with any additions documented.</w:t>
+        <w:t xml:space="preserve">Effective audit policy on the DCs and admin hosts covers the designed subcategories at or above the STIG values, applied through GPO, with every addition documented.</w:t>
       </w:r>
     </w:p>
     <w:p>
@@ -2651,7 +2997,7 @@
           <w:sz w:val="21"/>
           <w:szCs w:val="21"/>
         </w:rPr>
-        <w:t xml:space="preserve">Why start from the course 1.3 GPOs instead of a fresh audit policy?</w:t>
+        <w:t xml:space="preserve">Why start from the course 1.5 STIG GPOs instead of a fresh audit policy?</w:t>
       </w:r>
     </w:p>
     <w:p>
@@ -2781,6 +3127,40 @@
       </w:hyperlink>
     </w:p>
     <w:p>
+      <w:pPr>
+        <w:spacing w:after="60" w:before="0" w:line="288" w:lineRule="auto"/>
+      </w:pPr>
+      <w:hyperlink w:history="1" r:id="rId9">
+        <w:r>
+          <w:rPr>
+            <w:rFonts w:ascii="Arial" w:cs="Arial" w:eastAsia="Arial" w:hAnsi="Arial"/>
+            <w:color w:val="20647C"/>
+            <w:sz w:val="18"/>
+            <w:szCs w:val="18"/>
+            <w:u w:val="single"/>
+          </w:rPr>
+          <w:t xml:space="preserve">Microsoft · Advanced security auditing FAQ</w:t>
+        </w:r>
+      </w:hyperlink>
+    </w:p>
+    <w:p>
+      <w:pPr>
+        <w:spacing w:after="60" w:before="0" w:line="288" w:lineRule="auto"/>
+      </w:pPr>
+      <w:hyperlink w:history="1" r:id="rId10">
+        <w:r>
+          <w:rPr>
+            <w:rFonts w:ascii="Arial" w:cs="Arial" w:eastAsia="Arial" w:hAnsi="Arial"/>
+            <w:color w:val="20647C"/>
+            <w:sz w:val="18"/>
+            <w:szCs w:val="18"/>
+            <w:u w:val="single"/>
+          </w:rPr>
+          <w:t xml:space="preserve">Microsoft · Advanced audit policy configuration</w:t>
+        </w:r>
+      </w:hyperlink>
+    </w:p>
+    <w:p>
       <w:r>
         <w:br w:type="page"/>
       </w:r>
@@ -2798,7 +3178,7 @@
           <w:sz w:val="16"/>
           <w:szCs w:val="16"/>
         </w:rPr>
-        <w:t xml:space="preserve">LESSON 03  /  ABOUT 30 MIN</w:t>
+        <w:t xml:space="preserve">LESSON 03  /  ABOUT 35 MIN</w:t>
       </w:r>
     </w:p>
     <w:p>
@@ -2847,7 +3227,7 @@
           <w:sz w:val="20"/>
           <w:szCs w:val="20"/>
         </w:rPr>
-        <w:t xml:space="preserve">SBD-SYSLOG01 becomes the funnel: Windows Event Forwarding brings the DC and admin-host events in by subscription, and the core router's denies arrive as syslog — one host where the network's record first lands.</w:t>
+        <w:t xml:space="preserve">SBD-SYSLOG01 becomes the funnel: Windows Event Forwarding brings in the events of every Windows system that exists by source-initiated subscription, and a syslog receiver takes the core router's denies and, from lesson 5, the Linux servers over TLS — one host where the network's record first lands.</w:t>
       </w:r>
     </w:p>
     <w:p>
@@ -2884,7 +3264,7 @@
           <w:sz w:val="21"/>
           <w:szCs w:val="21"/>
         </w:rPr>
-        <w:t xml:space="preserve">Configure the Windows Event Collector service and subscription.</w:t>
+        <w:t xml:space="preserve">Configure the Windows Event Collector service and a source-initiated subscription.</w:t>
       </w:r>
     </w:p>
     <w:p>
@@ -2903,7 +3283,7 @@
           <w:sz w:val="21"/>
           <w:szCs w:val="21"/>
         </w:rPr>
-        <w:t xml:space="preserve">Point the source hosts at the collector by GPO.</w:t>
+        <w:t xml:space="preserve">Enroll the sources by GPO with read access to their Security logs.</w:t>
       </w:r>
     </w:p>
     <w:p>
@@ -2922,7 +3302,7 @@
           <w:sz w:val="21"/>
           <w:szCs w:val="21"/>
         </w:rPr>
-        <w:t xml:space="preserve">Receive the router's syslog deny stream.</w:t>
+        <w:t xml:space="preserve">Stand up the syslog intake for UDP 514 and TLS on TCP 6514.</w:t>
       </w:r>
     </w:p>
     <w:p>
@@ -2959,7 +3339,7 @@
           <w:sz w:val="21"/>
           <w:szCs w:val="21"/>
         </w:rPr>
-        <w:t xml:space="preserve">On SBD-SYSLOG01, enable the Windows Event Collector service and create a source-initiated subscription for the designed event IDs from the DCs and admin hosts, delivered into the Forwarded Events log.</w:t>
+        <w:t xml:space="preserve">On SBD-SYSLOG01, run wecutil qc /q, move the ForwardedEvents log file to D:\Logs\ForwardedEvents, and create the subscription SBD-ForwardedSecurity from an XML file: SourceInitiated, MinLatency delivery (push, 30-second batches), into ForwardedEvents, with two queries — the whole Security log (event 4616 included), and the Microsoft-Windows-Time-Service events 12, 35, 36, 37, 129, and 142 from the System log that course 1.3 keeps. Allow one computer group, SBD Event Sources, created from AdminJumpBox01 and holding every Windows system that exists now: both DCs, SBD-SUBCA01, SBD-PKI-MGMT01, SBD-DHCP01, and the three admin seats. The default allows Domain Computers, which does not include domain controllers.</w:t>
       </w:r>
     </w:p>
     <w:p>
@@ -2978,7 +3358,7 @@
           <w:sz w:val="21"/>
           <w:szCs w:val="21"/>
         </w:rPr>
-        <w:t xml:space="preserve">By GPO on the relevant OUs, set the subscription manager to the collector and grant the Network Service read access to the Security log — the sources push; the collector never reaches into them.</w:t>
+        <w:t xml:space="preserve">From AdminJumpBox01, enroll the sources with one GPO linked to the Domain Controllers, Tier 0 Servers, Servers, and Admin sub-OUs and security-filtered to SBD Event Sources (Authenticated Users keep read), so the collector and later servers stay out until a course adds them: the subscription manager Server=http://SBD-SYSLOG01.sbd.test:5985/wsman/SubscriptionManager/WEC,Refresh=60, the WinRM service set to automatic, and NETWORK SERVICE in Event Log Readers — on the DCs through the domain's built-in group, on the other sources as a local group preference. Restart each source so the group changes apply; the sources push, the collector reads nothing.</w:t>
       </w:r>
     </w:p>
     <w:p>
@@ -2997,7 +3377,7 @@
           <w:sz w:val="21"/>
           <w:szCs w:val="21"/>
         </w:rPr>
-        <w:t xml:space="preserve">Add a syslog intake on the collector for UDP 514 and point the core router's deny logging at it, so the network boundary's decisions land beside the Windows record.</w:t>
+        <w:t xml:space="preserve">Allow WinRM 5985 inbound on the collector only from the enrolled sources: VLANs 10 and 60, SBD-SUBCA01 and SBD-PKI-MGMT01 (10.0.30.20 and 10.0.30.30), and SBD-DHCP01 (10.0.20.10), which shares VLAN 20, so only this host firewall scopes it. Rule F17 covers every Windows member; each later course widens this scope when it enrolls new sources. Kerberos authenticates both ends and encrypts the forwarded events, even over HTTP.</w:t>
       </w:r>
     </w:p>
     <w:p>
@@ -3016,7 +3396,26 @@
           <w:sz w:val="21"/>
           <w:szCs w:val="21"/>
         </w:rPr>
-        <w:t xml:space="preserve">Confirm the register rows are the only paths in use: WinRM from the source OUs to the collector, syslog from the core, and nothing listening that the design didn't ask for.</w:t>
+        <w:t xml:space="preserve">Install the approved syslog receiver as a service: UDP 514 for the core router, which already sends its deny log to this address, and TCP 6514 with TLS using an SBD Server Authentication certificate for SBD-SYSLOG01.sbd.test, requested from the course 1.6 issuing CA through its process after adding SBD-SYSLOG01 to the SBD TLS Servers group. Write daily files per sender under D:\Logs\Syslog, and allow each port only from its registered senders.</w:t>
+      </w:r>
+    </w:p>
+    <w:p>
+      <w:pPr>
+        <w:pStyle w:val="ListParagraph"/>
+        <w:numPr>
+          <w:ilvl w:val="0"/>
+          <w:numId w:val="6"/>
+        </w:numPr>
+        <w:spacing w:after="120" w:before="0" w:line="288" w:lineRule="auto"/>
+      </w:pPr>
+      <w:r>
+        <w:rPr>
+          <w:rFonts w:ascii="Arial" w:cs="Arial" w:eastAsia="Arial" w:hAnsi="Arial"/>
+          <w:color w:val="526B7E"/>
+          <w:sz w:val="21"/>
+          <w:szCs w:val="21"/>
+        </w:rPr>
+        <w:t xml:space="preserve">Confirm the register rows are the only paths in use: WinRM from the enrolled sources, syslog from the core, and nothing listening that the design didn't ask for.</w:t>
       </w:r>
     </w:p>
     <w:p>
@@ -3050,7 +3449,7 @@
           <w:sz w:val="18"/>
           <w:szCs w:val="18"/>
         </w:rPr>
-        <w:t xml:space="preserve">wecutil es</w:t>
+        <w:t xml:space="preserve"># On SBD-SYSLOG01 (Tier 1 session from SBD-ADMIN-SRV01): the subscription, the first events, and the listeners.</w:t>
       </w:r>
     </w:p>
     <w:p>
@@ -3066,7 +3465,103 @@
           <w:sz w:val="18"/>
           <w:szCs w:val="18"/>
         </w:rPr>
+        <w:t xml:space="preserve">wecutil es</w:t>
+      </w:r>
+    </w:p>
+    <w:p>
+      <w:pPr>
+        <w:shd w:fill="F1F7FA" w:color="auto" w:val="clear"/>
+        <w:spacing w:after="0" w:before="0" w:line="252" w:lineRule="auto"/>
+        <w:ind w:left="160" w:right="160"/>
+      </w:pPr>
+      <w:r>
+        <w:rPr>
+          <w:rFonts w:ascii="Consolas" w:cs="Consolas" w:eastAsia="Consolas" w:hAnsi="Consolas"/>
+          <w:color w:val="193448"/>
+          <w:sz w:val="18"/>
+          <w:szCs w:val="18"/>
+        </w:rPr>
         <w:t xml:space="preserve">wecutil gs SBD-ForwardedSecurity</w:t>
+      </w:r>
+    </w:p>
+    <w:p>
+      <w:pPr>
+        <w:shd w:fill="F1F7FA" w:color="auto" w:val="clear"/>
+        <w:spacing w:after="0" w:before="0" w:line="252" w:lineRule="auto"/>
+        <w:ind w:left="160" w:right="160"/>
+      </w:pPr>
+      <w:r>
+        <w:rPr>
+          <w:rFonts w:ascii="Consolas" w:cs="Consolas" w:eastAsia="Consolas" w:hAnsi="Consolas"/>
+          <w:color w:val="193448"/>
+          <w:sz w:val="18"/>
+          <w:szCs w:val="18"/>
+        </w:rPr>
+        <w:t xml:space="preserve">Get-WinEvent -LogName ForwardedEvents -MaxEvents 20 | Select-Object TimeCreated, Id, MachineName</w:t>
+      </w:r>
+    </w:p>
+    <w:p>
+      <w:pPr>
+        <w:shd w:fill="F1F7FA" w:color="auto" w:val="clear"/>
+        <w:spacing w:after="0" w:before="0" w:line="252" w:lineRule="auto"/>
+        <w:ind w:left="160" w:right="160"/>
+      </w:pPr>
+      <w:r>
+        <w:rPr>
+          <w:rFonts w:ascii="Consolas" w:cs="Consolas" w:eastAsia="Consolas" w:hAnsi="Consolas"/>
+          <w:color w:val="193448"/>
+          <w:sz w:val="18"/>
+          <w:szCs w:val="18"/>
+        </w:rPr>
+        <w:t xml:space="preserve">Get-NetUDPEndpoint -LocalPort 514</w:t>
+      </w:r>
+    </w:p>
+    <w:p>
+      <w:pPr>
+        <w:shd w:fill="F1F7FA" w:color="auto" w:val="clear"/>
+        <w:spacing w:after="0" w:before="0" w:line="252" w:lineRule="auto"/>
+        <w:ind w:left="160" w:right="160"/>
+      </w:pPr>
+      <w:r>
+        <w:rPr>
+          <w:rFonts w:ascii="Consolas" w:cs="Consolas" w:eastAsia="Consolas" w:hAnsi="Consolas"/>
+          <w:color w:val="193448"/>
+          <w:sz w:val="18"/>
+          <w:szCs w:val="18"/>
+        </w:rPr>
+        <w:t xml:space="preserve">Get-NetTCPConnection -LocalPort 6514,5985 -State Listen</w:t>
+      </w:r>
+    </w:p>
+    <w:p>
+      <w:pPr>
+        <w:shd w:fill="F1F7FA" w:color="auto" w:val="clear"/>
+        <w:spacing w:after="0" w:before="0" w:line="252" w:lineRule="auto"/>
+        <w:ind w:left="160" w:right="160"/>
+      </w:pPr>
+      <w:r>
+        <w:rPr>
+          <w:rFonts w:ascii="Consolas" w:cs="Consolas" w:eastAsia="Consolas" w:hAnsi="Consolas"/>
+          <w:color w:val="193448"/>
+          <w:sz w:val="18"/>
+          <w:szCs w:val="18"/>
+        </w:rPr>
+        <w:t xml:space="preserve"># On each source, from its tier's seat: Network Service is in Event Log Readers, and the forwarder connected (events 104 and 100).</w:t>
+      </w:r>
+    </w:p>
+    <w:p>
+      <w:pPr>
+        <w:shd w:fill="F1F7FA" w:color="auto" w:val="clear"/>
+        <w:spacing w:after="0" w:before="0" w:line="252" w:lineRule="auto"/>
+        <w:ind w:left="160" w:right="160"/>
+      </w:pPr>
+      <w:r>
+        <w:rPr>
+          <w:rFonts w:ascii="Consolas" w:cs="Consolas" w:eastAsia="Consolas" w:hAnsi="Consolas"/>
+          <w:color w:val="193448"/>
+          <w:sz w:val="18"/>
+          <w:szCs w:val="18"/>
+        </w:rPr>
+        <w:t xml:space="preserve">net localgroup "Event Log Readers"</w:t>
       </w:r>
     </w:p>
     <w:p>
@@ -3082,7 +3577,7 @@
           <w:sz w:val="18"/>
           <w:szCs w:val="18"/>
         </w:rPr>
-        <w:t xml:space="preserve">Get-WinEvent -LogName ForwardedEvents -MaxEvents 5 | Select-Object TimeCreated, Id, MachineName</w:t>
+        <w:t xml:space="preserve">Get-WinEvent -LogName 'Microsoft-Windows-Forwarding/Operational' -MaxEvents 5 | Select-Object TimeCreated, Id, Message</w:t>
       </w:r>
     </w:p>
     <w:p>
@@ -3112,7 +3607,7 @@
           <w:sz w:val="20"/>
           <w:szCs w:val="20"/>
         </w:rPr>
-        <w:t xml:space="preserve">The subscription is active, events from both DCs and the admin hosts appear in Forwarded Events with correct source machine names, and router deny entries arrive on the syslog intake.</w:t>
+        <w:t xml:space="preserve">The subscription is enabled, events from every member of SBD Event Sources — Security and Time-Service — appear in ForwardedEvents with correct source machine names, router deny entries arrive in the syslog files, and only the registered ports listen.</w:t>
       </w:r>
     </w:p>
     <w:p>
@@ -3144,7 +3639,7 @@
           <w:sz w:val="21"/>
           <w:szCs w:val="21"/>
         </w:rPr>
-        <w:t xml:space="preserve">Evidence to keep: Record the subscription configuration, the GPO that enrolls sources, the first forwarded events per source, and a received router deny entry.</w:t>
+        <w:t xml:space="preserve">Evidence to keep: Record the subscription XML and wecutil gs output, the enrolling GPO report, the first forwarded event per source, a received router deny line, and the listener list.</w:t>
       </w:r>
     </w:p>
     <w:tbl>
@@ -3691,7 +4186,7 @@
           <w:sz w:val="20"/>
           <w:szCs w:val="20"/>
         </w:rPr>
-        <w:t xml:space="preserve">Sources push by subscription; the collector reaches into nothing.  DC, admin-host, and router records land in one place.  Only registered paths carry the pipeline.</w:t>
+        <w:t xml:space="preserve">Sources push by subscription; the collector reaches into nothing.  Windows sources and router records land in two named streams.  Only registered paths carry the pipeline.</w:t>
       </w:r>
     </w:p>
     <w:p>
@@ -3715,6 +4210,23 @@
       <w:pPr>
         <w:spacing w:after="60" w:before="0" w:line="288" w:lineRule="auto"/>
       </w:pPr>
+      <w:hyperlink w:history="1" r:id="rId11">
+        <w:r>
+          <w:rPr>
+            <w:rFonts w:ascii="Arial" w:cs="Arial" w:eastAsia="Arial" w:hAnsi="Arial"/>
+            <w:color w:val="20647C"/>
+            <w:sz w:val="18"/>
+            <w:szCs w:val="18"/>
+            <w:u w:val="single"/>
+          </w:rPr>
+          <w:t xml:space="preserve">Microsoft · Setting up a source initiated subscription</w:t>
+        </w:r>
+      </w:hyperlink>
+    </w:p>
+    <w:p>
+      <w:pPr>
+        <w:spacing w:after="60" w:before="0" w:line="288" w:lineRule="auto"/>
+      </w:pPr>
       <w:hyperlink w:history="1" r:id="rIdf-j3dtrp3_9ovcs7nx5z0">
         <w:r>
           <w:rPr>
@@ -3729,6 +4241,23 @@
       </w:hyperlink>
     </w:p>
     <w:p>
+      <w:pPr>
+        <w:spacing w:after="60" w:before="0" w:line="288" w:lineRule="auto"/>
+      </w:pPr>
+      <w:hyperlink w:history="1" r:id="rId12">
+        <w:r>
+          <w:rPr>
+            <w:rFonts w:ascii="Arial" w:cs="Arial" w:eastAsia="Arial" w:hAnsi="Arial"/>
+            <w:color w:val="20647C"/>
+            <w:sz w:val="18"/>
+            <w:szCs w:val="18"/>
+            <w:u w:val="single"/>
+          </w:rPr>
+          <w:t xml:space="preserve">RFC 5425 · Transport Layer Security (TLS) Transport Mapping for Syslog</w:t>
+        </w:r>
+      </w:hyperlink>
+    </w:p>
+    <w:p>
       <w:r>
         <w:br w:type="page"/>
       </w:r>
@@ -3754,7 +4283,7 @@
         <w:pStyle w:val="Heading1"/>
         <w:spacing w:after="120"/>
       </w:pPr>
-      <w:bookmarkStart w:name="lesson-protect" w:id="6"/>
+      <w:bookmarkStart w:name="lesson-collector-health" w:id="6"/>
       <w:r>
         <w:rPr>
           <w:rFonts w:ascii="Arial" w:cs="Arial" w:eastAsia="Arial" w:hAnsi="Arial"/>
@@ -3764,7 +4293,7 @@
           <w:sz w:val="40"/>
           <w:szCs w:val="40"/>
         </w:rPr>
-        <w:t xml:space="preserve">Protect the record on SBD-AUDIT01</w:t>
+        <w:t xml:space="preserve">Keep the collector trustworthy</w:t>
       </w:r>
       <w:bookmarkEnd w:id="6"/>
     </w:p>
@@ -3795,7 +4324,7 @@
           <w:sz w:val="20"/>
           <w:szCs w:val="20"/>
         </w:rPr>
-        <w:t xml:space="preserve">The repository is where the record outlives mistakes and attackers alike: scheduled archives from the collector, hashed on arrival, readable by few, deletable by process only.</w:t>
+        <w:t xml:space="preserve">A collector that silently stops is worse than none, because everyone assumes it works. Watch the subscription's runtime status, the sources that went quiet, the log's size and overwrite behavior, the disk, and the syslog intake — and decide who is told when collection fails.</w:t>
       </w:r>
     </w:p>
     <w:p>
@@ -3832,7 +4361,7 @@
           <w:sz w:val="21"/>
           <w:szCs w:val="21"/>
         </w:rPr>
-        <w:t xml:space="preserve">Archive the collector's logs to the repository on schedule.</w:t>
+        <w:t xml:space="preserve">Read subscription runtime status and find silent sources.</w:t>
       </w:r>
     </w:p>
     <w:p>
@@ -3851,7 +4380,7 @@
           <w:sz w:val="21"/>
           <w:szCs w:val="21"/>
         </w:rPr>
-        <w:t xml:space="preserve">Hash and catalog every archive on arrival.</w:t>
+        <w:t xml:space="preserve">Size the ForwardedEvents log and data volume for the design's buffer.</w:t>
       </w:r>
     </w:p>
     <w:p>
@@ -3870,7 +4399,7 @@
           <w:sz w:val="21"/>
           <w:szCs w:val="21"/>
         </w:rPr>
-        <w:t xml:space="preserve">Enforce the read-few, delete-by-process-only access model.</w:t>
+        <w:t xml:space="preserve">Define what a collection failure is and who responds.</w:t>
       </w:r>
     </w:p>
     <w:p>
@@ -3907,7 +4436,7 @@
           <w:sz w:val="21"/>
           <w:szCs w:val="21"/>
         </w:rPr>
-        <w:t xml:space="preserve">Create the archival job: on schedule, the collector exports its Forwarded Events and syslog intake to dated archive files and transfers them to SBD-AUDIT01's repository share — the only inbound write path the repository allows.</w:t>
+        <w:t xml:space="preserve">Read wecutil gr SBD-ForwardedSecurity: each source shows a runtime status and its last heartbeat. A source that is inactive, or whose last heartbeat is older than the subscription's heartbeat interval (wecutil gs shows it), has gone silent — check its Microsoft-Windows-Forwarding/Operational log first.</w:t>
       </w:r>
     </w:p>
     <w:p>
@@ -3926,7 +4455,7 @@
           <w:sz w:val="21"/>
           <w:szCs w:val="21"/>
         </w:rPr>
-        <w:t xml:space="preserve">On arrival, hash each archive and append the hash to a catalog kept with the archives; an archive whose hash no longer matches is a finding, not a file.</w:t>
+        <w:t xml:space="preserve">Set the ForwardedEvents log's size and behavior with wevtutil sl: overwrite the oldest events (/rt:false) so new events are never refused, sized so the oldest event is always older than the 14-day buffer. Overwriting is safe only while courses 1.11 and 1.12 pick events up well inside that window; a full log in retain mode would drop new events instead.</w:t>
       </w:r>
     </w:p>
     <w:p>
@@ -3945,7 +4474,7 @@
           <w:sz w:val="21"/>
           <w:szCs w:val="21"/>
         </w:rPr>
-        <w:t xml:space="preserve">Set the permissions to match lesson 1's decision: the archival process writes, a named auditors group reads, and no interactive account holds delete rights — retention-driven deletion runs as its own documented, logged process, administered only under the audit custodian's separate accounts.</w:t>
+        <w:t xml:space="preserve">Check the data volume and the syslog intake: free space on D:, both listeners up, and today's file growing for every registered sender. A sender with no file today is a silent source too.</w:t>
       </w:r>
     </w:p>
     <w:p>
@@ -3964,7 +4493,7 @@
           <w:sz w:val="21"/>
           <w:szCs w:val="21"/>
         </w:rPr>
-        <w:t xml:space="preserve">Fill in the AU table with what now exists: where each stage's data lives, its retention clock, and who can touch it — this table is the kind of artifact course 2.2 shows joining the Body of Evidence for the audit controls.</w:t>
+        <w:t xml:space="preserve">Write the failure response (AU-5): a stopped Windows Event Collector service, an inactive source, the oldest event younger than the buffer, a volume over 80 percent full, or a silent syslog sender. The logging owner is told the same day, restores collection, and records the gap window. Until course 1.12 turns these into alerts, run the check daily and keep each result.</w:t>
       </w:r>
     </w:p>
     <w:p>
@@ -3998,7 +4527,7 @@
           <w:sz w:val="18"/>
           <w:szCs w:val="18"/>
         </w:rPr>
-        <w:t xml:space="preserve">Get-ChildItem \\SBD-AUDIT01\LogArchive | Select-Object Name, Length, LastWriteTime -First 5</w:t>
+        <w:t xml:space="preserve">wecutil gr SBD-ForwardedSecurity</w:t>
       </w:r>
     </w:p>
     <w:p>
@@ -4014,7 +4543,55 @@
           <w:sz w:val="18"/>
           <w:szCs w:val="18"/>
         </w:rPr>
-        <w:t xml:space="preserve">Get-FileHash -Algorithm SHA256 \\SBD-AUDIT01\LogArchive\*.evtx | Select-Object -First 3</w:t>
+        <w:t xml:space="preserve">wevtutil sl ForwardedEvents /ms:4294967296 /rt:false</w:t>
+      </w:r>
+    </w:p>
+    <w:p>
+      <w:pPr>
+        <w:shd w:fill="F1F7FA" w:color="auto" w:val="clear"/>
+        <w:spacing w:after="0" w:before="0" w:line="252" w:lineRule="auto"/>
+        <w:ind w:left="160" w:right="160"/>
+      </w:pPr>
+      <w:r>
+        <w:rPr>
+          <w:rFonts w:ascii="Consolas" w:cs="Consolas" w:eastAsia="Consolas" w:hAnsi="Consolas"/>
+          <w:color w:val="193448"/>
+          <w:sz w:val="18"/>
+          <w:szCs w:val="18"/>
+        </w:rPr>
+        <w:t xml:space="preserve">wevtutil gl ForwardedEvents</w:t>
+      </w:r>
+    </w:p>
+    <w:p>
+      <w:pPr>
+        <w:shd w:fill="F1F7FA" w:color="auto" w:val="clear"/>
+        <w:spacing w:after="0" w:before="0" w:line="252" w:lineRule="auto"/>
+        <w:ind w:left="160" w:right="160"/>
+      </w:pPr>
+      <w:r>
+        <w:rPr>
+          <w:rFonts w:ascii="Consolas" w:cs="Consolas" w:eastAsia="Consolas" w:hAnsi="Consolas"/>
+          <w:color w:val="193448"/>
+          <w:sz w:val="18"/>
+          <w:szCs w:val="18"/>
+        </w:rPr>
+        <w:t xml:space="preserve">Get-WinEvent -LogName ForwardedEvents -Oldest -MaxEvents 1 | Select-Object TimeCreated</w:t>
+      </w:r>
+    </w:p>
+    <w:p>
+      <w:pPr>
+        <w:shd w:fill="F1F7FA" w:color="auto" w:val="clear"/>
+        <w:spacing w:after="0" w:before="0" w:line="252" w:lineRule="auto"/>
+        <w:ind w:left="160" w:right="160"/>
+      </w:pPr>
+      <w:r>
+        <w:rPr>
+          <w:rFonts w:ascii="Consolas" w:cs="Consolas" w:eastAsia="Consolas" w:hAnsi="Consolas"/>
+          <w:color w:val="193448"/>
+          <w:sz w:val="18"/>
+          <w:szCs w:val="18"/>
+        </w:rPr>
+        <w:t xml:space="preserve">Get-Volume -DriveLetter D | Select-Object SizeRemaining, Size</w:t>
       </w:r>
     </w:p>
     <w:p>
@@ -4030,7 +4607,7 @@
           <w:sz w:val="18"/>
           <w:szCs w:val="18"/>
         </w:rPr>
-        <w:t xml:space="preserve">icacls \\SBD-AUDIT01\LogArchive</w:t>
+        <w:t xml:space="preserve">Get-ChildItem D:\Logs\Syslog -Recurse -File | Sort-Object LastWriteTime -Descending | Select-Object -First 5 FullName, LastWriteTime</w:t>
       </w:r>
     </w:p>
     <w:p>
@@ -4060,7 +4637,7 @@
           <w:sz w:val="20"/>
           <w:szCs w:val="20"/>
         </w:rPr>
-        <w:t xml:space="preserve">Dated archives arrive on schedule with catalog hashes that verify, the permission listing matches the access model exactly, and the AU table reflects reality.</w:t>
+        <w:t xml:space="preserve">Every enrolled source is active with a recent heartbeat, ForwardedEvents overwrites oldest-first and holds more than 14 days, the data volume has headroom, every registered syslog sender wrote today, and the failure response names its owner.</w:t>
       </w:r>
     </w:p>
     <w:p>
@@ -4092,7 +4669,7 @@
           <w:sz w:val="21"/>
           <w:szCs w:val="21"/>
         </w:rPr>
-        <w:t xml:space="preserve">Evidence to keep: Keep the archival job definition, the hash catalog excerpt, the permissions output, and the completed AU table.</w:t>
+        <w:t xml:space="preserve">Evidence to keep: Keep the runtime status output, the log configuration, the oldest-event time, the volume figures, and the written failure response with its first daily check.</w:t>
       </w:r>
     </w:p>
     <w:tbl>
@@ -4547,7 +5124,7 @@
           <w:sz w:val="21"/>
           <w:szCs w:val="21"/>
         </w:rPr>
-        <w:t xml:space="preserve">What does the hash catalog actually protect against?</w:t>
+        <w:t xml:space="preserve">A DC stopped forwarding last night. Where does it first show on the collector?</w:t>
       </w:r>
     </w:p>
     <w:p>
@@ -4639,7 +5216,7 @@
           <w:sz w:val="20"/>
           <w:szCs w:val="20"/>
         </w:rPr>
-        <w:t xml:space="preserve">Archives land on schedule and prove their own integrity.  Readers are named; deletion is a process, not a right.  The AU table is written for the authorization path.</w:t>
+        <w:t xml:space="preserve">Runtime status and heartbeats show silent sources.  The log is sized past the buffer and overwrites oldest-first.  Collection failures have a definition, an owner, and a record.</w:t>
       </w:r>
     </w:p>
     <w:p>
@@ -4655,7 +5232,41 @@
             <w:szCs w:val="18"/>
             <w:u w:val="single"/>
           </w:rPr>
+          <w:t xml:space="preserve">Microsoft · Use Windows Event Forwarding to help with intrusion detection</w:t>
+        </w:r>
+      </w:hyperlink>
+    </w:p>
+    <w:p>
+      <w:pPr>
+        <w:spacing w:after="60" w:before="0" w:line="288" w:lineRule="auto"/>
+      </w:pPr>
+      <w:hyperlink w:history="1" r:id="rId13">
+        <w:r>
+          <w:rPr>
+            <w:rFonts w:ascii="Arial" w:cs="Arial" w:eastAsia="Arial" w:hAnsi="Arial"/>
+            <w:color w:val="20647C"/>
+            <w:sz w:val="18"/>
+            <w:szCs w:val="18"/>
+            <w:u w:val="single"/>
+          </w:rPr>
           <w:t xml:space="preserve">Microsoft · Wecutil (Windows Event Collector)</w:t>
+        </w:r>
+      </w:hyperlink>
+    </w:p>
+    <w:p>
+      <w:pPr>
+        <w:spacing w:after="60" w:before="0" w:line="288" w:lineRule="auto"/>
+      </w:pPr>
+      <w:hyperlink w:history="1" r:id="rId14">
+        <w:r>
+          <w:rPr>
+            <w:rFonts w:ascii="Arial" w:cs="Arial" w:eastAsia="Arial" w:hAnsi="Arial"/>
+            <w:color w:val="20647C"/>
+            <w:sz w:val="18"/>
+            <w:szCs w:val="18"/>
+            <w:u w:val="single"/>
+          </w:rPr>
+          <w:t xml:space="preserve">Microsoft · Wevtutil</w:t>
         </w:r>
       </w:hyperlink>
     </w:p>
@@ -4702,7 +5313,7 @@
         <w:pStyle w:val="Heading1"/>
         <w:spacing w:after="120"/>
       </w:pPr>
-      <w:bookmarkStart w:name="lesson-analyze" w:id="7"/>
+      <w:bookmarkStart w:name="lesson-collector-prove" w:id="7"/>
       <w:r>
         <w:rPr>
           <w:rFonts w:ascii="Arial" w:cs="Arial" w:eastAsia="Arial" w:hAnsi="Arial"/>
@@ -4712,7 +5323,7 @@
           <w:sz w:val="40"/>
           <w:szCs w:val="40"/>
         </w:rPr>
-        <w:t xml:space="preserve">Analyze in SBD-SPLUNK01</w:t>
+        <w:t xml:space="preserve">Prove collection and hand off</w:t>
       </w:r>
       <w:bookmarkEnd w:id="7"/>
     </w:p>
@@ -4743,7 +5354,7 @@
           <w:sz w:val="20"/>
           <w:szCs w:val="20"/>
         </w:rPr>
-        <w:t xml:space="preserve">Analysis earns its place with three working searches and one alert: failed privileged sign-ins, the boundary's denies, and the health of time — questions this network can already answer about itself.</w:t>
+        <w:t xml:space="preserve">Prove the collector with events you cause on purpose: a failed sign-in, a denied probe, and a test message from SBD-REPO01, the first Linux source. Each must land with the right source name and time — then the cadence scans close the course.</w:t>
       </w:r>
     </w:p>
     <w:p>
@@ -4780,7 +5391,7 @@
           <w:sz w:val="21"/>
           <w:szCs w:val="21"/>
         </w:rPr>
-        <w:t xml:space="preserve">Index the collector's streams into the analysis system.</w:t>
+        <w:t xml:space="preserve">Trace a failed sign-in and a router deny to the collector.</w:t>
       </w:r>
     </w:p>
     <w:p>
@@ -4799,7 +5410,7 @@
           <w:sz w:val="21"/>
           <w:szCs w:val="21"/>
         </w:rPr>
-        <w:t xml:space="preserve">Build the first three searches against real events.</w:t>
+        <w:t xml:space="preserve">Enroll SBD-REPO01 as the first syslog-over-TLS source.</w:t>
       </w:r>
     </w:p>
     <w:p>
@@ -4818,7 +5429,7 @@
           <w:sz w:val="21"/>
           <w:szCs w:val="21"/>
         </w:rPr>
-        <w:t xml:space="preserve">Create one alert with a named responder.</w:t>
+        <w:t xml:space="preserve">Baseline SBD-SYSLOG01, rescan the DCs, and write the handoff.</w:t>
       </w:r>
     </w:p>
     <w:p>
@@ -4855,7 +5466,7 @@
           <w:sz w:val="21"/>
           <w:szCs w:val="21"/>
         </w:rPr>
-        <w:t xml:space="preserve">Install the analysis platform on SBD-SPLUNK01 and bring in the collector's two streams — the forwarded Windows events and the router syslog — over the registered forwarder path; the repository stays out of this flow by design.</w:t>
+        <w:t xml:space="preserve">Generate one failed sign-in on SBD-DC01 with a wrong password for a tier admin account. Find event 4625 in the DC's Security log, then in ForwardedEvents with MachineName SBD-DC01 and the same time; compare the delay with the 30-second delivery setting.</w:t>
       </w:r>
     </w:p>
     <w:p>
@@ -4874,7 +5485,7 @@
           <w:sz w:val="21"/>
           <w:szCs w:val="21"/>
         </w:rPr>
-        <w:t xml:space="preserve">Build search one: failed sign-ins (event 4625) involving the tier admin accounts, grouped by source host — the tiering course's denials now have a dashboard.</w:t>
+        <w:t xml:space="preserve">Probe one unregistered port across the core — from SBD-ADMIN-SRV01, TCP 23 on SBD-DHCP01 — and find the router's deny line in the syslog files with the right source, destination, port, and time. Attempt and deny now form an evidence pair.</w:t>
       </w:r>
     </w:p>
     <w:p>
@@ -4893,7 +5504,7 @@
           <w:sz w:val="21"/>
           <w:szCs w:val="21"/>
         </w:rPr>
-        <w:t xml:space="preserve">Build search two: router denies by source VLAN and destination port — the network boundary, now trending; and search three: time-service events and offsets, so clock drift surfaces before Kerberos complains.</w:t>
+        <w:t xml:space="preserve">Enroll SBD-REPO01 (rule F07): from its own approved package set, install rsyslog's TLS module (rsyslog-gnutls, or your distribution's equivalent), point its TLS settings at the system trust store, which holds the course 1.6 root that course 1.9 placed there, and forward to SBD-SYSLOG01.sbd.test on TCP 6514, checking the collector's certificate name. Add REPO01 to the 6514 sender list, send a test message with logger, and find it in REPO01's daily file.</w:t>
       </w:r>
     </w:p>
     <w:p>
@@ -4912,7 +5523,26 @@
           <w:sz w:val="21"/>
           <w:szCs w:val="21"/>
         </w:rPr>
-        <w:t xml:space="preserve">Turn the first search into an alert with a threshold, a named responder from the admin plane, and a written first-response step — an alert nobody owns is a log entry with extra steps. Console access to all of this: VLAN 60 only, per the handoff.</w:t>
+        <w:t xml:space="preserve">Run the cadence: SBD-SYSLOG01's first SCAP baseline with the course 1.4 benchmark and tool versions, run locally in a Tier 1 session from SBD-ADMIN-SRV01 with SCC copied from that seat's course 1.8 copy over PowerShell remoting and its hash checked, and a rescan of both DCs from AdminJumpBox01, attributing the deltas to lesson 2's audit policy.</w:t>
+      </w:r>
+    </w:p>
+    <w:p>
+      <w:pPr>
+        <w:pStyle w:val="ListParagraph"/>
+        <w:numPr>
+          <w:ilvl w:val="0"/>
+          <w:numId w:val="8"/>
+        </w:numPr>
+        <w:spacing w:after="120" w:before="0" w:line="288" w:lineRule="auto"/>
+      </w:pPr>
+      <w:r>
+        <w:rPr>
+          <w:rFonts w:ascii="Arial" w:cs="Arial" w:eastAsia="Arial" w:hAnsi="Arial"/>
+          <w:color w:val="526B7E"/>
+          <w:sz w:val="21"/>
+          <w:szCs w:val="21"/>
+        </w:rPr>
+        <w:t xml:space="preserve">Write the handoff to course 1.11: the two streams, their pickup folders, the 14-day buffer the archive job must stay inside, the gap windows the daily check records (those days need re-exporting once a source replays its backlog), and the F11 row waiting for SBD-AUDIT01.</w:t>
       </w:r>
     </w:p>
     <w:p>
@@ -4946,7 +5576,7 @@
           <w:sz w:val="18"/>
           <w:szCs w:val="18"/>
         </w:rPr>
-        <w:t xml:space="preserve">Test-NetConnection SBD-SPLUNK01.sbd.test -Port 9997</w:t>
+        <w:t xml:space="preserve"># On SBD-SYSLOG01 (Tier 1 session): the failed sign-in, and the router's deny of the probe to SBD-DHCP01.</w:t>
       </w:r>
     </w:p>
     <w:p>
@@ -4962,7 +5592,135 @@
           <w:sz w:val="18"/>
           <w:szCs w:val="18"/>
         </w:rPr>
-        <w:t xml:space="preserve"># In the analysis console, confirm the three saved searches return today's events</w:t>
+        <w:t xml:space="preserve">Get-WinEvent -FilterHashtable @{LogName='ForwardedEvents'; Id=4625; StartTime=(Get-Date).AddHours(-1)} | Select-Object TimeCreated, MachineName</w:t>
+      </w:r>
+    </w:p>
+    <w:p>
+      <w:pPr>
+        <w:shd w:fill="F1F7FA" w:color="auto" w:val="clear"/>
+        <w:spacing w:after="0" w:before="0" w:line="252" w:lineRule="auto"/>
+        <w:ind w:left="160" w:right="160"/>
+      </w:pPr>
+      <w:r>
+        <w:rPr>
+          <w:rFonts w:ascii="Consolas" w:cs="Consolas" w:eastAsia="Consolas" w:hAnsi="Consolas"/>
+          <w:color w:val="193448"/>
+          <w:sz w:val="18"/>
+          <w:szCs w:val="18"/>
+        </w:rPr>
+        <w:t xml:space="preserve">Select-String -Path D:\Logs\Syslog\*\*.log -Pattern '10\.0\.20\.10' | Select-Object -Last 3</w:t>
+      </w:r>
+    </w:p>
+    <w:p>
+      <w:pPr>
+        <w:shd w:fill="F1F7FA" w:color="auto" w:val="clear"/>
+        <w:spacing w:after="0" w:before="0" w:line="252" w:lineRule="auto"/>
+        <w:ind w:left="160" w:right="160"/>
+      </w:pPr>
+      <w:r>
+        <w:rPr>
+          <w:rFonts w:ascii="Consolas" w:cs="Consolas" w:eastAsia="Consolas" w:hAnsi="Consolas"/>
+          <w:color w:val="193448"/>
+          <w:sz w:val="18"/>
+          <w:szCs w:val="18"/>
+        </w:rPr>
+        <w:t xml:space="preserve"># On SBD-REPO01: check the configuration and the TLS session, then send the test message.</w:t>
+      </w:r>
+    </w:p>
+    <w:p>
+      <w:pPr>
+        <w:shd w:fill="F1F7FA" w:color="auto" w:val="clear"/>
+        <w:spacing w:after="0" w:before="0" w:line="252" w:lineRule="auto"/>
+        <w:ind w:left="160" w:right="160"/>
+      </w:pPr>
+      <w:r>
+        <w:rPr>
+          <w:rFonts w:ascii="Consolas" w:cs="Consolas" w:eastAsia="Consolas" w:hAnsi="Consolas"/>
+          <w:color w:val="193448"/>
+          <w:sz w:val="18"/>
+          <w:szCs w:val="18"/>
+        </w:rPr>
+        <w:t xml:space="preserve">rsyslogd -N1</w:t>
+      </w:r>
+    </w:p>
+    <w:p>
+      <w:pPr>
+        <w:shd w:fill="F1F7FA" w:color="auto" w:val="clear"/>
+        <w:spacing w:after="0" w:before="0" w:line="252" w:lineRule="auto"/>
+        <w:ind w:left="160" w:right="160"/>
+      </w:pPr>
+      <w:r>
+        <w:rPr>
+          <w:rFonts w:ascii="Consolas" w:cs="Consolas" w:eastAsia="Consolas" w:hAnsi="Consolas"/>
+          <w:color w:val="193448"/>
+          <w:sz w:val="18"/>
+          <w:szCs w:val="18"/>
+        </w:rPr>
+        <w:t xml:space="preserve">ss -tn 'dport = :6514'</w:t>
+      </w:r>
+    </w:p>
+    <w:p>
+      <w:pPr>
+        <w:shd w:fill="F1F7FA" w:color="auto" w:val="clear"/>
+        <w:spacing w:after="0" w:before="0" w:line="252" w:lineRule="auto"/>
+        <w:ind w:left="160" w:right="160"/>
+      </w:pPr>
+      <w:r>
+        <w:rPr>
+          <w:rFonts w:ascii="Consolas" w:cs="Consolas" w:eastAsia="Consolas" w:hAnsi="Consolas"/>
+          <w:color w:val="193448"/>
+          <w:sz w:val="18"/>
+          <w:szCs w:val="18"/>
+        </w:rPr>
+        <w:t xml:space="preserve">logger -t sbd-collector-proof 'SBD-REPO01 syslog over TLS test'</w:t>
+      </w:r>
+    </w:p>
+    <w:p>
+      <w:pPr>
+        <w:shd w:fill="F1F7FA" w:color="auto" w:val="clear"/>
+        <w:spacing w:after="0" w:before="0" w:line="252" w:lineRule="auto"/>
+        <w:ind w:left="160" w:right="160"/>
+      </w:pPr>
+      <w:r>
+        <w:rPr>
+          <w:rFonts w:ascii="Consolas" w:cs="Consolas" w:eastAsia="Consolas" w:hAnsi="Consolas"/>
+          <w:color w:val="193448"/>
+          <w:sz w:val="18"/>
+          <w:szCs w:val="18"/>
+        </w:rPr>
+        <w:t xml:space="preserve"># Back on SBD-SYSLOG01: the test message in REPO01's daily file.</w:t>
+      </w:r>
+    </w:p>
+    <w:p>
+      <w:pPr>
+        <w:shd w:fill="F1F7FA" w:color="auto" w:val="clear"/>
+        <w:spacing w:after="0" w:before="0" w:line="252" w:lineRule="auto"/>
+        <w:ind w:left="160" w:right="160"/>
+      </w:pPr>
+      <w:r>
+        <w:rPr>
+          <w:rFonts w:ascii="Consolas" w:cs="Consolas" w:eastAsia="Consolas" w:hAnsi="Consolas"/>
+          <w:color w:val="193448"/>
+          <w:sz w:val="18"/>
+          <w:szCs w:val="18"/>
+        </w:rPr>
+        <w:t xml:space="preserve">Select-String -Path D:\Logs\Syslog\*\*.log -Pattern 'sbd-collector-proof' | Select-Object -First 3</w:t>
+      </w:r>
+    </w:p>
+    <w:p>
+      <w:pPr>
+        <w:shd w:fill="F1F7FA" w:color="auto" w:val="clear"/>
+        <w:spacing w:after="0" w:before="0" w:line="252" w:lineRule="auto"/>
+        <w:ind w:left="160" w:right="160"/>
+      </w:pPr>
+      <w:r>
+        <w:rPr>
+          <w:rFonts w:ascii="Consolas" w:cs="Consolas" w:eastAsia="Consolas" w:hAnsi="Consolas"/>
+          <w:color w:val="193448"/>
+          <w:sz w:val="18"/>
+          <w:szCs w:val="18"/>
+        </w:rPr>
+        <w:t xml:space="preserve"># On SBD-ADMIN-SRV01: this course's evidence, hashed.</w:t>
       </w:r>
     </w:p>
     <w:p>
@@ -4978,7 +5736,7 @@
           <w:sz w:val="18"/>
           <w:szCs w:val="18"/>
         </w:rPr>
-        <w:t xml:space="preserve">Get-WinEvent -FilterHashtable @{LogName='Security';Id=4625} -MaxEvents 3 | Select-Object TimeCreated, MachineName</w:t>
+        <w:t xml:space="preserve">Get-FileHash -Algorithm SHA256 C:\Evidence\logging-pipeline\*</w:t>
       </w:r>
     </w:p>
     <w:p>
@@ -5008,7 +5766,7 @@
           <w:sz w:val="20"/>
           <w:szCs w:val="20"/>
         </w:rPr>
-        <w:t xml:space="preserve">Both streams index with correct timestamps, the three searches return real current events, and the alert fires in a test with its responder and first step documented.</w:t>
+        <w:t xml:space="preserve">The failed sign-in, the router deny, and REPO01's test message each appear on the collector with the right source and a time that matches the source; SBD-SYSLOG01 has its first baseline; and the DC rescan deltas are attributed to the audit policy.</w:t>
       </w:r>
     </w:p>
     <w:p>
@@ -5040,7 +5798,7 @@
           <w:sz w:val="21"/>
           <w:szCs w:val="21"/>
         </w:rPr>
-        <w:t xml:space="preserve">Evidence to keep: Record the input configuration, each search with a result sample, and the alert definition with its responder.</w:t>
+        <w:t xml:space="preserve">Evidence to keep: Keep the three traces with their timestamps, REPO01's forwarding configuration, the scan set with hashes, and the handoff note to course 1.11.</w:t>
       </w:r>
     </w:p>
     <w:tbl>
@@ -5495,7 +6253,7 @@
           <w:sz w:val="21"/>
           <w:szCs w:val="21"/>
         </w:rPr>
-        <w:t xml:space="preserve">Why does the repository stay out of the analysis flow?</w:t>
+        <w:t xml:space="preserve">What does a deliberately caused event prove that configuration checks don't?</w:t>
       </w:r>
     </w:p>
     <w:p>
@@ -5587,7 +6345,7 @@
           <w:sz w:val="20"/>
           <w:szCs w:val="20"/>
         </w:rPr>
-        <w:t xml:space="preserve">Two streams indexed; the protected record untouched.  Three searches answer real questions from day one.  One alert, one responder, one written first step.</w:t>
+        <w:t xml:space="preserve">A failed sign-in, a deny, and a Linux message all landed with the right names and times.  SBD-REPO01 is the first syslog-over-TLS source.  Baselines, rescans, and the handoff to course 1.11 close the course.</w:t>
       </w:r>
     </w:p>
     <w:p>
@@ -5595,954 +6353,6 @@
         <w:spacing w:after="60" w:before="0" w:line="288" w:lineRule="auto"/>
       </w:pPr>
       <w:hyperlink w:history="1" r:id="rIduabvxrqsbw89mjzjh-mhs">
-        <w:r>
-          <w:rPr>
-            <w:rFonts w:ascii="Arial" w:cs="Arial" w:eastAsia="Arial" w:hAnsi="Arial"/>
-            <w:color w:val="20647C"/>
-            <w:sz w:val="18"/>
-            <w:szCs w:val="18"/>
-            <w:u w:val="single"/>
-          </w:rPr>
-          <w:t xml:space="preserve">Microsoft · Use Windows Event Forwarding to help with intrusion detection</w:t>
-        </w:r>
-      </w:hyperlink>
-    </w:p>
-    <w:p>
-      <w:pPr>
-        <w:spacing w:after="60" w:before="0" w:line="288" w:lineRule="auto"/>
-      </w:pPr>
-      <w:hyperlink w:history="1" r:id="rIdlz5sapjx9wuw6xwvu5-5w">
-        <w:r>
-          <w:rPr>
-            <w:rFonts w:ascii="Arial" w:cs="Arial" w:eastAsia="Arial" w:hAnsi="Arial"/>
-            <w:color w:val="20647C"/>
-            <w:sz w:val="18"/>
-            <w:szCs w:val="18"/>
-            <w:u w:val="single"/>
-          </w:rPr>
-          <w:t xml:space="preserve">Splunk · product documentation</w:t>
-        </w:r>
-      </w:hyperlink>
-    </w:p>
-    <w:p>
-      <w:r>
-        <w:br w:type="page"/>
-      </w:r>
-    </w:p>
-    <w:p>
-      <w:pPr>
-        <w:spacing w:after="80" w:before="0" w:line="288" w:lineRule="auto"/>
-      </w:pPr>
-      <w:r>
-        <w:rPr>
-          <w:rFonts w:ascii="Arial" w:cs="Arial" w:eastAsia="Arial" w:hAnsi="Arial"/>
-          <w:b/>
-          <w:bCs/>
-          <w:color w:val="20647C"/>
-          <w:sz w:val="16"/>
-          <w:szCs w:val="16"/>
-        </w:rPr>
-        <w:t xml:space="preserve">LESSON 06  /  ABOUT 20 MIN</w:t>
-      </w:r>
-    </w:p>
-    <w:p>
-      <w:pPr>
-        <w:pStyle w:val="Heading1"/>
-        <w:spacing w:after="120"/>
-      </w:pPr>
-      <w:bookmarkStart w:name="lesson-prove" w:id="8"/>
-      <w:r>
-        <w:rPr>
-          <w:rFonts w:ascii="Arial" w:cs="Arial" w:eastAsia="Arial" w:hAnsi="Arial"/>
-          <w:b/>
-          <w:bCs/>
-          <w:color w:val="193448"/>
-          <w:sz w:val="40"/>
-          <w:szCs w:val="40"/>
-        </w:rPr>
-        <w:t xml:space="preserve">Prove the chain and delta scan</w:t>
-      </w:r>
-      <w:bookmarkEnd w:id="8"/>
-    </w:p>
-    <w:p>
-      <w:pPr>
-        <w:pBdr>
-          <w:left w:val="single" w:color="20647C" w:sz="18" w:space="8"/>
-        </w:pBdr>
-        <w:shd w:fill="F1F7FA" w:color="auto" w:val="clear"/>
-        <w:spacing w:after="160" w:before="120" w:line="288" w:lineRule="auto"/>
-        <w:ind w:left="160" w:right="160"/>
-      </w:pPr>
-      <w:r>
-        <w:rPr>
-          <w:rFonts w:ascii="Arial" w:cs="Arial" w:eastAsia="Arial" w:hAnsi="Arial"/>
-          <w:b/>
-          <w:bCs/>
-          <w:color w:val="20647C"/>
-          <w:sz w:val="17"/>
-          <w:szCs w:val="17"/>
-        </w:rPr>
-        <w:t xml:space="preserve">WHY THIS MATTERS  </w:t>
-      </w:r>
-      <w:r>
-        <w:rPr>
-          <w:rFonts w:ascii="Arial" w:cs="Arial" w:eastAsia="Arial" w:hAnsi="Arial"/>
-          <w:color w:val="193448"/>
-          <w:sz w:val="20"/>
-          <w:szCs w:val="20"/>
-        </w:rPr>
-        <w:t xml:space="preserve">One deliberate event, followed all the way: a failed privileged sign-in should appear on the source, the collector, the repository's next archive, and the analyst's screen — then the cadence scans close the course.</w:t>
-      </w:r>
-    </w:p>
-    <w:p>
-      <w:pPr>
-        <w:pStyle w:val="Heading2"/>
-        <w:keepNext/>
-        <w:spacing w:after="100" w:before="200"/>
-      </w:pPr>
-      <w:r>
-        <w:rPr>
-          <w:rFonts w:ascii="Arial" w:cs="Arial" w:eastAsia="Arial" w:hAnsi="Arial"/>
-          <w:b/>
-          <w:bCs/>
-          <w:color w:val="193448"/>
-          <w:sz w:val="26"/>
-          <w:szCs w:val="26"/>
-        </w:rPr>
-        <w:t xml:space="preserve">In this lesson you will</w:t>
-      </w:r>
-    </w:p>
-    <w:p>
-      <w:pPr>
-        <w:pStyle w:val="ListParagraph"/>
-        <w:numPr>
-          <w:ilvl w:val="0"/>
-          <w:numId w:val="3"/>
-        </w:numPr>
-        <w:spacing w:after="120" w:before="0" w:line="288" w:lineRule="auto"/>
-      </w:pPr>
-      <w:r>
-        <w:rPr>
-          <w:rFonts w:ascii="Arial" w:cs="Arial" w:eastAsia="Arial" w:hAnsi="Arial"/>
-          <w:color w:val="526B7E"/>
-          <w:sz w:val="21"/>
-          <w:szCs w:val="21"/>
-        </w:rPr>
-        <w:t xml:space="preserve">Trace a test event through all three stages.</w:t>
-      </w:r>
-    </w:p>
-    <w:p>
-      <w:pPr>
-        <w:pStyle w:val="ListParagraph"/>
-        <w:numPr>
-          <w:ilvl w:val="0"/>
-          <w:numId w:val="3"/>
-        </w:numPr>
-        <w:spacing w:after="120" w:before="0" w:line="288" w:lineRule="auto"/>
-      </w:pPr>
-      <w:r>
-        <w:rPr>
-          <w:rFonts w:ascii="Arial" w:cs="Arial" w:eastAsia="Arial" w:hAnsi="Arial"/>
-          <w:color w:val="526B7E"/>
-          <w:sz w:val="21"/>
-          <w:szCs w:val="21"/>
-        </w:rPr>
-        <w:t xml:space="preserve">Verify the router-deny stream the same way.</w:t>
-      </w:r>
-    </w:p>
-    <w:p>
-      <w:pPr>
-        <w:pStyle w:val="ListParagraph"/>
-        <w:numPr>
-          <w:ilvl w:val="0"/>
-          <w:numId w:val="3"/>
-        </w:numPr>
-        <w:spacing w:after="120" w:before="0" w:line="288" w:lineRule="auto"/>
-      </w:pPr>
-      <w:r>
-        <w:rPr>
-          <w:rFonts w:ascii="Arial" w:cs="Arial" w:eastAsia="Arial" w:hAnsi="Arial"/>
-          <w:color w:val="526B7E"/>
-          <w:sz w:val="21"/>
-          <w:szCs w:val="21"/>
-        </w:rPr>
-        <w:t xml:space="preserve">Baseline the new hosts and file the course evidence.</w:t>
-      </w:r>
-    </w:p>
-    <w:p>
-      <w:pPr>
-        <w:pStyle w:val="Heading2"/>
-        <w:keepNext/>
-        <w:spacing w:after="100" w:before="200"/>
-      </w:pPr>
-      <w:r>
-        <w:rPr>
-          <w:rFonts w:ascii="Arial" w:cs="Arial" w:eastAsia="Arial" w:hAnsi="Arial"/>
-          <w:b/>
-          <w:bCs/>
-          <w:color w:val="193448"/>
-          <w:sz w:val="26"/>
-          <w:szCs w:val="26"/>
-        </w:rPr>
-        <w:t xml:space="preserve">Follow the build</w:t>
-      </w:r>
-    </w:p>
-    <w:p>
-      <w:pPr>
-        <w:pStyle w:val="ListParagraph"/>
-        <w:numPr>
-          <w:ilvl w:val="0"/>
-          <w:numId w:val="9"/>
-        </w:numPr>
-        <w:spacing w:after="120" w:before="0" w:line="288" w:lineRule="auto"/>
-      </w:pPr>
-      <w:r>
-        <w:rPr>
-          <w:rFonts w:ascii="Arial" w:cs="Arial" w:eastAsia="Arial" w:hAnsi="Arial"/>
-          <w:color w:val="526B7E"/>
-          <w:sz w:val="21"/>
-          <w:szCs w:val="21"/>
-        </w:rPr>
-        <w:t xml:space="preserve">Generate the test event: one failed sign-in on a DC with a wrong password for a tier admin account. Find it in the DC's Security log, in Forwarded Events on the collector, flag it for the next archive's verification on the repository, and watch the alert fire in analysis.</w:t>
-      </w:r>
-    </w:p>
-    <w:p>
-      <w:pPr>
-        <w:pStyle w:val="ListParagraph"/>
-        <w:numPr>
-          <w:ilvl w:val="0"/>
-          <w:numId w:val="9"/>
-        </w:numPr>
-        <w:spacing w:after="120" w:before="0" w:line="288" w:lineRule="auto"/>
-      </w:pPr>
-      <w:r>
-        <w:rPr>
-          <w:rFonts w:ascii="Arial" w:cs="Arial" w:eastAsia="Arial" w:hAnsi="Arial"/>
-          <w:color w:val="526B7E"/>
-          <w:sz w:val="21"/>
-          <w:szCs w:val="21"/>
-        </w:rPr>
-        <w:t xml:space="preserve">Repeat with the boundary: probe one unregistered port, then find that deny in the syslog stream and in search two — the boundary's evidence pair — attempt and deny — now assembles itself.</w:t>
-      </w:r>
-    </w:p>
-    <w:p>
-      <w:pPr>
-        <w:pStyle w:val="ListParagraph"/>
-        <w:numPr>
-          <w:ilvl w:val="0"/>
-          <w:numId w:val="9"/>
-        </w:numPr>
-        <w:spacing w:after="120" w:before="0" w:line="288" w:lineRule="auto"/>
-      </w:pPr>
-      <w:r>
-        <w:rPr>
-          <w:rFonts w:ascii="Arial" w:cs="Arial" w:eastAsia="Arial" w:hAnsi="Arial"/>
-          <w:color w:val="526B7E"/>
-          <w:sz w:val="21"/>
-          <w:szCs w:val="21"/>
-        </w:rPr>
-        <w:t xml:space="preserve">Run the cadence: first baselines for SBD-SYSLOG01, SBD-AUDIT01, and SBD-SPLUNK01 (Windows hosts with the standard benchmark; SBD-SPLUNK01 runs Linux, so scan it with the DISA STIG benchmark for its distribution), plus a DC rescan for the audit-policy deltas.</w:t>
-      </w:r>
-    </w:p>
-    <w:p>
-      <w:pPr>
-        <w:pStyle w:val="ListParagraph"/>
-        <w:numPr>
-          <w:ilvl w:val="0"/>
-          <w:numId w:val="9"/>
-        </w:numPr>
-        <w:spacing w:after="120" w:before="0" w:line="288" w:lineRule="auto"/>
-      </w:pPr>
-      <w:r>
-        <w:rPr>
-          <w:rFonts w:ascii="Arial" w:cs="Arial" w:eastAsia="Arial" w:hAnsi="Arial"/>
-          <w:color w:val="526B7E"/>
-          <w:sz w:val="21"/>
-          <w:szCs w:val="21"/>
-        </w:rPr>
-        <w:t xml:space="preserve">File the end-to-end trace as this course's signature evidence and write the handoff: the fleet course inherits a pipeline that will see its first domain join happen.</w:t>
-      </w:r>
-    </w:p>
-    <w:p>
-      <w:pPr>
-        <w:pStyle w:val="Heading2"/>
-        <w:keepNext/>
-        <w:spacing w:after="100" w:before="200"/>
-      </w:pPr>
-      <w:r>
-        <w:rPr>
-          <w:rFonts w:ascii="Arial" w:cs="Arial" w:eastAsia="Arial" w:hAnsi="Arial"/>
-          <w:b/>
-          <w:bCs/>
-          <w:color w:val="193448"/>
-          <w:sz w:val="26"/>
-          <w:szCs w:val="26"/>
-        </w:rPr>
-        <w:t xml:space="preserve">Check your result</w:t>
-      </w:r>
-    </w:p>
-    <w:p>
-      <w:pPr>
-        <w:shd w:fill="F1F7FA" w:color="auto" w:val="clear"/>
-        <w:spacing w:after="0" w:before="0" w:line="252" w:lineRule="auto"/>
-        <w:ind w:left="160" w:right="160"/>
-      </w:pPr>
-      <w:r>
-        <w:rPr>
-          <w:rFonts w:ascii="Consolas" w:cs="Consolas" w:eastAsia="Consolas" w:hAnsi="Consolas"/>
-          <w:color w:val="193448"/>
-          <w:sz w:val="18"/>
-          <w:szCs w:val="18"/>
-        </w:rPr>
-        <w:t xml:space="preserve">Get-WinEvent -FilterHashtable @{LogName='ForwardedEvents'; Id=4625; StartTime=(Get-Date).AddHours(-1)} | Select-Object TimeCreated, MachineName</w:t>
-      </w:r>
-    </w:p>
-    <w:p>
-      <w:pPr>
-        <w:shd w:fill="F1F7FA" w:color="auto" w:val="clear"/>
-        <w:spacing w:after="0" w:before="0" w:line="252" w:lineRule="auto"/>
-        <w:ind w:left="160" w:right="160"/>
-      </w:pPr>
-      <w:r>
-        <w:rPr>
-          <w:rFonts w:ascii="Consolas" w:cs="Consolas" w:eastAsia="Consolas" w:hAnsi="Consolas"/>
-          <w:color w:val="193448"/>
-          <w:sz w:val="18"/>
-          <w:szCs w:val="18"/>
-        </w:rPr>
-        <w:t xml:space="preserve">Get-ChildItem C:\Evidence\logging-pipeline -Recurse | Select-Object Name, LastWriteTime</w:t>
-      </w:r>
-    </w:p>
-    <w:p>
-      <w:pPr>
-        <w:shd w:fill="F1F7FA" w:color="auto" w:val="clear"/>
-        <w:spacing w:after="160" w:before="0" w:line="252" w:lineRule="auto"/>
-        <w:ind w:left="160" w:right="160"/>
-      </w:pPr>
-      <w:r>
-        <w:rPr>
-          <w:rFonts w:ascii="Consolas" w:cs="Consolas" w:eastAsia="Consolas" w:hAnsi="Consolas"/>
-          <w:color w:val="193448"/>
-          <w:sz w:val="18"/>
-          <w:szCs w:val="18"/>
-        </w:rPr>
-        <w:t xml:space="preserve">Get-FileHash -Algorithm SHA256 C:\Evidence\logging-pipeline\*</w:t>
-      </w:r>
-    </w:p>
-    <w:p>
-      <w:pPr>
-        <w:pBdr>
-          <w:left w:val="single" w:color="20647C" w:sz="18" w:space="8"/>
-        </w:pBdr>
-        <w:shd w:fill="F1F7FA" w:color="auto" w:val="clear"/>
-        <w:spacing w:after="160" w:before="120" w:line="288" w:lineRule="auto"/>
-        <w:ind w:left="160" w:right="160"/>
-      </w:pPr>
-      <w:r>
-        <w:rPr>
-          <w:rFonts w:ascii="Arial" w:cs="Arial" w:eastAsia="Arial" w:hAnsi="Arial"/>
-          <w:b/>
-          <w:bCs/>
-          <w:color w:val="20647C"/>
-          <w:sz w:val="17"/>
-          <w:szCs w:val="17"/>
-        </w:rPr>
-        <w:t xml:space="preserve">WHAT SUCCESS LOOKS LIKE  </w:t>
-      </w:r>
-      <w:r>
-        <w:rPr>
-          <w:rFonts w:ascii="Arial" w:cs="Arial" w:eastAsia="Arial" w:hAnsi="Arial"/>
-          <w:color w:val="193448"/>
-          <w:sz w:val="20"/>
-          <w:szCs w:val="20"/>
-        </w:rPr>
-        <w:t xml:space="preserve">The test event appears at every stage with consistent timestamps, the deny trace matches, the new hosts have baselines, and the DC rescan deltas are attributed to the audit policy.</w:t>
-      </w:r>
-    </w:p>
-    <w:p>
-      <w:pPr>
-        <w:pStyle w:val="Heading2"/>
-        <w:keepNext/>
-        <w:spacing w:after="100" w:before="200"/>
-      </w:pPr>
-      <w:r>
-        <w:rPr>
-          <w:rFonts w:ascii="Arial" w:cs="Arial" w:eastAsia="Arial" w:hAnsi="Arial"/>
-          <w:b/>
-          <w:bCs/>
-          <w:color w:val="193448"/>
-          <w:sz w:val="26"/>
-          <w:szCs w:val="26"/>
-        </w:rPr>
-        <w:t xml:space="preserve">Your record</w:t>
-      </w:r>
-    </w:p>
-    <w:p>
-      <w:pPr>
-        <w:spacing w:after="160" w:before="0" w:line="288" w:lineRule="auto"/>
-      </w:pPr>
-      <w:r>
-        <w:rPr>
-          <w:rFonts w:ascii="Arial" w:cs="Arial" w:eastAsia="Arial" w:hAnsi="Arial"/>
-          <w:color w:val="526B7E"/>
-          <w:sz w:val="21"/>
-          <w:szCs w:val="21"/>
-        </w:rPr>
-        <w:t xml:space="preserve">Evidence to keep: Keep the four-stage trace of the test event, the deny trace, the scan set, and the handoff note to course 1.7.</w:t>
-      </w:r>
-    </w:p>
-    <w:tbl>
-      <w:tblPr>
-        <w:tblW w:type="dxa" w:w="9360"/>
-        <w:tblBorders>
-          <w:top w:val="single" w:color="C7D9E2" w:sz="4"/>
-          <w:left w:val="single" w:color="C7D9E2" w:sz="4"/>
-          <w:bottom w:val="single" w:color="C7D9E2" w:sz="4"/>
-          <w:right w:val="single" w:color="C7D9E2" w:sz="4"/>
-          <w:insideH w:val="single" w:color="C7D9E2" w:sz="4"/>
-          <w:insideV w:val="single" w:color="C7D9E2" w:sz="4"/>
-        </w:tblBorders>
-      </w:tblPr>
-      <w:tblGrid>
-        <w:gridCol w:w="3000"/>
-        <w:gridCol w:w="6360"/>
-      </w:tblGrid>
-      <w:tr>
-        <w:trPr>
-          <w:tblHeader/>
-        </w:trPr>
-        <w:tc>
-          <w:tcPr>
-            <w:tcW w:type="dxa" w:w="3000"/>
-            <w:shd w:fill="F1F7FA" w:color="auto" w:val="clear"/>
-            <w:tcMar>
-              <w:top w:type="dxa" w:w="90"/>
-              <w:left w:type="dxa" w:w="120"/>
-              <w:bottom w:type="dxa" w:w="90"/>
-              <w:right w:type="dxa" w:w="120"/>
-            </w:tcMar>
-          </w:tcPr>
-          <w:p>
-            <w:pPr>
-              <w:spacing w:after="0" w:before="0" w:line="288" w:lineRule="auto"/>
-            </w:pPr>
-            <w:r>
-              <w:rPr>
-                <w:rFonts w:ascii="Arial" w:cs="Arial" w:eastAsia="Arial" w:hAnsi="Arial"/>
-                <w:b/>
-                <w:bCs/>
-                <w:color w:val="20647C"/>
-                <w:sz w:val="16"/>
-                <w:szCs w:val="16"/>
-              </w:rPr>
-              <w:t xml:space="preserve">RECORD</w:t>
-            </w:r>
-          </w:p>
-        </w:tc>
-        <w:tc>
-          <w:tcPr>
-            <w:tcW w:type="dxa" w:w="6360"/>
-            <w:shd w:fill="F1F7FA" w:color="auto" w:val="clear"/>
-            <w:tcMar>
-              <w:top w:type="dxa" w:w="90"/>
-              <w:left w:type="dxa" w:w="120"/>
-              <w:bottom w:type="dxa" w:w="90"/>
-              <w:right w:type="dxa" w:w="120"/>
-            </w:tcMar>
-          </w:tcPr>
-          <w:p>
-            <w:pPr>
-              <w:spacing w:after="0" w:before="0" w:line="288" w:lineRule="auto"/>
-            </w:pPr>
-            <w:r>
-              <w:rPr>
-                <w:rFonts w:ascii="Arial" w:cs="Arial" w:eastAsia="Arial" w:hAnsi="Arial"/>
-                <w:b/>
-                <w:bCs/>
-                <w:color w:val="20647C"/>
-                <w:sz w:val="16"/>
-                <w:szCs w:val="16"/>
-              </w:rPr>
-              <w:t xml:space="preserve">YOUR OBSERVATION</w:t>
-            </w:r>
-          </w:p>
-        </w:tc>
-      </w:tr>
-      <w:tr>
-        <w:trPr>
-          <w:cantSplit/>
-        </w:trPr>
-        <w:tc>
-          <w:tcPr>
-            <w:tcW w:type="dxa" w:w="3000"/>
-            <w:tcMar>
-              <w:top w:type="dxa" w:w="90"/>
-              <w:left w:type="dxa" w:w="120"/>
-              <w:bottom w:type="dxa" w:w="90"/>
-              <w:right w:type="dxa" w:w="120"/>
-            </w:tcMar>
-          </w:tcPr>
-          <w:p>
-            <w:pPr>
-              <w:spacing w:after="0" w:before="0" w:line="288" w:lineRule="auto"/>
-            </w:pPr>
-            <w:r>
-              <w:rPr>
-                <w:rFonts w:ascii="Arial" w:cs="Arial" w:eastAsia="Arial" w:hAnsi="Arial"/>
-                <w:color w:val="193448"/>
-                <w:sz w:val="19"/>
-                <w:szCs w:val="19"/>
-              </w:rPr>
-              <w:t xml:space="preserve">Host(s) and time collected</w:t>
-            </w:r>
-          </w:p>
-        </w:tc>
-        <w:tc>
-          <w:tcPr>
-            <w:tcW w:type="dxa" w:w="6360"/>
-            <w:tcMar>
-              <w:top w:type="dxa" w:w="90"/>
-              <w:left w:type="dxa" w:w="120"/>
-              <w:bottom w:type="dxa" w:w="90"/>
-              <w:right w:type="dxa" w:w="120"/>
-            </w:tcMar>
-          </w:tcPr>
-          <w:p>
-            <w:pPr>
-              <w:spacing w:after="0" w:before="0" w:line="288" w:lineRule="auto"/>
-            </w:pPr>
-            <w:r>
-              <w:rPr>
-                <w:rFonts w:ascii="Arial" w:cs="Arial" w:eastAsia="Arial" w:hAnsi="Arial"/>
-                <w:color w:val="193448"/>
-                <w:sz w:val="21"/>
-                <w:szCs w:val="21"/>
-              </w:rPr>
-              <w:t xml:space="preserve"> </w:t>
-            </w:r>
-          </w:p>
-          <w:p>
-            <w:pPr>
-              <w:spacing w:after="0" w:before="0" w:line="288" w:lineRule="auto"/>
-            </w:pPr>
-            <w:r>
-              <w:rPr>
-                <w:rFonts w:ascii="Arial" w:cs="Arial" w:eastAsia="Arial" w:hAnsi="Arial"/>
-                <w:color w:val="193448"/>
-                <w:sz w:val="21"/>
-                <w:szCs w:val="21"/>
-              </w:rPr>
-              <w:t xml:space="preserve"> </w:t>
-            </w:r>
-          </w:p>
-        </w:tc>
-      </w:tr>
-      <w:tr>
-        <w:trPr>
-          <w:cantSplit/>
-        </w:trPr>
-        <w:tc>
-          <w:tcPr>
-            <w:tcW w:type="dxa" w:w="3000"/>
-            <w:tcMar>
-              <w:top w:type="dxa" w:w="90"/>
-              <w:left w:type="dxa" w:w="120"/>
-              <w:bottom w:type="dxa" w:w="90"/>
-              <w:right w:type="dxa" w:w="120"/>
-            </w:tcMar>
-          </w:tcPr>
-          <w:p>
-            <w:pPr>
-              <w:spacing w:after="0" w:before="0" w:line="288" w:lineRule="auto"/>
-            </w:pPr>
-            <w:r>
-              <w:rPr>
-                <w:rFonts w:ascii="Arial" w:cs="Arial" w:eastAsia="Arial" w:hAnsi="Arial"/>
-                <w:color w:val="193448"/>
-                <w:sz w:val="19"/>
-                <w:szCs w:val="19"/>
-              </w:rPr>
-              <w:t xml:space="preserve">Observed result</w:t>
-            </w:r>
-          </w:p>
-        </w:tc>
-        <w:tc>
-          <w:tcPr>
-            <w:tcW w:type="dxa" w:w="6360"/>
-            <w:tcMar>
-              <w:top w:type="dxa" w:w="90"/>
-              <w:left w:type="dxa" w:w="120"/>
-              <w:bottom w:type="dxa" w:w="90"/>
-              <w:right w:type="dxa" w:w="120"/>
-            </w:tcMar>
-          </w:tcPr>
-          <w:p>
-            <w:pPr>
-              <w:spacing w:after="0" w:before="0" w:line="288" w:lineRule="auto"/>
-            </w:pPr>
-            <w:r>
-              <w:rPr>
-                <w:rFonts w:ascii="Arial" w:cs="Arial" w:eastAsia="Arial" w:hAnsi="Arial"/>
-                <w:color w:val="193448"/>
-                <w:sz w:val="21"/>
-                <w:szCs w:val="21"/>
-              </w:rPr>
-              <w:t xml:space="preserve"> </w:t>
-            </w:r>
-          </w:p>
-          <w:p>
-            <w:pPr>
-              <w:spacing w:after="0" w:before="0" w:line="288" w:lineRule="auto"/>
-            </w:pPr>
-            <w:r>
-              <w:rPr>
-                <w:rFonts w:ascii="Arial" w:cs="Arial" w:eastAsia="Arial" w:hAnsi="Arial"/>
-                <w:color w:val="193448"/>
-                <w:sz w:val="21"/>
-                <w:szCs w:val="21"/>
-              </w:rPr>
-              <w:t xml:space="preserve"> </w:t>
-            </w:r>
-          </w:p>
-        </w:tc>
-      </w:tr>
-      <w:tr>
-        <w:trPr>
-          <w:cantSplit/>
-        </w:trPr>
-        <w:tc>
-          <w:tcPr>
-            <w:tcW w:type="dxa" w:w="3000"/>
-            <w:tcMar>
-              <w:top w:type="dxa" w:w="90"/>
-              <w:left w:type="dxa" w:w="120"/>
-              <w:bottom w:type="dxa" w:w="90"/>
-              <w:right w:type="dxa" w:w="120"/>
-            </w:tcMar>
-          </w:tcPr>
-          <w:p>
-            <w:pPr>
-              <w:spacing w:after="0" w:before="0" w:line="288" w:lineRule="auto"/>
-            </w:pPr>
-            <w:r>
-              <w:rPr>
-                <w:rFonts w:ascii="Arial" w:cs="Arial" w:eastAsia="Arial" w:hAnsi="Arial"/>
-                <w:color w:val="193448"/>
-                <w:sz w:val="19"/>
-                <w:szCs w:val="19"/>
-              </w:rPr>
-              <w:t xml:space="preserve">Differences from the plan</w:t>
-            </w:r>
-          </w:p>
-        </w:tc>
-        <w:tc>
-          <w:tcPr>
-            <w:tcW w:type="dxa" w:w="6360"/>
-            <w:tcMar>
-              <w:top w:type="dxa" w:w="90"/>
-              <w:left w:type="dxa" w:w="120"/>
-              <w:bottom w:type="dxa" w:w="90"/>
-              <w:right w:type="dxa" w:w="120"/>
-            </w:tcMar>
-          </w:tcPr>
-          <w:p>
-            <w:pPr>
-              <w:spacing w:after="0" w:before="0" w:line="288" w:lineRule="auto"/>
-            </w:pPr>
-            <w:r>
-              <w:rPr>
-                <w:rFonts w:ascii="Arial" w:cs="Arial" w:eastAsia="Arial" w:hAnsi="Arial"/>
-                <w:color w:val="193448"/>
-                <w:sz w:val="21"/>
-                <w:szCs w:val="21"/>
-              </w:rPr>
-              <w:t xml:space="preserve"> </w:t>
-            </w:r>
-          </w:p>
-          <w:p>
-            <w:pPr>
-              <w:spacing w:after="0" w:before="0" w:line="288" w:lineRule="auto"/>
-            </w:pPr>
-            <w:r>
-              <w:rPr>
-                <w:rFonts w:ascii="Arial" w:cs="Arial" w:eastAsia="Arial" w:hAnsi="Arial"/>
-                <w:color w:val="193448"/>
-                <w:sz w:val="21"/>
-                <w:szCs w:val="21"/>
-              </w:rPr>
-              <w:t xml:space="preserve"> </w:t>
-            </w:r>
-          </w:p>
-        </w:tc>
-      </w:tr>
-      <w:tr>
-        <w:trPr>
-          <w:cantSplit/>
-        </w:trPr>
-        <w:tc>
-          <w:tcPr>
-            <w:tcW w:type="dxa" w:w="3000"/>
-            <w:tcMar>
-              <w:top w:type="dxa" w:w="90"/>
-              <w:left w:type="dxa" w:w="120"/>
-              <w:bottom w:type="dxa" w:w="90"/>
-              <w:right w:type="dxa" w:w="120"/>
-            </w:tcMar>
-          </w:tcPr>
-          <w:p>
-            <w:pPr>
-              <w:spacing w:after="0" w:before="0" w:line="288" w:lineRule="auto"/>
-            </w:pPr>
-            <w:r>
-              <w:rPr>
-                <w:rFonts w:ascii="Arial" w:cs="Arial" w:eastAsia="Arial" w:hAnsi="Arial"/>
-                <w:color w:val="193448"/>
-                <w:sz w:val="19"/>
-                <w:szCs w:val="19"/>
-              </w:rPr>
-              <w:t xml:space="preserve">Evidence file names</w:t>
-            </w:r>
-          </w:p>
-        </w:tc>
-        <w:tc>
-          <w:tcPr>
-            <w:tcW w:type="dxa" w:w="6360"/>
-            <w:tcMar>
-              <w:top w:type="dxa" w:w="90"/>
-              <w:left w:type="dxa" w:w="120"/>
-              <w:bottom w:type="dxa" w:w="90"/>
-              <w:right w:type="dxa" w:w="120"/>
-            </w:tcMar>
-          </w:tcPr>
-          <w:p>
-            <w:pPr>
-              <w:spacing w:after="0" w:before="0" w:line="288" w:lineRule="auto"/>
-            </w:pPr>
-            <w:r>
-              <w:rPr>
-                <w:rFonts w:ascii="Arial" w:cs="Arial" w:eastAsia="Arial" w:hAnsi="Arial"/>
-                <w:color w:val="193448"/>
-                <w:sz w:val="21"/>
-                <w:szCs w:val="21"/>
-              </w:rPr>
-              <w:t xml:space="preserve"> </w:t>
-            </w:r>
-          </w:p>
-          <w:p>
-            <w:pPr>
-              <w:spacing w:after="0" w:before="0" w:line="288" w:lineRule="auto"/>
-            </w:pPr>
-            <w:r>
-              <w:rPr>
-                <w:rFonts w:ascii="Arial" w:cs="Arial" w:eastAsia="Arial" w:hAnsi="Arial"/>
-                <w:color w:val="193448"/>
-                <w:sz w:val="21"/>
-                <w:szCs w:val="21"/>
-              </w:rPr>
-              <w:t xml:space="preserve"> </w:t>
-            </w:r>
-          </w:p>
-        </w:tc>
-      </w:tr>
-      <w:tr>
-        <w:trPr>
-          <w:cantSplit/>
-        </w:trPr>
-        <w:tc>
-          <w:tcPr>
-            <w:tcW w:type="dxa" w:w="3000"/>
-            <w:tcMar>
-              <w:top w:type="dxa" w:w="90"/>
-              <w:left w:type="dxa" w:w="120"/>
-              <w:bottom w:type="dxa" w:w="90"/>
-              <w:right w:type="dxa" w:w="120"/>
-            </w:tcMar>
-          </w:tcPr>
-          <w:p>
-            <w:pPr>
-              <w:spacing w:after="0" w:before="0" w:line="288" w:lineRule="auto"/>
-            </w:pPr>
-            <w:r>
-              <w:rPr>
-                <w:rFonts w:ascii="Arial" w:cs="Arial" w:eastAsia="Arial" w:hAnsi="Arial"/>
-                <w:color w:val="193448"/>
-                <w:sz w:val="19"/>
-                <w:szCs w:val="19"/>
-              </w:rPr>
-              <w:t xml:space="preserve">Open items or findings</w:t>
-            </w:r>
-          </w:p>
-        </w:tc>
-        <w:tc>
-          <w:tcPr>
-            <w:tcW w:type="dxa" w:w="6360"/>
-            <w:tcMar>
-              <w:top w:type="dxa" w:w="90"/>
-              <w:left w:type="dxa" w:w="120"/>
-              <w:bottom w:type="dxa" w:w="90"/>
-              <w:right w:type="dxa" w:w="120"/>
-            </w:tcMar>
-          </w:tcPr>
-          <w:p>
-            <w:pPr>
-              <w:spacing w:after="0" w:before="0" w:line="288" w:lineRule="auto"/>
-            </w:pPr>
-            <w:r>
-              <w:rPr>
-                <w:rFonts w:ascii="Arial" w:cs="Arial" w:eastAsia="Arial" w:hAnsi="Arial"/>
-                <w:color w:val="193448"/>
-                <w:sz w:val="21"/>
-                <w:szCs w:val="21"/>
-              </w:rPr>
-              <w:t xml:space="preserve"> </w:t>
-            </w:r>
-          </w:p>
-          <w:p>
-            <w:pPr>
-              <w:spacing w:after="0" w:before="0" w:line="288" w:lineRule="auto"/>
-            </w:pPr>
-            <w:r>
-              <w:rPr>
-                <w:rFonts w:ascii="Arial" w:cs="Arial" w:eastAsia="Arial" w:hAnsi="Arial"/>
-                <w:color w:val="193448"/>
-                <w:sz w:val="21"/>
-                <w:szCs w:val="21"/>
-              </w:rPr>
-              <w:t xml:space="preserve"> </w:t>
-            </w:r>
-          </w:p>
-        </w:tc>
-      </w:tr>
-    </w:tbl>
-    <w:p>
-      <w:pPr>
-        <w:pStyle w:val="Heading2"/>
-        <w:keepNext/>
-        <w:spacing w:after="100" w:before="200"/>
-      </w:pPr>
-      <w:r>
-        <w:rPr>
-          <w:rFonts w:ascii="Arial" w:cs="Arial" w:eastAsia="Arial" w:hAnsi="Arial"/>
-          <w:b/>
-          <w:bCs/>
-          <w:color w:val="193448"/>
-          <w:sz w:val="26"/>
-          <w:szCs w:val="26"/>
-        </w:rPr>
-        <w:t xml:space="preserve">Think it through</w:t>
-      </w:r>
-    </w:p>
-    <w:p>
-      <w:pPr>
-        <w:spacing w:after="120" w:before="0" w:line="288" w:lineRule="auto"/>
-      </w:pPr>
-      <w:r>
-        <w:rPr>
-          <w:rFonts w:ascii="Arial" w:cs="Arial" w:eastAsia="Arial" w:hAnsi="Arial"/>
-          <w:color w:val="193448"/>
-          <w:sz w:val="21"/>
-          <w:szCs w:val="21"/>
-        </w:rPr>
-        <w:t xml:space="preserve">What does the single traced event prove that stage-by-stage checks don't?</w:t>
-      </w:r>
-    </w:p>
-    <w:p>
-      <w:pPr>
-        <w:pBdr>
-          <w:bottom w:val="single" w:color="C7D9E2" w:sz="4" w:space="1"/>
-        </w:pBdr>
-        <w:spacing w:after="0" w:before="0" w:line="288" w:lineRule="auto"/>
-      </w:pPr>
-      <w:r>
-        <w:rPr>
-          <w:rFonts w:ascii="Arial" w:cs="Arial" w:eastAsia="Arial" w:hAnsi="Arial"/>
-          <w:color w:val="193448"/>
-          <w:sz w:val="21"/>
-          <w:szCs w:val="21"/>
-        </w:rPr>
-        <w:t xml:space="preserve"> </w:t>
-      </w:r>
-    </w:p>
-    <w:p>
-      <w:pPr>
-        <w:spacing w:after="120" w:before="0"/>
-      </w:pPr>
-      <w:r>
-        <w:rPr>
-          <w:rFonts w:ascii="Arial" w:cs="Arial" w:eastAsia="Arial" w:hAnsi="Arial"/>
-          <w:color w:val="193448"/>
-          <w:sz w:val="8"/>
-          <w:szCs w:val="8"/>
-        </w:rPr>
-        <w:t xml:space="preserve"> </w:t>
-      </w:r>
-    </w:p>
-    <w:p>
-      <w:pPr>
-        <w:pBdr>
-          <w:bottom w:val="single" w:color="C7D9E2" w:sz="4" w:space="1"/>
-        </w:pBdr>
-        <w:spacing w:after="0" w:before="0" w:line="288" w:lineRule="auto"/>
-      </w:pPr>
-      <w:r>
-        <w:rPr>
-          <w:rFonts w:ascii="Arial" w:cs="Arial" w:eastAsia="Arial" w:hAnsi="Arial"/>
-          <w:color w:val="193448"/>
-          <w:sz w:val="21"/>
-          <w:szCs w:val="21"/>
-        </w:rPr>
-        <w:t xml:space="preserve"> </w:t>
-      </w:r>
-    </w:p>
-    <w:p>
-      <w:pPr>
-        <w:spacing w:after="120" w:before="0"/>
-      </w:pPr>
-      <w:r>
-        <w:rPr>
-          <w:rFonts w:ascii="Arial" w:cs="Arial" w:eastAsia="Arial" w:hAnsi="Arial"/>
-          <w:color w:val="193448"/>
-          <w:sz w:val="8"/>
-          <w:szCs w:val="8"/>
-        </w:rPr>
-        <w:t xml:space="preserve"> </w:t>
-      </w:r>
-    </w:p>
-    <w:p>
-      <w:pPr>
-        <w:pBdr>
-          <w:left w:val="single" w:color="20647C" w:sz="18" w:space="8"/>
-        </w:pBdr>
-        <w:shd w:fill="F1F7FA" w:color="auto" w:val="clear"/>
-        <w:spacing w:after="160" w:before="120" w:line="288" w:lineRule="auto"/>
-        <w:ind w:left="160" w:right="160"/>
-      </w:pPr>
-      <w:r>
-        <w:rPr>
-          <w:rFonts w:ascii="Arial" w:cs="Arial" w:eastAsia="Arial" w:hAnsi="Arial"/>
-          <w:b/>
-          <w:bCs/>
-          <w:color w:val="20647C"/>
-          <w:sz w:val="17"/>
-          <w:szCs w:val="17"/>
-        </w:rPr>
-        <w:t xml:space="preserve">REMEMBER  </w:t>
-      </w:r>
-      <w:r>
-        <w:rPr>
-          <w:rFonts w:ascii="Arial" w:cs="Arial" w:eastAsia="Arial" w:hAnsi="Arial"/>
-          <w:color w:val="193448"/>
-          <w:sz w:val="20"/>
-          <w:szCs w:val="20"/>
-        </w:rPr>
-        <w:t xml:space="preserve">One event, four stages, consistent timestamps — the chain is real.  Boundary denies assemble their own evidence now.  Baselines, rescans, and the handoff to course 1.7 close the course.</w:t>
-      </w:r>
-    </w:p>
-    <w:p>
-      <w:pPr>
-        <w:spacing w:after="60" w:before="0" w:line="288" w:lineRule="auto"/>
-      </w:pPr>
-      <w:hyperlink w:history="1" r:id="rId0zxop_xeaxd4gp-kn451p">
         <w:r>
           <w:rPr>
             <w:rFonts w:ascii="Arial" w:cs="Arial" w:eastAsia="Arial" w:hAnsi="Arial"/>
@@ -6559,7 +6369,41 @@
       <w:pPr>
         <w:spacing w:after="60" w:before="0" w:line="288" w:lineRule="auto"/>
       </w:pPr>
-      <w:hyperlink w:history="1" r:id="rIdxhto7cfkcf1knb-lm-wwq">
+      <w:hyperlink w:history="1" r:id="rId15">
+        <w:r>
+          <w:rPr>
+            <w:rFonts w:ascii="Arial" w:cs="Arial" w:eastAsia="Arial" w:hAnsi="Arial"/>
+            <w:color w:val="20647C"/>
+            <w:sz w:val="18"/>
+            <w:szCs w:val="18"/>
+            <w:u w:val="single"/>
+          </w:rPr>
+          <w:t xml:space="preserve">RFC 5425 · Transport Layer Security (TLS) Transport Mapping for Syslog</w:t>
+        </w:r>
+      </w:hyperlink>
+    </w:p>
+    <w:p>
+      <w:pPr>
+        <w:spacing w:after="60" w:before="0" w:line="288" w:lineRule="auto"/>
+      </w:pPr>
+      <w:hyperlink w:history="1" r:id="rId16">
+        <w:r>
+          <w:rPr>
+            <w:rFonts w:ascii="Arial" w:cs="Arial" w:eastAsia="Arial" w:hAnsi="Arial"/>
+            <w:color w:val="20647C"/>
+            <w:sz w:val="18"/>
+            <w:szCs w:val="18"/>
+            <w:u w:val="single"/>
+          </w:rPr>
+          <w:t xml:space="preserve">DISA · SRG/STIG tools (SCC and STIG Viewer)</w:t>
+        </w:r>
+      </w:hyperlink>
+    </w:p>
+    <w:p>
+      <w:pPr>
+        <w:spacing w:after="60" w:before="0" w:line="288" w:lineRule="auto"/>
+      </w:pPr>
+      <w:hyperlink w:history="1" r:id="rIdlz5sapjx9wuw6xwvu5-5w">
         <w:r>
           <w:rPr>
             <w:rFonts w:ascii="Arial" w:cs="Arial" w:eastAsia="Arial" w:hAnsi="Arial"/>
@@ -6590,7 +6434,7 @@
           <w:sz w:val="16"/>
           <w:szCs w:val="16"/>
         </w:rPr>
-        <w:t xml:space="preserve">COURSE 1.6 / CLOSE OUT</w:t>
+        <w:t xml:space="preserve">COURSE 1.10 / CLOSE OUT</w:t>
       </w:r>
     </w:p>
     <w:p>
@@ -6598,7 +6442,7 @@
         <w:pStyle w:val="Heading1"/>
         <w:spacing w:after="120"/>
       </w:pPr>
-      <w:bookmarkStart w:name="review" w:id="9"/>
+      <w:bookmarkStart w:name="review" w:id="8"/>
       <w:r>
         <w:rPr>
           <w:rFonts w:ascii="Arial" w:cs="Arial" w:eastAsia="Arial" w:hAnsi="Arial"/>
@@ -6610,7 +6454,7 @@
         </w:rPr>
         <w:t xml:space="preserve">Course review and sign-off</w:t>
       </w:r>
-      <w:bookmarkEnd w:id="9"/>
+      <w:bookmarkEnd w:id="8"/>
     </w:p>
     <w:p>
       <w:pPr>
@@ -7015,7 +6859,7 @@
                 <w:sz w:val="19"/>
                 <w:szCs w:val="19"/>
               </w:rPr>
-              <w:t xml:space="preserve">04  Protect the record on SBD-AUDIT01</w:t>
+              <w:t xml:space="preserve">04  Keep the collector trustworthy</w:t>
             </w:r>
           </w:p>
         </w:tc>
@@ -7095,87 +6939,7 @@
                 <w:sz w:val="19"/>
                 <w:szCs w:val="19"/>
               </w:rPr>
-              <w:t xml:space="preserve">05  Analyze in SBD-SPLUNK01</w:t>
-            </w:r>
-          </w:p>
-        </w:tc>
-        <w:tc>
-          <w:tcPr>
-            <w:tcW w:type="dxa" w:w="1800"/>
-            <w:tcMar>
-              <w:top w:type="dxa" w:w="90"/>
-              <w:left w:type="dxa" w:w="120"/>
-              <w:bottom w:type="dxa" w:w="90"/>
-              <w:right w:type="dxa" w:w="120"/>
-            </w:tcMar>
-          </w:tcPr>
-          <w:p>
-            <w:pPr>
-              <w:spacing w:after="0" w:before="0" w:line="288" w:lineRule="auto"/>
-            </w:pPr>
-            <w:r>
-              <w:rPr>
-                <w:rFonts w:ascii="Arial" w:cs="Arial" w:eastAsia="Arial" w:hAnsi="Arial"/>
-                <w:color w:val="526B7E"/>
-                <w:sz w:val="19"/>
-                <w:szCs w:val="19"/>
-              </w:rPr>
-              <w:t xml:space="preserve">☐ yes</w:t>
-            </w:r>
-          </w:p>
-        </w:tc>
-        <w:tc>
-          <w:tcPr>
-            <w:tcW w:type="dxa" w:w="2000"/>
-            <w:tcMar>
-              <w:top w:type="dxa" w:w="90"/>
-              <w:left w:type="dxa" w:w="120"/>
-              <w:bottom w:type="dxa" w:w="90"/>
-              <w:right w:type="dxa" w:w="120"/>
-            </w:tcMar>
-          </w:tcPr>
-          <w:p>
-            <w:pPr>
-              <w:spacing w:after="0" w:before="0" w:line="288" w:lineRule="auto"/>
-            </w:pPr>
-            <w:r>
-              <w:rPr>
-                <w:rFonts w:ascii="Arial" w:cs="Arial" w:eastAsia="Arial" w:hAnsi="Arial"/>
-                <w:color w:val="193448"/>
-                <w:sz w:val="21"/>
-                <w:szCs w:val="21"/>
-              </w:rPr>
-              <w:t xml:space="preserve"> </w:t>
-            </w:r>
-          </w:p>
-        </w:tc>
-      </w:tr>
-      <w:tr>
-        <w:trPr>
-          <w:cantSplit/>
-        </w:trPr>
-        <w:tc>
-          <w:tcPr>
-            <w:tcW w:type="dxa" w:w="5560"/>
-            <w:tcMar>
-              <w:top w:type="dxa" w:w="90"/>
-              <w:left w:type="dxa" w:w="120"/>
-              <w:bottom w:type="dxa" w:w="90"/>
-              <w:right w:type="dxa" w:w="120"/>
-            </w:tcMar>
-          </w:tcPr>
-          <w:p>
-            <w:pPr>
-              <w:spacing w:after="0" w:before="0" w:line="288" w:lineRule="auto"/>
-            </w:pPr>
-            <w:r>
-              <w:rPr>
-                <w:rFonts w:ascii="Arial" w:cs="Arial" w:eastAsia="Arial" w:hAnsi="Arial"/>
-                <w:color w:val="193448"/>
-                <w:sz w:val="19"/>
-                <w:szCs w:val="19"/>
-              </w:rPr>
-              <w:t xml:space="preserve">06  Prove the chain and delta scan</w:t>
+              <w:t xml:space="preserve">05  Prove collection and hand off</w:t>
             </w:r>
           </w:p>
         </w:tc>
@@ -7371,7 +7135,7 @@
           <w:sz w:val="21"/>
           <w:szCs w:val="21"/>
         </w:rPr>
-        <w:t xml:space="preserve">That completes course 1.6. Course 1.7 brings in the fifty-workstation fleet — watched, addressed, and policy-managed from first boot.</w:t>
+        <w:t xml:space="preserve">That completes course 1.10. Course 1.11 gives the record its protected home on SBD-AUDIT01, picking up the two streams this course collects.</w:t>
       </w:r>
     </w:p>
     <w:p>
@@ -7469,7 +7233,7 @@
         <w:sz w:val="15"/>
         <w:szCs w:val="15"/>
       </w:rPr>
-      <w:t xml:space="preserve">© 2026 Secure By Design Team LLC.   Course 1.6 · Materials edition 1.4     </w:t>
+      <w:t xml:space="preserve">© 2026 Secure By Design Team LLC.   Course 1.10 · Materials edition 2.0     </w:t>
     </w:r>
     <w:r>
       <w:rPr>

--- a/public/training/logging-pipeline/SecureByDesign-logging-pipeline-Workbook.docx
+++ b/public/training/logging-pipeline/SecureByDesign-logging-pipeline-Workbook.docx
@@ -1302,7 +1302,7 @@
           <w:sz w:val="21"/>
           <w:szCs w:val="21"/>
         </w:rPr>
-        <w:t xml:space="preserve">Decide retention, readers, and the no-delete rule per stage.</w:t>
+        <w:t xml:space="preserve">Decide retention, readers, and the no-delete rule per stage, recording the period chosen for your environment.</w:t>
       </w:r>
     </w:p>
     <w:p>
@@ -1358,7 +1358,7 @@
           <w:sz w:val="21"/>
           <w:szCs w:val="21"/>
         </w:rPr>
-        <w:t xml:space="preserve">Write the role sentence for each host and the course that builds it: SBD-SYSLOG01 (course 1.10) receives Windows events and syslog; SBD-AUDIT01 (course 1.11) holds the protected, long-retention copy; SBD-SPLUNK01 (course 1.12) indexes a working copy for search and alerting. One copy to keep, one copy to question.</w:t>
+        <w:t xml:space="preserve">Write the role sentence for each host and the course that builds it: SBD-SYSLOG01 (course 1.10) receives Windows events and syslog; SBD-AUDIT01 (course 1.11) holds the protected copy for the full retention period; SBD-SPLUNK01 (course 1.12) indexes a working copy for search and alerting. One copy to keep, one copy to question.</w:t>
       </w:r>
     </w:p>
     <w:p>
@@ -1396,7 +1396,7 @@
           <w:sz w:val="21"/>
           <w:szCs w:val="21"/>
         </w:rPr>
-        <w:t xml:space="preserve">Decide the AU answers per stage (sample values; your records requirement decides): the collector keeps at least 14 days locally as a buffer, administered by Tier 1 from SBD-ADMIN-SRV01; the repository keeps one year, written only by a write-only archival account, read by a named auditors group, and deleted by nobody outside the custodian's logged retention process, with independent approval (rule A04); analysis keeps 90 days searchable, read by analysts.</w:t>
+        <w:t xml:space="preserve">Decide the AU answers per stage. How long each stage keeps its records is dependent on your environment and your records policy, so write down the period you chose for each and why: the collector keeps a local buffer long enough for the downstream pickups to catch up after an outage, administered by Tier 1 from SBD-ADMIN-SRV01; the repository keeps the protected record for the whole period your policy requires, written only by a write-only archival account, read by a named auditors group, and deleted by nobody outside the custodian's logged retention process, with independent approval (rule A04); analysis keeps as much searchable history as investigations need, read by analysts.</w:t>
       </w:r>
     </w:p>
     <w:p>
@@ -1434,7 +1434,7 @@
           <w:sz w:val="21"/>
           <w:szCs w:val="21"/>
         </w:rPr>
-        <w:t xml:space="preserve">Add the register rows with owners: Windows sources to the collector (F17, WinRM 5985, source-initiated), Linux syslog over TLS (F07, TCP 6514), the core router's deny log (UDP 514, which the router already sends to the collector's address as part of the network's configuration — this course only receives it), the archive path (F11, SMB 3 with encryption) and the forwarder path (F10, TCP 9997 with TLS). The last two stay unused until courses 1.11 and 1.12.</w:t>
+        <w:t xml:space="preserve">Add the register rows with owners: Windows sources to the collector (F17, WinRM 5985, source-initiated), Linux syslog over TLS (F07, TCP 6514), the core router's deny log (rule F24, UDP 514, owned by the network owner: the router already sends it to the collector's address as part of the network's existing configuration, and this course only receives it), the archive path (F11, SMB 3 with encryption) and the forwarder path (F10, TCP 9997 with TLS). The last two stay unused until courses 1.11 and 1.12.</w:t>
       </w:r>
     </w:p>
     <w:p>
@@ -1546,7 +1546,7 @@
           <w:sz w:val="20"/>
           <w:szCs w:val="20"/>
         </w:rPr>
-        <w:t xml:space="preserve">The design names each stage's job, building course, scope, retention, and readers; the no-delete rule is written; the two streams and their pickup folders are named; and the register carries the five pipeline paths with owners.</w:t>
+        <w:t xml:space="preserve">The design names each stage's job, building course, scope, chosen retention period with its reason, and readers; the no-delete rule is written; the two streams and their pickup folders are named; and the register carries the five pipeline paths with owners, F24 for the router's deny log included.</w:t>
       </w:r>
     </w:p>
     <w:p>
@@ -3396,7 +3396,7 @@
           <w:sz w:val="21"/>
           <w:szCs w:val="21"/>
         </w:rPr>
-        <w:t xml:space="preserve">Install the approved syslog receiver as a service: UDP 514 for the core router, which already sends its deny log to this address, and TCP 6514 with TLS using an SBD Server Authentication certificate for SBD-SYSLOG01.sbd.test, requested from the course 1.6 issuing CA through its process after adding SBD-SYSLOG01 to the SBD TLS Servers group. Write daily files per sender under D:\Logs\Syslog, and allow each port only from its registered senders.</w:t>
+        <w:t xml:space="preserve">Install the approved syslog receiver as a service: UDP 514 for the core router, which already sends its deny log to this address (rule F24), and TCP 6514 with TLS using an SBD Server Authentication certificate for SBD-SYSLOG01.sbd.test, requested from the course 1.6 issuing CA through its process after adding SBD-SYSLOG01 to the SBD TLS Servers group. Write daily files per sender under D:\Logs\Syslog, and allow each port only from its registered senders.</w:t>
       </w:r>
     </w:p>
     <w:p>
@@ -3415,7 +3415,7 @@
           <w:sz w:val="21"/>
           <w:szCs w:val="21"/>
         </w:rPr>
-        <w:t xml:space="preserve">Confirm the register rows are the only paths in use: WinRM from the enrolled sources, syslog from the core, and nothing listening that the design didn't ask for.</w:t>
+        <w:t xml:space="preserve">Confirm the register rows are the only paths in use: WinRM from the enrolled sources (F17), syslog from the core (F24), and nothing listening that the design didn't ask for.</w:t>
       </w:r>
     </w:p>
     <w:p>
@@ -4455,7 +4455,7 @@
           <w:sz w:val="21"/>
           <w:szCs w:val="21"/>
         </w:rPr>
-        <w:t xml:space="preserve">Set the ForwardedEvents log's size and behavior with wevtutil sl: overwrite the oldest events (/rt:false) so new events are never refused, sized so the oldest event is always older than the 14-day buffer. Overwriting is safe only while courses 1.11 and 1.12 pick events up well inside that window; a full log in retain mode would drop new events instead.</w:t>
+        <w:t xml:space="preserve">Set the ForwardedEvents log's size and behavior with wevtutil sl: overwrite the oldest events (/rt:false) so new events are never refused, sized so the oldest event is always older than the buffer period you chose in lesson 1. Overwriting is safe only while courses 1.11 and 1.12 pick events up well inside that window; a full log in retain mode would drop new events instead.</w:t>
       </w:r>
     </w:p>
     <w:p>
@@ -4493,7 +4493,7 @@
           <w:sz w:val="21"/>
           <w:szCs w:val="21"/>
         </w:rPr>
-        <w:t xml:space="preserve">Write the failure response (AU-5): a stopped Windows Event Collector service, an inactive source, the oldest event younger than the buffer, a volume over 80 percent full, or a silent syslog sender. The logging owner is told the same day, restores collection, and records the gap window. Until course 1.12 turns these into alerts, run the check daily and keep each result.</w:t>
+        <w:t xml:space="preserve">Write the failure response (AU-5): a stopped Windows Event Collector service, an inactive source, the oldest event younger than the buffer, a data volume past the fill level you set (dependent on your environment; record the value you chose), or a silent syslog sender. The logging owner is told the same day, restores collection, and records the gap window. Until course 1.12 turns these into alerts, run the check daily and keep each result.</w:t>
       </w:r>
     </w:p>
     <w:p>
@@ -4543,7 +4543,7 @@
           <w:sz w:val="18"/>
           <w:szCs w:val="18"/>
         </w:rPr>
-        <w:t xml:space="preserve">wevtutil sl ForwardedEvents /ms:4294967296 /rt:false</w:t>
+        <w:t xml:space="preserve">wevtutil sl ForwardedEvents /ms:4294967296 /rt:false   # 4 GB in this sample: size it to hold your chosen buffer</w:t>
       </w:r>
     </w:p>
     <w:p>
@@ -4637,7 +4637,7 @@
           <w:sz w:val="20"/>
           <w:szCs w:val="20"/>
         </w:rPr>
-        <w:t xml:space="preserve">Every enrolled source is active with a recent heartbeat, ForwardedEvents overwrites oldest-first and holds more than 14 days, the data volume has headroom, every registered syslog sender wrote today, and the failure response names its owner.</w:t>
+        <w:t xml:space="preserve">Every enrolled source is active with a recent heartbeat, ForwardedEvents overwrites oldest-first and holds more than the chosen buffer period, the data volume has headroom, every registered syslog sender wrote today, and the failure response names its owner.</w:t>
       </w:r>
     </w:p>
     <w:p>
@@ -5485,7 +5485,7 @@
           <w:sz w:val="21"/>
           <w:szCs w:val="21"/>
         </w:rPr>
-        <w:t xml:space="preserve">Probe one unregistered port across the core — from SBD-ADMIN-SRV01, TCP 23 on SBD-DHCP01 — and find the router's deny line in the syslog files with the right source, destination, port, and time. Attempt and deny now form an evidence pair.</w:t>
+        <w:t xml:space="preserve">Probe one unregistered port across the core — from SBD-ADMIN-SRV01, TCP 23 on SBD-DHCP01 — and find the router's deny line (rule F24) in the syslog files with the right source, destination, port, and time. Attempt and deny now form an evidence pair.</w:t>
       </w:r>
     </w:p>
     <w:p>
@@ -5504,7 +5504,7 @@
           <w:sz w:val="21"/>
           <w:szCs w:val="21"/>
         </w:rPr>
-        <w:t xml:space="preserve">Enroll SBD-REPO01 (rule F07): from its own approved package set, install rsyslog's TLS module (rsyslog-gnutls, or your distribution's equivalent), point its TLS settings at the system trust store, which holds the course 1.6 root that course 1.9 placed there, and forward to SBD-SYSLOG01.sbd.test on TCP 6514, checking the collector's certificate name. Add REPO01 to the 6514 sender list, send a test message with logger, and find it in REPO01's daily file.</w:t>
+        <w:t xml:space="preserve">Enroll SBD-REPO01 (rule F07): install rsyslog's TLS driver, rsyslog-gnutls, with dnf from REPO01's own repository; in a file under /etc/rsyslog.d, point the driver's CA file at the system trust bundle, which holds the course 1.6 root that course 1.9 placed there, and forward to SBD-SYSLOG01.sbd.test on TCP 6514 with x509/name authentication, so the collector's certificate name is checked; then check the configuration and restart rsyslog. Add REPO01 to the 6514 sender list, send a test message with logger, and find it in REPO01's daily file.</w:t>
       </w:r>
     </w:p>
     <w:p>
@@ -5542,7 +5542,7 @@
           <w:sz w:val="21"/>
           <w:szCs w:val="21"/>
         </w:rPr>
-        <w:t xml:space="preserve">Write the handoff to course 1.11: the two streams, their pickup folders, the 14-day buffer the archive job must stay inside, the gap windows the daily check records (those days need re-exporting once a source replays its backlog), and the F11 row waiting for SBD-AUDIT01.</w:t>
+        <w:t xml:space="preserve">Write the handoff to course 1.11: the two streams, their pickup folders, the buffer period you chose, which the archive job must stay inside, the gap windows the daily check records (those days need re-exporting once a source replays its backlog), and the F11 row waiting for SBD-AUDIT01.</w:t>
       </w:r>
     </w:p>
     <w:p>
@@ -5624,7 +5624,7 @@
           <w:sz w:val="18"/>
           <w:szCs w:val="18"/>
         </w:rPr>
-        <w:t xml:space="preserve"># On SBD-REPO01: check the configuration and the TLS session, then send the test message.</w:t>
+        <w:t xml:space="preserve"># On SBD-REPO01: the TLS driver, then /etc/rsyslog.d/sbd-forward.conf:</w:t>
       </w:r>
     </w:p>
     <w:p>
@@ -5640,7 +5640,119 @@
           <w:sz w:val="18"/>
           <w:szCs w:val="18"/>
         </w:rPr>
-        <w:t xml:space="preserve">rsyslogd -N1</w:t>
+        <w:t xml:space="preserve">sudo dnf install rsyslog-gnutls</w:t>
+      </w:r>
+    </w:p>
+    <w:p>
+      <w:pPr>
+        <w:shd w:fill="F1F7FA" w:color="auto" w:val="clear"/>
+        <w:spacing w:after="0" w:before="0" w:line="252" w:lineRule="auto"/>
+        <w:ind w:left="160" w:right="160"/>
+      </w:pPr>
+      <w:r>
+        <w:rPr>
+          <w:rFonts w:ascii="Consolas" w:cs="Consolas" w:eastAsia="Consolas" w:hAnsi="Consolas"/>
+          <w:color w:val="193448"/>
+          <w:sz w:val="18"/>
+          <w:szCs w:val="18"/>
+        </w:rPr>
+        <w:t xml:space="preserve">#   global(DefaultNetstreamDriverCAFile="/etc/pki/tls/certs/ca-bundle.crt")</w:t>
+      </w:r>
+    </w:p>
+    <w:p>
+      <w:pPr>
+        <w:shd w:fill="F1F7FA" w:color="auto" w:val="clear"/>
+        <w:spacing w:after="0" w:before="0" w:line="252" w:lineRule="auto"/>
+        <w:ind w:left="160" w:right="160"/>
+      </w:pPr>
+      <w:r>
+        <w:rPr>
+          <w:rFonts w:ascii="Consolas" w:cs="Consolas" w:eastAsia="Consolas" w:hAnsi="Consolas"/>
+          <w:color w:val="193448"/>
+          <w:sz w:val="18"/>
+          <w:szCs w:val="18"/>
+        </w:rPr>
+        <w:t xml:space="preserve">#   *.* action(type="omfwd" target="SBD-SYSLOG01.sbd.test" port="6514" protocol="tcp"</w:t>
+      </w:r>
+    </w:p>
+    <w:p>
+      <w:pPr>
+        <w:shd w:fill="F1F7FA" w:color="auto" w:val="clear"/>
+        <w:spacing w:after="0" w:before="0" w:line="252" w:lineRule="auto"/>
+        <w:ind w:left="160" w:right="160"/>
+      </w:pPr>
+      <w:r>
+        <w:rPr>
+          <w:rFonts w:ascii="Consolas" w:cs="Consolas" w:eastAsia="Consolas" w:hAnsi="Consolas"/>
+          <w:color w:val="193448"/>
+          <w:sz w:val="18"/>
+          <w:szCs w:val="18"/>
+        </w:rPr>
+        <w:t xml:space="preserve">#          StreamDriver="gtls" StreamDriverMode="1" StreamDriverAuthMode="x509/name"</w:t>
+      </w:r>
+    </w:p>
+    <w:p>
+      <w:pPr>
+        <w:shd w:fill="F1F7FA" w:color="auto" w:val="clear"/>
+        <w:spacing w:after="0" w:before="0" w:line="252" w:lineRule="auto"/>
+        <w:ind w:left="160" w:right="160"/>
+      </w:pPr>
+      <w:r>
+        <w:rPr>
+          <w:rFonts w:ascii="Consolas" w:cs="Consolas" w:eastAsia="Consolas" w:hAnsi="Consolas"/>
+          <w:color w:val="193448"/>
+          <w:sz w:val="18"/>
+          <w:szCs w:val="18"/>
+        </w:rPr>
+        <w:t xml:space="preserve">#          StreamDriverPermittedPeers="SBD-SYSLOG01.sbd.test")</w:t>
+      </w:r>
+    </w:p>
+    <w:p>
+      <w:pPr>
+        <w:shd w:fill="F1F7FA" w:color="auto" w:val="clear"/>
+        <w:spacing w:after="0" w:before="0" w:line="252" w:lineRule="auto"/>
+        <w:ind w:left="160" w:right="160"/>
+      </w:pPr>
+      <w:r>
+        <w:rPr>
+          <w:rFonts w:ascii="Consolas" w:cs="Consolas" w:eastAsia="Consolas" w:hAnsi="Consolas"/>
+          <w:color w:val="193448"/>
+          <w:sz w:val="18"/>
+          <w:szCs w:val="18"/>
+        </w:rPr>
+        <w:t xml:space="preserve"># Check the configuration, restart, confirm the TLS session, then send the test message.</w:t>
+      </w:r>
+    </w:p>
+    <w:p>
+      <w:pPr>
+        <w:shd w:fill="F1F7FA" w:color="auto" w:val="clear"/>
+        <w:spacing w:after="0" w:before="0" w:line="252" w:lineRule="auto"/>
+        <w:ind w:left="160" w:right="160"/>
+      </w:pPr>
+      <w:r>
+        <w:rPr>
+          <w:rFonts w:ascii="Consolas" w:cs="Consolas" w:eastAsia="Consolas" w:hAnsi="Consolas"/>
+          <w:color w:val="193448"/>
+          <w:sz w:val="18"/>
+          <w:szCs w:val="18"/>
+        </w:rPr>
+        <w:t xml:space="preserve">sudo rsyslogd -N1</w:t>
+      </w:r>
+    </w:p>
+    <w:p>
+      <w:pPr>
+        <w:shd w:fill="F1F7FA" w:color="auto" w:val="clear"/>
+        <w:spacing w:after="0" w:before="0" w:line="252" w:lineRule="auto"/>
+        <w:ind w:left="160" w:right="160"/>
+      </w:pPr>
+      <w:r>
+        <w:rPr>
+          <w:rFonts w:ascii="Consolas" w:cs="Consolas" w:eastAsia="Consolas" w:hAnsi="Consolas"/>
+          <w:color w:val="193448"/>
+          <w:sz w:val="18"/>
+          <w:szCs w:val="18"/>
+        </w:rPr>
+        <w:t xml:space="preserve">sudo systemctl restart rsyslog</w:t>
       </w:r>
     </w:p>
     <w:p>
@@ -6378,6 +6490,23 @@
             <w:szCs w:val="18"/>
             <w:u w:val="single"/>
           </w:rPr>
+          <w:t xml:space="preserve">Red Hat · Configuring a remote logging solution</w:t>
+        </w:r>
+      </w:hyperlink>
+    </w:p>
+    <w:p>
+      <w:pPr>
+        <w:spacing w:after="60" w:before="0" w:line="288" w:lineRule="auto"/>
+      </w:pPr>
+      <w:hyperlink w:history="1" r:id="rId16">
+        <w:r>
+          <w:rPr>
+            <w:rFonts w:ascii="Arial" w:cs="Arial" w:eastAsia="Arial" w:hAnsi="Arial"/>
+            <w:color w:val="20647C"/>
+            <w:sz w:val="18"/>
+            <w:szCs w:val="18"/>
+            <w:u w:val="single"/>
+          </w:rPr>
           <w:t xml:space="preserve">RFC 5425 · Transport Layer Security (TLS) Transport Mapping for Syslog</w:t>
         </w:r>
       </w:hyperlink>
@@ -6386,7 +6515,7 @@
       <w:pPr>
         <w:spacing w:after="60" w:before="0" w:line="288" w:lineRule="auto"/>
       </w:pPr>
-      <w:hyperlink w:history="1" r:id="rId16">
+      <w:hyperlink w:history="1" r:id="rId17">
         <w:r>
           <w:rPr>
             <w:rFonts w:ascii="Arial" w:cs="Arial" w:eastAsia="Arial" w:hAnsi="Arial"/>

--- a/public/training/logging-pipeline/SecureByDesign-logging-pipeline-Workbook.docx
+++ b/public/training/logging-pipeline/SecureByDesign-logging-pipeline-Workbook.docx
@@ -90,7 +90,7 @@
           <w:sz w:val="16"/>
           <w:szCs w:val="16"/>
         </w:rPr>
-        <w:t xml:space="preserve">COURSE 1.10    /    COMPANION WORKBOOK</w:t>
+        <w:t xml:space="preserve">COURSE 1.3    /    COMPANION WORKBOOK</w:t>
       </w:r>
     </w:p>
     <w:p>
@@ -150,7 +150,7 @@
           <w:sz w:val="16"/>
           <w:szCs w:val="16"/>
         </w:rPr>
-        <w:t xml:space="preserve">MATERIALS EDITION 2.0    /    COURSE 1.10</w:t>
+        <w:t xml:space="preserve">MATERIALS EDITION 2.0    /    COURSE 1.3</w:t>
       </w:r>
     </w:p>
     <w:p>
@@ -395,7 +395,7 @@
           <w:sz w:val="16"/>
           <w:szCs w:val="16"/>
         </w:rPr>
-        <w:t xml:space="preserve">COURSE 1.10 / PREREQUISITES</w:t>
+        <w:t xml:space="preserve">COURSE 1.3 / PREREQUISITES</w:t>
       </w:r>
     </w:p>
     <w:p>
@@ -428,7 +428,7 @@
           <w:sz w:val="21"/>
           <w:szCs w:val="21"/>
         </w:rPr>
-        <w:t xml:space="preserve">This is the first of three logging courses. Course 1.10 designs the whole collect → protect → analyze pipeline and builds the collect stage on SBD-SYSLOG01; course 1.11 protects the record on SBD-AUDIT01, and course 1.12 analyzes it in SBD-SPLUNK01. Collection is configuration you can show: a subscription, a listener, and events with the right source names and times.</w:t>
+        <w:t xml:space="preserve">This is the first of three logging courses. Course 1.3 designs the whole collect → protect → analyze pipeline and builds the collect stage on SBD-SYSLOG01; course 1.4 protects the record on SBD-AUDIT01, and course 1.5 analyzes it in SBD-SPLUNK01. Collection is configuration you can show: a subscription, a listener, and events with the right source names and times.</w:t>
       </w:r>
     </w:p>
     <w:p>
@@ -465,7 +465,7 @@
           <w:sz w:val="21"/>
           <w:szCs w:val="21"/>
         </w:rPr>
-        <w:t xml:space="preserve">Complete courses 1.1–1.9: every Windows system they built — both DCs, SBD-SUBCA01, SBD-PKI-MGMT01, SBD-DHCP01, and the three admin seats — becomes a source; the tiered admin plane (course 1.8) means the collector is administered only from VLAN 60 (SBD-ADMIN-SRV01, Tier 1); and SBD-REPO01 (10.0.70.20, course 1.9) is running and becomes this course's first Linux source.</w:t>
+        <w:t xml:space="preserve">Complete courses 1.1–1.2: every Windows system they built — both DCs, SBD-SUBCA01, SBD-PKI-MGMT01, SBD-DHCP01, and the three admin seats — becomes a source; the tiered admin plane (course 1.1) means the collector is administered only from VLAN 60 (SBD-ADMIN-SRV01, Tier 1); and SBD-REPO01 (10.0.70.20, course 1.2) is running and becomes this course's first Linux source.</w:t>
       </w:r>
     </w:p>
     <w:p>
@@ -484,7 +484,7 @@
           <w:sz w:val="21"/>
           <w:szCs w:val="21"/>
         </w:rPr>
-        <w:t xml:space="preserve">Provision SBD-SYSLOG01 (10.0.20.20) as Windows Server joined to sbd.test in the Servers OU, so course 1.5's member-server STIG policies apply from first boot, with a separate data volume (D: in this sample) for the logs. Turn off the hypervisor's time synchronization and check that w32tm /query /source names a domain controller (course 1.3).</w:t>
+        <w:t xml:space="preserve">Provision SBD-SYSLOG01 (10.0.20.20) as Windows Server joined to sbd.test in the Servers OU, so course 1.1's member-server STIG policies apply from first boot, with a separate data volume (D: in this sample) for the logs. Turn off the hypervisor's time synchronization and check that w32tm /query /source names a domain controller (course 1.1).</w:t>
       </w:r>
     </w:p>
     <w:p>
@@ -503,7 +503,7 @@
           <w:sz w:val="21"/>
           <w:szCs w:val="21"/>
         </w:rPr>
-        <w:t xml:space="preserve">Have the network's service-path register, the course 1.6 SBD Server Authentication template, and an approved syslog receiver for Windows (staged across the air gap and hashed, as in course 1.4) ready: Windows has no built-in syslog listener.</w:t>
+        <w:t xml:space="preserve">Have the network's service-path register, the course 1.1 SBD Server Authentication template, and an approved syslog receiver for Windows (staged across the air gap and hashed, as in course 1.1) ready: Windows has no built-in syslog listener.</w:t>
       </w:r>
     </w:p>
     <w:p>
@@ -1246,7 +1246,7 @@
           <w:sz w:val="20"/>
           <w:szCs w:val="20"/>
         </w:rPr>
-        <w:t xml:space="preserve">Three systems, three distinct jobs: SBD-SYSLOG01 gathers, SBD-AUDIT01 preserves, SBD-SPLUNK01 answers questions. This course builds the first; courses 1.11 and 1.12 build the other two — so decide now, for all three, what is collected, how long it lives, who may touch it, and where each stream is picked up.</w:t>
+        <w:t xml:space="preserve">Three systems, three distinct jobs: SBD-SYSLOG01 gathers, SBD-AUDIT01 preserves, SBD-SPLUNK01 answers questions. This course builds the first; courses 1.4 and 1.5 build the other two — so decide now, for all three, what is collected, how long it lives, who may touch it, and where each stream is picked up.</w:t>
       </w:r>
     </w:p>
     <w:p>
@@ -1358,7 +1358,7 @@
           <w:sz w:val="21"/>
           <w:szCs w:val="21"/>
         </w:rPr>
-        <w:t xml:space="preserve">Write the role sentence for each host and the course that builds it: SBD-SYSLOG01 (course 1.10) receives Windows events and syslog; SBD-AUDIT01 (course 1.11) holds the protected copy for the full retention period; SBD-SPLUNK01 (course 1.12) indexes a working copy for search and alerting. One copy to keep, one copy to question.</w:t>
+        <w:t xml:space="preserve">Write the role sentence for each host and the course that builds it: SBD-SYSLOG01 (course 1.3) receives Windows events and syslog; SBD-AUDIT01 (course 1.4) holds the protected copy for the full retention period; SBD-SPLUNK01 (course 1.5) indexes a working copy for search and alerting. One copy to keep, one copy to question.</w:t>
       </w:r>
     </w:p>
     <w:p>
@@ -1377,7 +1377,7 @@
           <w:sz w:val="21"/>
           <w:szCs w:val="21"/>
         </w:rPr>
-        <w:t xml:space="preserve">Scope the first collection to what already produces evidence: the Security log and the Windows Time events course 1.3 keeps from every Windows system that exists — both DCs, SBD-SUBCA01, SBD-PKI-MGMT01, SBD-DHCP01, and the three admin seats — plus the core router's deny log and SBD-REPO01's syslog. The fleet joins in course 1.13, and every later server in the course that builds it.</w:t>
+        <w:t xml:space="preserve">Scope the first collection to what already produces evidence: the Security log and the Windows Time events course 1.1 keeps from every Windows system that exists — both DCs, SBD-SUBCA01, SBD-PKI-MGMT01, SBD-DHCP01, and the three admin seats — plus the core router's deny log and SBD-REPO01's syslog. The fleet joins in course 1.6, and every later server in the course that builds it.</w:t>
       </w:r>
     </w:p>
     <w:p>
@@ -1415,7 +1415,7 @@
           <w:sz w:val="21"/>
           <w:szCs w:val="21"/>
         </w:rPr>
-        <w:t xml:space="preserve">Name the two streams and where they are picked up: Windows events land in the ForwardedEvents log (file on D:\Logs\ForwardedEvents) and syslog in daily files per sender under D:\Logs\Syslog. Course 1.11's archival job and course 1.12's forwarder both read from these two places; nothing else writes there.</w:t>
+        <w:t xml:space="preserve">Name the two streams and where they are picked up: Windows events land in the ForwardedEvents log (file on D:\Logs\ForwardedEvents) and syslog in daily files per sender under D:\Logs\Syslog. Course 1.4's archival job and course 1.5's forwarder both read from these two places; nothing else writes there.</w:t>
       </w:r>
     </w:p>
     <w:p>
@@ -1434,7 +1434,7 @@
           <w:sz w:val="21"/>
           <w:szCs w:val="21"/>
         </w:rPr>
-        <w:t xml:space="preserve">Add the register rows with owners: Windows sources to the collector (F17, WinRM 5985, source-initiated), Linux syslog over TLS (F07, TCP 6514), the core router's deny log (rule F24, UDP 514, owned by the network owner: the router already sends it to the collector's address as part of the network's existing configuration, and this course only receives it), the archive path (F11, SMB 3 with encryption) and the forwarder path (F10, TCP 9997 with TLS). The last two stay unused until courses 1.11 and 1.12.</w:t>
+        <w:t xml:space="preserve">Add the register rows with owners: Windows sources to the collector (F17, WinRM 5985, source-initiated), Linux syslog over TLS (F07, TCP 6514), the core router's deny log (rule F24, UDP 514, owned by the network owner: the router already sends it to the collector's address as part of the network's existing configuration, and this course only receives it), the archive path (F11, SMB 3 with encryption) and the forwarder path (F10, TCP 9997 with TLS). The last two stay unused until courses 1.4 and 1.5.</w:t>
       </w:r>
     </w:p>
     <w:p>
@@ -2229,7 +2229,7 @@
           <w:sz w:val="20"/>
           <w:szCs w:val="20"/>
         </w:rPr>
-        <w:t xml:space="preserve">Forwarding garbage faster is not monitoring. Set the advanced audit policy so the events that tell the network's story — sign-ins, account changes, directory changes, policy changes — actually get written, at or above the STIG values course 1.4 measured.</w:t>
+        <w:t xml:space="preserve">Forwarding garbage faster is not monitoring. Set the advanced audit policy so the events that tell the network's story — sign-ins, account changes, directory changes, policy changes — actually get written, at or above the STIG values course 1.1 measured.</w:t>
       </w:r>
     </w:p>
     <w:p>
@@ -2285,7 +2285,7 @@
           <w:sz w:val="21"/>
           <w:szCs w:val="21"/>
         </w:rPr>
-        <w:t xml:space="preserve">Reconcile audit settings with the course 1.5 STIG Group Policy objects.</w:t>
+        <w:t xml:space="preserve">Reconcile audit settings with the course 1.1 STIG Group Policy objects.</w:t>
       </w:r>
     </w:p>
     <w:p>
@@ -2341,7 +2341,7 @@
           <w:sz w:val="21"/>
           <w:szCs w:val="21"/>
         </w:rPr>
-        <w:t xml:space="preserve">Review what the Defense Information Systems Agency (DISA) Group Policy objects (GPOs) linked in course 1.5 already audit — most of the advanced audit policy arrived with the STIGs, including the setting that makes subcategories override the old category policy. This lesson reconciles and fills gaps rather than starting over.</w:t>
+        <w:t xml:space="preserve">Review what the Defense Information Systems Agency (DISA) Group Policy objects (GPOs) linked in course 1.1 already audit — most of the advanced audit policy arrived with the STIGs, including the setting that makes subcategories override the old category policy. This lesson reconciles and fills gaps rather than starting over.</w:t>
       </w:r>
     </w:p>
     <w:p>
@@ -2360,7 +2360,7 @@
           <w:sz w:val="21"/>
           <w:szCs w:val="21"/>
         </w:rPr>
-        <w:t xml:space="preserve">Confirm the subcategories the design depends on are at least at the STIG values on the DCs: Credential Validation, Logon, Special Logon, User Account Management, Security Group Management, Directory Service Changes, Audit Policy Change, and Security State Change, which writes event 4616 for every clock change course 1.3 records — success and failure where the design says so. Directory Service Changes writes event 5136 only for objects whose auditing entries ask for it, so check the domain's auditing entries too.</w:t>
+        <w:t xml:space="preserve">Confirm the subcategories the design depends on are at least at the STIG values on the DCs: Credential Validation, Logon, Special Logon, User Account Management, Security Group Management, Directory Service Changes, Audit Policy Change, and Security State Change, which writes event 4616 for every clock change course 1.1 records — success and failure where the design says so. Directory Service Changes writes event 5136 only for objects whose auditing entries ask for it, so check the domain's auditing entries too.</w:t>
       </w:r>
     </w:p>
     <w:p>
@@ -2379,7 +2379,7 @@
           <w:sz w:val="21"/>
           <w:szCs w:val="21"/>
         </w:rPr>
-        <w:t xml:space="preserve">Extend the same policy to the Admin OU's computer sub-OUs from course 1.8, so privileged sessions on the admin hosts write their sign-in trail, and confirm that SBD-SUBCA01, SBD-PKI-MGMT01, and SBD-DHCP01 already carry the member-server STIG values.</w:t>
+        <w:t xml:space="preserve">Extend the same policy to the Admin OU's computer sub-OUs from course 1.1, so privileged sessions on the admin hosts write their sign-in trail, and confirm that SBD-SUBCA01, SBD-PKI-MGMT01, and SBD-DHCP01 already carry the member-server STIG values.</w:t>
       </w:r>
     </w:p>
     <w:p>
@@ -2398,7 +2398,7 @@
           <w:sz w:val="21"/>
           <w:szCs w:val="21"/>
         </w:rPr>
-        <w:t xml:space="preserve">Make every addition a separate, documented GPO linked above the STIG GPO, never an auditpol /set on one server. Advanced audit settings merge across GPOs per subcategory, and only a conflicting subcategory is decided by precedence — record each addition in the course 1.5 exception record, kept on AdminJumpBox01.</w:t>
+        <w:t xml:space="preserve">Make every addition a separate, documented GPO linked above the STIG GPO, never an auditpol /set on one server. Advanced audit settings merge across GPOs per subcategory, and only a conflicting subcategory is decided by precedence — record each addition in the course 1.1 exception record, kept on AdminJumpBox01.</w:t>
       </w:r>
     </w:p>
     <w:p>
@@ -2997,7 +2997,7 @@
           <w:sz w:val="21"/>
           <w:szCs w:val="21"/>
         </w:rPr>
-        <w:t xml:space="preserve">Why start from the course 1.5 STIG GPOs instead of a fresh audit policy?</w:t>
+        <w:t xml:space="preserve">Why start from the course 1.1 STIG GPOs instead of a fresh audit policy?</w:t>
       </w:r>
     </w:p>
     <w:p>
@@ -3339,7 +3339,7 @@
           <w:sz w:val="21"/>
           <w:szCs w:val="21"/>
         </w:rPr>
-        <w:t xml:space="preserve">On SBD-SYSLOG01, run wecutil qc /q, move the ForwardedEvents log file to D:\Logs\ForwardedEvents, and create the subscription SBD-ForwardedSecurity from an XML file: SourceInitiated, MinLatency delivery (push, 30-second batches), into ForwardedEvents, with two queries — the whole Security log (event 4616 included), and the Microsoft-Windows-Time-Service events 12, 35, 36, 37, 129, and 142 from the System log that course 1.3 keeps. Allow one computer group, SBD Event Sources, created from AdminJumpBox01 and holding every Windows system that exists now: both DCs, SBD-SUBCA01, SBD-PKI-MGMT01, SBD-DHCP01, and the three admin seats. The default allows Domain Computers, which does not include domain controllers.</w:t>
+        <w:t xml:space="preserve">On SBD-SYSLOG01, run wecutil qc /q, move the ForwardedEvents log file to D:\Logs\ForwardedEvents, and create the subscription SBD-ForwardedSecurity from an XML file: SourceInitiated, MinLatency delivery (push, 30-second batches), into ForwardedEvents, with two queries — the whole Security log (event 4616 included), and the Microsoft-Windows-Time-Service events 12, 35, 36, 37, 129, and 142 from the System log that course 1.1 keeps. Allow one computer group, SBD Event Sources, created from AdminJumpBox01 and holding every Windows system that exists now: both DCs, SBD-SUBCA01, SBD-PKI-MGMT01, SBD-DHCP01, and the three admin seats. The default allows Domain Computers, which does not include domain controllers.</w:t>
       </w:r>
     </w:p>
     <w:p>
@@ -3396,7 +3396,7 @@
           <w:sz w:val="21"/>
           <w:szCs w:val="21"/>
         </w:rPr>
-        <w:t xml:space="preserve">Install the approved syslog receiver as a service: UDP 514 for the core router, which already sends its deny log to this address (rule F24), and TCP 6514 with TLS using an SBD Server Authentication certificate for SBD-SYSLOG01.sbd.test, requested from the course 1.6 issuing CA through its process after adding SBD-SYSLOG01 to the SBD TLS Servers group. Write daily files per sender under D:\Logs\Syslog, and allow each port only from its registered senders.</w:t>
+        <w:t xml:space="preserve">Install the approved syslog receiver as a service: UDP 514 for the core router, which already sends its deny log to this address (rule F24), and TCP 6514 with TLS using an SBD Server Authentication certificate for SBD-SYSLOG01.sbd.test, requested from the course 1.1 issuing CA through its process after adding SBD-SYSLOG01 to the SBD TLS Servers group. Write daily files per sender under D:\Logs\Syslog, and allow each port only from its registered senders.</w:t>
       </w:r>
     </w:p>
     <w:p>
@@ -4455,7 +4455,7 @@
           <w:sz w:val="21"/>
           <w:szCs w:val="21"/>
         </w:rPr>
-        <w:t xml:space="preserve">Set the ForwardedEvents log's size and behavior with wevtutil sl: overwrite the oldest events (/rt:false) so new events are never refused, sized so the oldest event is always older than the buffer period you chose in lesson 1. Overwriting is safe only while courses 1.11 and 1.12 pick events up well inside that window; a full log in retain mode would drop new events instead.</w:t>
+        <w:t xml:space="preserve">Set the ForwardedEvents log's size and behavior with wevtutil sl: overwrite the oldest events (/rt:false) so new events are never refused, sized so the oldest event is always older than the buffer period you chose in lesson 1. Overwriting is safe only while courses 1.4 and 1.5 pick events up well inside that window; a full log in retain mode would drop new events instead.</w:t>
       </w:r>
     </w:p>
     <w:p>
@@ -4493,7 +4493,7 @@
           <w:sz w:val="21"/>
           <w:szCs w:val="21"/>
         </w:rPr>
-        <w:t xml:space="preserve">Write the failure response (AU-5): a stopped Windows Event Collector service, an inactive source, the oldest event younger than the buffer, a data volume past the fill level you set (dependent on your environment; record the value you chose), or a silent syslog sender. The logging owner is told the same day, restores collection, and records the gap window. Until course 1.12 turns these into alerts, run the check daily and keep each result.</w:t>
+        <w:t xml:space="preserve">Write the failure response (AU-5): a stopped Windows Event Collector service, an inactive source, the oldest event younger than the buffer, a data volume past the fill level you set (dependent on your environment; record the value you chose), or a silent syslog sender. The logging owner is told the same day, restores collection, and records the gap window. Until course 1.5 turns these into alerts, run the check daily and keep each result.</w:t>
       </w:r>
     </w:p>
     <w:p>
@@ -5504,7 +5504,7 @@
           <w:sz w:val="21"/>
           <w:szCs w:val="21"/>
         </w:rPr>
-        <w:t xml:space="preserve">Enroll SBD-REPO01 (rule F07): install rsyslog's TLS driver, rsyslog-gnutls, with dnf from REPO01's own repository; in a file under /etc/rsyslog.d, point the driver's CA file at the system trust bundle, which holds the course 1.6 root that course 1.9 placed there, and forward to SBD-SYSLOG01.sbd.test on TCP 6514 with x509/name authentication, so the collector's certificate name is checked; then check the configuration and restart rsyslog. Add REPO01 to the 6514 sender list, send a test message with logger, and find it in REPO01's daily file.</w:t>
+        <w:t xml:space="preserve">Enroll SBD-REPO01 (rule F07): install rsyslog's TLS driver, rsyslog-gnutls, with dnf from REPO01's own repository; in a file under /etc/rsyslog.d, point the driver's CA file at the system trust bundle, which holds the course 1.1 root that course 1.2 placed there, and forward to SBD-SYSLOG01.sbd.test on TCP 6514 with x509/name authentication, so the collector's certificate name is checked; then check the configuration and restart rsyslog. Add REPO01 to the 6514 sender list, send a test message with logger, and find it in REPO01's daily file.</w:t>
       </w:r>
     </w:p>
     <w:p>
@@ -5523,7 +5523,7 @@
           <w:sz w:val="21"/>
           <w:szCs w:val="21"/>
         </w:rPr>
-        <w:t xml:space="preserve">Run the cadence: SBD-SYSLOG01's first SCAP baseline with the course 1.4 benchmark and tool versions, run locally in a Tier 1 session from SBD-ADMIN-SRV01 with SCC copied from that seat's course 1.8 copy over PowerShell remoting and its hash checked, and a rescan of both DCs from AdminJumpBox01, attributing the deltas to lesson 2's audit policy.</w:t>
+        <w:t xml:space="preserve">Run the cadence: SBD-SYSLOG01's first SCAP baseline with the course 1.1 benchmark and tool versions, run locally in a Tier 1 session from SBD-ADMIN-SRV01 with SCC copied from that seat's course 1.1 copy over PowerShell remoting and its hash checked, and a rescan of both DCs from AdminJumpBox01, attributing the deltas to lesson 2's audit policy.</w:t>
       </w:r>
     </w:p>
     <w:p>
@@ -5542,7 +5542,7 @@
           <w:sz w:val="21"/>
           <w:szCs w:val="21"/>
         </w:rPr>
-        <w:t xml:space="preserve">Write the handoff to course 1.11: the two streams, their pickup folders, the buffer period you chose, which the archive job must stay inside, the gap windows the daily check records (those days need re-exporting once a source replays its backlog), and the F11 row waiting for SBD-AUDIT01.</w:t>
+        <w:t xml:space="preserve">Write the handoff to course 1.4: the two streams, their pickup folders, the buffer period you chose, which the archive job must stay inside, the gap windows the daily check records (those days need re-exporting once a source replays its backlog), and the F11 row waiting for SBD-AUDIT01.</w:t>
       </w:r>
     </w:p>
     <w:p>
@@ -5910,7 +5910,7 @@
           <w:sz w:val="21"/>
           <w:szCs w:val="21"/>
         </w:rPr>
-        <w:t xml:space="preserve">Evidence to keep: Keep the three traces with their timestamps, REPO01's forwarding configuration, the scan set with hashes, and the handoff note to course 1.11.</w:t>
+        <w:t xml:space="preserve">Evidence to keep: Keep the three traces with their timestamps, REPO01's forwarding configuration, the scan set with hashes, and the handoff note to course 1.4.</w:t>
       </w:r>
     </w:p>
     <w:tbl>
@@ -6457,7 +6457,7 @@
           <w:sz w:val="20"/>
           <w:szCs w:val="20"/>
         </w:rPr>
-        <w:t xml:space="preserve">A failed sign-in, a deny, and a Linux message all landed with the right names and times.  SBD-REPO01 is the first syslog-over-TLS source.  Baselines, rescans, and the handoff to course 1.11 close the course.</w:t>
+        <w:t xml:space="preserve">A failed sign-in, a deny, and a Linux message all landed with the right names and times.  SBD-REPO01 is the first syslog-over-TLS source.  Baselines, rescans, and the handoff to course 1.4 close the course.</w:t>
       </w:r>
     </w:p>
     <w:p>
@@ -6563,7 +6563,7 @@
           <w:sz w:val="16"/>
           <w:szCs w:val="16"/>
         </w:rPr>
-        <w:t xml:space="preserve">COURSE 1.10 / CLOSE OUT</w:t>
+        <w:t xml:space="preserve">COURSE 1.3 / CLOSE OUT</w:t>
       </w:r>
     </w:p>
     <w:p>
@@ -7264,7 +7264,7 @@
           <w:sz w:val="21"/>
           <w:szCs w:val="21"/>
         </w:rPr>
-        <w:t xml:space="preserve">That completes course 1.10. Course 1.11 gives the record its protected home on SBD-AUDIT01, picking up the two streams this course collects.</w:t>
+        <w:t xml:space="preserve">That completes course 1.3. Course 1.4 gives the record its protected home on SBD-AUDIT01, picking up the two streams this course collects.</w:t>
       </w:r>
     </w:p>
     <w:p>
@@ -7362,7 +7362,7 @@
         <w:sz w:val="15"/>
         <w:szCs w:val="15"/>
       </w:rPr>
-      <w:t xml:space="preserve">© 2026 Secure By Design Team LLC.   Course 1.10 · Materials edition 2.0     </w:t>
+      <w:t xml:space="preserve">© 2026 Secure By Design Team LLC.   Course 1.3 · Materials edition 2.0     </w:t>
     </w:r>
     <w:r>
       <w:rPr>

--- a/public/training/logging-pipeline/SecureByDesign-logging-pipeline-Workbook.docx
+++ b/public/training/logging-pipeline/SecureByDesign-logging-pipeline-Workbook.docx
@@ -465,7 +465,7 @@
           <w:sz w:val="21"/>
           <w:szCs w:val="21"/>
         </w:rPr>
-        <w:t xml:space="preserve">Complete courses 1.1–1.2: every Windows system they built — both DCs, SBD-SUBCA01, SBD-PKI-MGMT01, SBD-DHCP01, and the three admin seats — becomes a source; the tiered admin plane (course 1.1) means the collector is administered only from VLAN 60 (SBD-ADMIN-SRV01, Tier 1); and SBD-REPO01 (10.0.70.20, course 1.2) is running and becomes this course's first Linux source.</w:t>
+        <w:t xml:space="preserve">Complete courses 1.1–1.2: every Windows system they built — both DCs, SBD-SUBCA01, SBD-PKI-MGMT01, SBD-DHCP01, and the three admin seats — becomes a source; the tiered admin plane (part 8) means the collector is administered only from VLAN 60 (SBD-ADMIN-SRV01, Tier 1); and SBD-REPO01 (10.0.70.20, course 1.2) is running and becomes this course's first Linux source.</w:t>
       </w:r>
     </w:p>
     <w:p>
@@ -484,7 +484,7 @@
           <w:sz w:val="21"/>
           <w:szCs w:val="21"/>
         </w:rPr>
-        <w:t xml:space="preserve">Provision SBD-SYSLOG01 (10.0.20.20) as Windows Server joined to sbd.test in the Servers OU, so course 1.1's member-server STIG policies apply from first boot, with a separate data volume (D: in this sample) for the logs. Turn off the hypervisor's time synchronization and check that w32tm /query /source names a domain controller (course 1.1).</w:t>
+        <w:t xml:space="preserve">Provision SBD-SYSLOG01 (10.0.20.20) as Windows Server joined to sbd.test in the Servers OU, so course 1.1's member-server STIG policies apply from first boot, with a separate data volume (D: in this sample) for the logs. Turn off the hypervisor's time synchronization and check that w32tm /query /source names a domain controller (part 3).</w:t>
       </w:r>
     </w:p>
     <w:p>
@@ -503,7 +503,7 @@
           <w:sz w:val="21"/>
           <w:szCs w:val="21"/>
         </w:rPr>
-        <w:t xml:space="preserve">Have the network's service-path register, the course 1.1 SBD Server Authentication template, and an approved syslog receiver for Windows (staged across the air gap and hashed, as in course 1.1) ready: Windows has no built-in syslog listener.</w:t>
+        <w:t xml:space="preserve">Have the network's service-path register, the course 1.1 SBD Server Authentication template, and an approved syslog receiver for Windows (staged across the air gap and hashed, as in part 4) ready: Windows has no built-in syslog listener.</w:t>
       </w:r>
     </w:p>
     <w:p>
@@ -1377,7 +1377,7 @@
           <w:sz w:val="21"/>
           <w:szCs w:val="21"/>
         </w:rPr>
-        <w:t xml:space="preserve">Scope the first collection to what already produces evidence: the Security log and the Windows Time events course 1.1 keeps from every Windows system that exists — both DCs, SBD-SUBCA01, SBD-PKI-MGMT01, SBD-DHCP01, and the three admin seats — plus the core router's deny log and SBD-REPO01's syslog. The fleet joins in course 1.6, and every later server in the course that builds it.</w:t>
+        <w:t xml:space="preserve">Scope the first collection to what already produces evidence: the Security log and the Windows Time events course 1.1, part 3 keeps from every Windows system that exists — both DCs, SBD-SUBCA01, SBD-PKI-MGMT01, SBD-DHCP01, and the three admin seats — plus the core router's deny log and SBD-REPO01's syslog. The fleet joins in course 1.6, and every later server in the course that builds it.</w:t>
       </w:r>
     </w:p>
     <w:p>
@@ -2229,7 +2229,7 @@
           <w:sz w:val="20"/>
           <w:szCs w:val="20"/>
         </w:rPr>
-        <w:t xml:space="preserve">Forwarding garbage faster is not monitoring. Set the advanced audit policy so the events that tell the network's story — sign-ins, account changes, directory changes, policy changes — actually get written, at or above the STIG values course 1.1 measured.</w:t>
+        <w:t xml:space="preserve">Forwarding garbage faster is not monitoring. Set the advanced audit policy so the events that tell the network's story — sign-ins, account changes, directory changes, policy changes — actually get written, at or above the STIG values course 1.1, part 4 measured.</w:t>
       </w:r>
     </w:p>
     <w:p>
@@ -2341,7 +2341,7 @@
           <w:sz w:val="21"/>
           <w:szCs w:val="21"/>
         </w:rPr>
-        <w:t xml:space="preserve">Review what the Defense Information Systems Agency (DISA) Group Policy objects (GPOs) linked in course 1.1 already audit — most of the advanced audit policy arrived with the STIGs, including the setting that makes subcategories override the old category policy. This lesson reconciles and fills gaps rather than starting over.</w:t>
+        <w:t xml:space="preserve">Review what the Defense Information Systems Agency (DISA) Group Policy objects (GPOs) linked in course 1.1, part 5 already audit — most of the advanced audit policy arrived with the STIGs, including the setting that makes subcategories override the old category policy. This lesson reconciles and fills gaps rather than starting over.</w:t>
       </w:r>
     </w:p>
     <w:p>
@@ -2360,7 +2360,7 @@
           <w:sz w:val="21"/>
           <w:szCs w:val="21"/>
         </w:rPr>
-        <w:t xml:space="preserve">Confirm the subcategories the design depends on are at least at the STIG values on the DCs: Credential Validation, Logon, Special Logon, User Account Management, Security Group Management, Directory Service Changes, Audit Policy Change, and Security State Change, which writes event 4616 for every clock change course 1.1 records — success and failure where the design says so. Directory Service Changes writes event 5136 only for objects whose auditing entries ask for it, so check the domain's auditing entries too.</w:t>
+        <w:t xml:space="preserve">Confirm the subcategories the design depends on are at least at the STIG values on the DCs: Credential Validation, Logon, Special Logon, User Account Management, Security Group Management, Directory Service Changes, Audit Policy Change, and Security State Change, which writes event 4616 for every clock change course 1.1, part 3 records — success and failure where the design says so. Directory Service Changes writes event 5136 only for objects whose auditing entries ask for it, so check the domain's auditing entries too.</w:t>
       </w:r>
     </w:p>
     <w:p>
@@ -2379,7 +2379,7 @@
           <w:sz w:val="21"/>
           <w:szCs w:val="21"/>
         </w:rPr>
-        <w:t xml:space="preserve">Extend the same policy to the Admin OU's computer sub-OUs from course 1.1, so privileged sessions on the admin hosts write their sign-in trail, and confirm that SBD-SUBCA01, SBD-PKI-MGMT01, and SBD-DHCP01 already carry the member-server STIG values.</w:t>
+        <w:t xml:space="preserve">Extend the same policy to the Admin OU's computer sub-OUs from course 1.1, part 8, so privileged sessions on the admin hosts write their sign-in trail, and confirm that SBD-SUBCA01, SBD-PKI-MGMT01, and SBD-DHCP01 already carry the member-server STIG values.</w:t>
       </w:r>
     </w:p>
     <w:p>
@@ -3339,7 +3339,7 @@
           <w:sz w:val="21"/>
           <w:szCs w:val="21"/>
         </w:rPr>
-        <w:t xml:space="preserve">On SBD-SYSLOG01, run wecutil qc /q, move the ForwardedEvents log file to D:\Logs\ForwardedEvents, and create the subscription SBD-ForwardedSecurity from an XML file: SourceInitiated, MinLatency delivery (push, 30-second batches), into ForwardedEvents, with two queries — the whole Security log (event 4616 included), and the Microsoft-Windows-Time-Service events 12, 35, 36, 37, 129, and 142 from the System log that course 1.1 keeps. Allow one computer group, SBD Event Sources, created from AdminJumpBox01 and holding every Windows system that exists now: both DCs, SBD-SUBCA01, SBD-PKI-MGMT01, SBD-DHCP01, and the three admin seats. The default allows Domain Computers, which does not include domain controllers.</w:t>
+        <w:t xml:space="preserve">On SBD-SYSLOG01, run wecutil qc /q, move the ForwardedEvents log file to D:\Logs\ForwardedEvents, and create the subscription SBD-ForwardedSecurity from an XML file: SourceInitiated, MinLatency delivery (push, 30-second batches), into ForwardedEvents, with two queries — the whole Security log (event 4616 included), and the Microsoft-Windows-Time-Service events 12, 35, 36, 37, 129, and 142 from the System log that course 1.1, part 3 keeps. Allow one computer group, SBD Event Sources, created from AdminJumpBox01 and holding every Windows system that exists now: both DCs, SBD-SUBCA01, SBD-PKI-MGMT01, SBD-DHCP01, and the three admin seats. The default allows Domain Computers, which does not include domain controllers.</w:t>
       </w:r>
     </w:p>
     <w:p>
@@ -5523,7 +5523,7 @@
           <w:sz w:val="21"/>
           <w:szCs w:val="21"/>
         </w:rPr>
-        <w:t xml:space="preserve">Run the cadence: SBD-SYSLOG01's first SCAP baseline with the course 1.1 benchmark and tool versions, run locally in a Tier 1 session from SBD-ADMIN-SRV01 with SCC copied from that seat's course 1.1 copy over PowerShell remoting and its hash checked, and a rescan of both DCs from AdminJumpBox01, attributing the deltas to lesson 2's audit policy.</w:t>
+        <w:t xml:space="preserve">Run the cadence: SBD-SYSLOG01's first SCAP baseline with the course 1.1 benchmark and tool versions, run locally in a Tier 1 session from SBD-ADMIN-SRV01 with SCC copied from that seat's part 8 copy over PowerShell remoting and its hash checked, and a rescan of both DCs from AdminJumpBox01, attributing the deltas to lesson 2's audit policy.</w:t>
       </w:r>
     </w:p>
     <w:p>

--- a/public/training/logging-pipeline/SecureByDesign-logging-pipeline-Workbook.docx
+++ b/public/training/logging-pipeline/SecureByDesign-logging-pipeline-Workbook.docx
@@ -2125,7 +2125,7 @@
           <w:sz w:val="20"/>
           <w:szCs w:val="20"/>
         </w:rPr>
-        <w:t xml:space="preserve">Collector gathers (1.10), repository preserves (1.11), analysis answers (1.12).  Retention, readers, and the no-delete rule are written for every stage.  Two named streams, their pickup folders, and five registered paths.</w:t>
+        <w:t xml:space="preserve">Collector gathers (1.3), repository preserves (1.4), analysis answers (1.5).  Retention, readers, and the no-delete rule are written for every stage.  Two named streams, their pickup folders, and five registered paths.</w:t>
       </w:r>
     </w:p>
     <w:p>

--- a/public/training/logging-pipeline/SecureByDesign-logging-pipeline-Workbook.docx
+++ b/public/training/logging-pipeline/SecureByDesign-logging-pipeline-Workbook.docx
@@ -1457,6 +1457,108 @@
     </w:p>
     <w:p>
       <w:pPr>
+        <w:pBdr>
+          <w:left w:val="single" w:color="20647C" w:sz="18" w:space="8"/>
+        </w:pBdr>
+        <w:shd w:fill="F1F7FA" w:color="auto" w:val="clear"/>
+        <w:spacing w:after="160" w:before="120" w:line="288" w:lineRule="auto"/>
+        <w:ind w:left="160" w:right="160"/>
+      </w:pPr>
+      <w:r>
+        <w:rPr>
+          <w:rFonts w:ascii="Arial" w:cs="Arial" w:eastAsia="Arial" w:hAnsi="Arial"/>
+          <w:b/>
+          <w:bCs/>
+          <w:color w:val="20647C"/>
+          <w:sz w:val="17"/>
+          <w:szCs w:val="17"/>
+        </w:rPr>
+        <w:t xml:space="preserve">CHECK IT IN THE CONSOLE  </w:t>
+      </w:r>
+      <w:r>
+        <w:rPr>
+          <w:rFonts w:ascii="Arial" w:cs="Arial" w:eastAsia="Arial" w:hAnsi="Arial"/>
+          <w:color w:val="193448"/>
+          <w:sz w:val="20"/>
+          <w:szCs w:val="20"/>
+        </w:rPr>
+        <w:t xml:space="preserve">Group Policy Management (gpmc.msc)</w:t>
+      </w:r>
+    </w:p>
+    <w:p>
+      <w:pPr>
+        <w:spacing w:after="160" w:before="0" w:line="288" w:lineRule="auto"/>
+      </w:pPr>
+      <w:r>
+        <w:rPr>
+          <w:rFonts w:ascii="Arial" w:cs="Arial" w:eastAsia="Arial" w:hAnsi="Arial"/>
+          <w:color w:val="526B7E"/>
+          <w:sz w:val="21"/>
+          <w:szCs w:val="21"/>
+        </w:rPr>
+        <w:t xml:space="preserve">1. Group Policy Results for SBD-DC01 and SBD-DC02 &gt; Settings &gt; Advanced Audit Policy Configuration: the current audit subcategories.</w:t>
+      </w:r>
+    </w:p>
+    <w:p>
+      <w:pPr>
+        <w:pBdr>
+          <w:left w:val="single" w:color="20647C" w:sz="18" w:space="8"/>
+        </w:pBdr>
+        <w:shd w:fill="F1F7FA" w:color="auto" w:val="clear"/>
+        <w:spacing w:after="160" w:before="120" w:line="288" w:lineRule="auto"/>
+        <w:ind w:left="160" w:right="160"/>
+      </w:pPr>
+      <w:r>
+        <w:rPr>
+          <w:rFonts w:ascii="Arial" w:cs="Arial" w:eastAsia="Arial" w:hAnsi="Arial"/>
+          <w:b/>
+          <w:bCs/>
+          <w:color w:val="20647C"/>
+          <w:sz w:val="17"/>
+          <w:szCs w:val="17"/>
+        </w:rPr>
+        <w:t xml:space="preserve">THEN, IN  </w:t>
+      </w:r>
+      <w:r>
+        <w:rPr>
+          <w:rFonts w:ascii="Arial" w:cs="Arial" w:eastAsia="Arial" w:hAnsi="Arial"/>
+          <w:color w:val="193448"/>
+          <w:sz w:val="20"/>
+          <w:szCs w:val="20"/>
+        </w:rPr>
+        <w:t xml:space="preserve">Services (services.msc)</w:t>
+      </w:r>
+    </w:p>
+    <w:p>
+      <w:pPr>
+        <w:spacing w:after="160" w:before="0" w:line="288" w:lineRule="auto"/>
+      </w:pPr>
+      <w:r>
+        <w:rPr>
+          <w:rFonts w:ascii="Arial" w:cs="Arial" w:eastAsia="Arial" w:hAnsi="Arial"/>
+          <w:color w:val="526B7E"/>
+          <w:sz w:val="21"/>
+          <w:szCs w:val="21"/>
+        </w:rPr>
+        <w:t xml:space="preserve">1. On SBD-SYSLOG01: Windows Event Collector, its status and startup type.</w:t>
+      </w:r>
+    </w:p>
+    <w:p>
+      <w:pPr>
+        <w:spacing w:after="160" w:before="0" w:line="288" w:lineRule="auto"/>
+      </w:pPr>
+      <w:r>
+        <w:rPr>
+          <w:rFonts w:ascii="Arial" w:cs="Arial" w:eastAsia="Arial" w:hAnsi="Arial"/>
+          <w:color w:val="526B7E"/>
+          <w:sz w:val="21"/>
+          <w:szCs w:val="21"/>
+        </w:rPr>
+        <w:t xml:space="preserve">Command-line route (optional):</w:t>
+      </w:r>
+    </w:p>
+    <w:p>
+      <w:pPr>
         <w:shd w:fill="F1F7FA" w:color="auto" w:val="clear"/>
         <w:spacing w:after="0" w:before="0" w:line="252" w:lineRule="auto"/>
         <w:ind w:left="160" w:right="160"/>
@@ -2421,6 +2523,64 @@
     </w:p>
     <w:p>
       <w:pPr>
+        <w:pBdr>
+          <w:left w:val="single" w:color="20647C" w:sz="18" w:space="8"/>
+        </w:pBdr>
+        <w:shd w:fill="F1F7FA" w:color="auto" w:val="clear"/>
+        <w:spacing w:after="160" w:before="120" w:line="288" w:lineRule="auto"/>
+        <w:ind w:left="160" w:right="160"/>
+      </w:pPr>
+      <w:r>
+        <w:rPr>
+          <w:rFonts w:ascii="Arial" w:cs="Arial" w:eastAsia="Arial" w:hAnsi="Arial"/>
+          <w:b/>
+          <w:bCs/>
+          <w:color w:val="20647C"/>
+          <w:sz w:val="17"/>
+          <w:szCs w:val="17"/>
+        </w:rPr>
+        <w:t xml:space="preserve">CHECK IT IN THE CONSOLE  </w:t>
+      </w:r>
+      <w:r>
+        <w:rPr>
+          <w:rFonts w:ascii="Arial" w:cs="Arial" w:eastAsia="Arial" w:hAnsi="Arial"/>
+          <w:color w:val="193448"/>
+          <w:sz w:val="20"/>
+          <w:szCs w:val="20"/>
+        </w:rPr>
+        <w:t xml:space="preserve">Group Policy Management (gpmc.msc)</w:t>
+      </w:r>
+    </w:p>
+    <w:p>
+      <w:pPr>
+        <w:spacing w:after="160" w:before="0" w:line="288" w:lineRule="auto"/>
+      </w:pPr>
+      <w:r>
+        <w:rPr>
+          <w:rFonts w:ascii="Arial" w:cs="Arial" w:eastAsia="Arial" w:hAnsi="Arial"/>
+          <w:color w:val="526B7E"/>
+          <w:sz w:val="21"/>
+          <w:szCs w:val="21"/>
+        </w:rPr>
+        <w:t xml:space="preserve">1. Group Policy Results for each controller and admin host &gt; Settings &gt; Advanced Audit Policy Configuration: every designed subcategory at or above the STIG value, from the expected GPO.</w:t>
+      </w:r>
+    </w:p>
+    <w:p>
+      <w:pPr>
+        <w:spacing w:after="160" w:before="0" w:line="288" w:lineRule="auto"/>
+      </w:pPr>
+      <w:r>
+        <w:rPr>
+          <w:rFonts w:ascii="Arial" w:cs="Arial" w:eastAsia="Arial" w:hAnsi="Arial"/>
+          <w:color w:val="526B7E"/>
+          <w:sz w:val="21"/>
+          <w:szCs w:val="21"/>
+        </w:rPr>
+        <w:t xml:space="preserve">Command-line route (optional):</w:t>
+      </w:r>
+    </w:p>
+    <w:p>
+      <w:pPr>
         <w:shd w:fill="F1F7FA" w:color="auto" w:val="clear"/>
         <w:spacing w:after="0" w:before="0" w:line="252" w:lineRule="auto"/>
         <w:ind w:left="160" w:right="160"/>
@@ -3438,6 +3598,122 @@
     </w:p>
     <w:p>
       <w:pPr>
+        <w:pBdr>
+          <w:left w:val="single" w:color="20647C" w:sz="18" w:space="8"/>
+        </w:pBdr>
+        <w:shd w:fill="F1F7FA" w:color="auto" w:val="clear"/>
+        <w:spacing w:after="160" w:before="120" w:line="288" w:lineRule="auto"/>
+        <w:ind w:left="160" w:right="160"/>
+      </w:pPr>
+      <w:r>
+        <w:rPr>
+          <w:rFonts w:ascii="Arial" w:cs="Arial" w:eastAsia="Arial" w:hAnsi="Arial"/>
+          <w:b/>
+          <w:bCs/>
+          <w:color w:val="20647C"/>
+          <w:sz w:val="17"/>
+          <w:szCs w:val="17"/>
+        </w:rPr>
+        <w:t xml:space="preserve">CHECK IT IN THE CONSOLE  </w:t>
+      </w:r>
+      <w:r>
+        <w:rPr>
+          <w:rFonts w:ascii="Arial" w:cs="Arial" w:eastAsia="Arial" w:hAnsi="Arial"/>
+          <w:color w:val="193448"/>
+          <w:sz w:val="20"/>
+          <w:szCs w:val="20"/>
+        </w:rPr>
+        <w:t xml:space="preserve">Event Viewer (eventvwr.msc)</w:t>
+      </w:r>
+    </w:p>
+    <w:p>
+      <w:pPr>
+        <w:spacing w:after="160" w:before="0" w:line="288" w:lineRule="auto"/>
+      </w:pPr>
+      <w:r>
+        <w:rPr>
+          <w:rFonts w:ascii="Arial" w:cs="Arial" w:eastAsia="Arial" w:hAnsi="Arial"/>
+          <w:color w:val="526B7E"/>
+          <w:sz w:val="21"/>
+          <w:szCs w:val="21"/>
+        </w:rPr>
+        <w:t xml:space="preserve">1. On SBD-SYSLOG01: Subscriptions &gt; SBD-ForwardedSecurity: Status Active; right-click &gt; Runtime Status: every source member listed.</w:t>
+      </w:r>
+    </w:p>
+    <w:p>
+      <w:pPr>
+        <w:spacing w:after="160" w:before="0" w:line="288" w:lineRule="auto"/>
+      </w:pPr>
+      <w:r>
+        <w:rPr>
+          <w:rFonts w:ascii="Arial" w:cs="Arial" w:eastAsia="Arial" w:hAnsi="Arial"/>
+          <w:color w:val="526B7E"/>
+          <w:sz w:val="21"/>
+          <w:szCs w:val="21"/>
+        </w:rPr>
+        <w:t xml:space="preserve">2. Windows Logs &gt; Forwarded Events: recent Security and Time-Service events from each source.</w:t>
+      </w:r>
+    </w:p>
+    <w:p>
+      <w:pPr>
+        <w:pBdr>
+          <w:left w:val="single" w:color="20647C" w:sz="18" w:space="8"/>
+        </w:pBdr>
+        <w:shd w:fill="F1F7FA" w:color="auto" w:val="clear"/>
+        <w:spacing w:after="160" w:before="120" w:line="288" w:lineRule="auto"/>
+        <w:ind w:left="160" w:right="160"/>
+      </w:pPr>
+      <w:r>
+        <w:rPr>
+          <w:rFonts w:ascii="Arial" w:cs="Arial" w:eastAsia="Arial" w:hAnsi="Arial"/>
+          <w:b/>
+          <w:bCs/>
+          <w:color w:val="20647C"/>
+          <w:sz w:val="17"/>
+          <w:szCs w:val="17"/>
+        </w:rPr>
+        <w:t xml:space="preserve">THEN, IN  </w:t>
+      </w:r>
+      <w:r>
+        <w:rPr>
+          <w:rFonts w:ascii="Arial" w:cs="Arial" w:eastAsia="Arial" w:hAnsi="Arial"/>
+          <w:color w:val="193448"/>
+          <w:sz w:val="20"/>
+          <w:szCs w:val="20"/>
+        </w:rPr>
+        <w:t xml:space="preserve">Resource Monitor (resmon.exe)</w:t>
+      </w:r>
+    </w:p>
+    <w:p>
+      <w:pPr>
+        <w:spacing w:after="160" w:before="0" w:line="288" w:lineRule="auto"/>
+      </w:pPr>
+      <w:r>
+        <w:rPr>
+          <w:rFonts w:ascii="Arial" w:cs="Arial" w:eastAsia="Arial" w:hAnsi="Arial"/>
+          <w:color w:val="526B7E"/>
+          <w:sz w:val="21"/>
+          <w:szCs w:val="21"/>
+        </w:rPr>
+        <w:t xml:space="preserve">1. Network &gt; Listening Ports: UDP 514 and TCP 6514 are listening, with Windows Defender Firewall allowing them.</w:t>
+      </w:r>
+    </w:p>
+    <w:p>
+      <w:pPr>
+        <w:spacing w:after="160" w:before="0" w:line="288" w:lineRule="auto"/>
+      </w:pPr>
+      <w:r>
+        <w:rPr>
+          <w:rFonts w:ascii="Arial" w:cs="Arial" w:eastAsia="Arial" w:hAnsi="Arial"/>
+          <w:color w:val="526B7E"/>
+          <w:sz w:val="21"/>
+          <w:szCs w:val="21"/>
+        </w:rPr>
+        <w:t xml:space="preserve">Command-line route (optional):</w:t>
+      </w:r>
+    </w:p>
+    <w:p>
+      <w:pPr>
         <w:shd w:fill="F1F7FA" w:color="auto" w:val="clear"/>
         <w:spacing w:after="0" w:before="0" w:line="252" w:lineRule="auto"/>
         <w:ind w:left="160" w:right="160"/>
@@ -4516,6 +4792,108 @@
     </w:p>
     <w:p>
       <w:pPr>
+        <w:pBdr>
+          <w:left w:val="single" w:color="20647C" w:sz="18" w:space="8"/>
+        </w:pBdr>
+        <w:shd w:fill="F1F7FA" w:color="auto" w:val="clear"/>
+        <w:spacing w:after="160" w:before="120" w:line="288" w:lineRule="auto"/>
+        <w:ind w:left="160" w:right="160"/>
+      </w:pPr>
+      <w:r>
+        <w:rPr>
+          <w:rFonts w:ascii="Arial" w:cs="Arial" w:eastAsia="Arial" w:hAnsi="Arial"/>
+          <w:b/>
+          <w:bCs/>
+          <w:color w:val="20647C"/>
+          <w:sz w:val="17"/>
+          <w:szCs w:val="17"/>
+        </w:rPr>
+        <w:t xml:space="preserve">CHECK IT IN THE CONSOLE  </w:t>
+      </w:r>
+      <w:r>
+        <w:rPr>
+          <w:rFonts w:ascii="Arial" w:cs="Arial" w:eastAsia="Arial" w:hAnsi="Arial"/>
+          <w:color w:val="193448"/>
+          <w:sz w:val="20"/>
+          <w:szCs w:val="20"/>
+        </w:rPr>
+        <w:t xml:space="preserve">Event Viewer (eventvwr.msc)</w:t>
+      </w:r>
+    </w:p>
+    <w:p>
+      <w:pPr>
+        <w:spacing w:after="160" w:before="0" w:line="288" w:lineRule="auto"/>
+      </w:pPr>
+      <w:r>
+        <w:rPr>
+          <w:rFonts w:ascii="Arial" w:cs="Arial" w:eastAsia="Arial" w:hAnsi="Arial"/>
+          <w:color w:val="526B7E"/>
+          <w:sz w:val="21"/>
+          <w:szCs w:val="21"/>
+        </w:rPr>
+        <w:t xml:space="preserve">1. Subscriptions &gt; SBD-ForwardedSecurity &gt; Runtime Status: every source Active with a recent heartbeat.</w:t>
+      </w:r>
+    </w:p>
+    <w:p>
+      <w:pPr>
+        <w:spacing w:after="160" w:before="0" w:line="288" w:lineRule="auto"/>
+      </w:pPr>
+      <w:r>
+        <w:rPr>
+          <w:rFonts w:ascii="Arial" w:cs="Arial" w:eastAsia="Arial" w:hAnsi="Arial"/>
+          <w:color w:val="526B7E"/>
+          <w:sz w:val="21"/>
+          <w:szCs w:val="21"/>
+        </w:rPr>
+        <w:t xml:space="preserve">2. Forwarded Events &gt; Properties: the maximum size for your buffer and "Overwrite events as needed (oldest events first)".</w:t>
+      </w:r>
+    </w:p>
+    <w:p>
+      <w:pPr>
+        <w:pBdr>
+          <w:left w:val="single" w:color="20647C" w:sz="18" w:space="8"/>
+        </w:pBdr>
+        <w:shd w:fill="F1F7FA" w:color="auto" w:val="clear"/>
+        <w:spacing w:after="160" w:before="120" w:line="288" w:lineRule="auto"/>
+        <w:ind w:left="160" w:right="160"/>
+      </w:pPr>
+      <w:r>
+        <w:rPr>
+          <w:rFonts w:ascii="Arial" w:cs="Arial" w:eastAsia="Arial" w:hAnsi="Arial"/>
+          <w:b/>
+          <w:bCs/>
+          <w:color w:val="20647C"/>
+          <w:sz w:val="17"/>
+          <w:szCs w:val="17"/>
+        </w:rPr>
+        <w:t xml:space="preserve">STAYS A COMMAND  </w:t>
+      </w:r>
+      <w:r>
+        <w:rPr>
+          <w:rFonts w:ascii="Arial" w:cs="Arial" w:eastAsia="Arial" w:hAnsi="Arial"/>
+          <w:color w:val="193448"/>
+          <w:sz w:val="20"/>
+          <w:szCs w:val="20"/>
+        </w:rPr>
+        <w:t xml:space="preserve">Setting the log size (wevtutil sl) stays the lesson's change, or set it in the Properties dialog.</w:t>
+      </w:r>
+    </w:p>
+    <w:p>
+      <w:pPr>
+        <w:spacing w:after="160" w:before="0" w:line="288" w:lineRule="auto"/>
+      </w:pPr>
+      <w:r>
+        <w:rPr>
+          <w:rFonts w:ascii="Arial" w:cs="Arial" w:eastAsia="Arial" w:hAnsi="Arial"/>
+          <w:color w:val="526B7E"/>
+          <w:sz w:val="21"/>
+          <w:szCs w:val="21"/>
+        </w:rPr>
+        <w:t xml:space="preserve">Command-line route (optional):</w:t>
+      </w:r>
+    </w:p>
+    <w:p>
+      <w:pPr>
         <w:shd w:fill="F1F7FA" w:color="auto" w:val="clear"/>
         <w:spacing w:after="0" w:before="0" w:line="252" w:lineRule="auto"/>
         <w:ind w:left="160" w:right="160"/>
@@ -5561,6 +5939,108 @@
           <w:szCs w:val="26"/>
         </w:rPr>
         <w:t xml:space="preserve">Check your result</w:t>
+      </w:r>
+    </w:p>
+    <w:p>
+      <w:pPr>
+        <w:pBdr>
+          <w:left w:val="single" w:color="20647C" w:sz="18" w:space="8"/>
+        </w:pBdr>
+        <w:shd w:fill="F1F7FA" w:color="auto" w:val="clear"/>
+        <w:spacing w:after="160" w:before="120" w:line="288" w:lineRule="auto"/>
+        <w:ind w:left="160" w:right="160"/>
+      </w:pPr>
+      <w:r>
+        <w:rPr>
+          <w:rFonts w:ascii="Arial" w:cs="Arial" w:eastAsia="Arial" w:hAnsi="Arial"/>
+          <w:b/>
+          <w:bCs/>
+          <w:color w:val="20647C"/>
+          <w:sz w:val="17"/>
+          <w:szCs w:val="17"/>
+        </w:rPr>
+        <w:t xml:space="preserve">CHECK IT IN THE CONSOLE  </w:t>
+      </w:r>
+      <w:r>
+        <w:rPr>
+          <w:rFonts w:ascii="Arial" w:cs="Arial" w:eastAsia="Arial" w:hAnsi="Arial"/>
+          <w:color w:val="193448"/>
+          <w:sz w:val="20"/>
+          <w:szCs w:val="20"/>
+        </w:rPr>
+        <w:t xml:space="preserve">Event Viewer (eventvwr.msc)</w:t>
+      </w:r>
+    </w:p>
+    <w:p>
+      <w:pPr>
+        <w:spacing w:after="160" w:before="0" w:line="288" w:lineRule="auto"/>
+      </w:pPr>
+      <w:r>
+        <w:rPr>
+          <w:rFonts w:ascii="Arial" w:cs="Arial" w:eastAsia="Arial" w:hAnsi="Arial"/>
+          <w:color w:val="526B7E"/>
+          <w:sz w:val="21"/>
+          <w:szCs w:val="21"/>
+        </w:rPr>
+        <w:t xml:space="preserve">1. Forwarded Events &gt; Filter Current Log: Event ID 4625, the last hour: the failed sign-in from its source.</w:t>
+      </w:r>
+    </w:p>
+    <w:p>
+      <w:pPr>
+        <w:pBdr>
+          <w:left w:val="single" w:color="20647C" w:sz="18" w:space="8"/>
+        </w:pBdr>
+        <w:shd w:fill="F1F7FA" w:color="auto" w:val="clear"/>
+        <w:spacing w:after="160" w:before="120" w:line="288" w:lineRule="auto"/>
+        <w:ind w:left="160" w:right="160"/>
+      </w:pPr>
+      <w:r>
+        <w:rPr>
+          <w:rFonts w:ascii="Arial" w:cs="Arial" w:eastAsia="Arial" w:hAnsi="Arial"/>
+          <w:b/>
+          <w:bCs/>
+          <w:color w:val="20647C"/>
+          <w:sz w:val="17"/>
+          <w:szCs w:val="17"/>
+        </w:rPr>
+        <w:t xml:space="preserve">THEN, IN  </w:t>
+      </w:r>
+      <w:r>
+        <w:rPr>
+          <w:rFonts w:ascii="Arial" w:cs="Arial" w:eastAsia="Arial" w:hAnsi="Arial"/>
+          <w:color w:val="193448"/>
+          <w:sz w:val="20"/>
+          <w:szCs w:val="20"/>
+        </w:rPr>
+        <w:t xml:space="preserve">File Explorer and Notepad</w:t>
+      </w:r>
+    </w:p>
+    <w:p>
+      <w:pPr>
+        <w:spacing w:after="160" w:before="0" w:line="288" w:lineRule="auto"/>
+      </w:pPr>
+      <w:r>
+        <w:rPr>
+          <w:rFonts w:ascii="Arial" w:cs="Arial" w:eastAsia="Arial" w:hAnsi="Arial"/>
+          <w:color w:val="526B7E"/>
+          <w:sz w:val="21"/>
+          <w:szCs w:val="21"/>
+        </w:rPr>
+        <w:t xml:space="preserve">1. D:\Logs\Syslog: open today's router and SBD-REPO01 files and find the deny and the test message.</w:t>
+      </w:r>
+    </w:p>
+    <w:p>
+      <w:pPr>
+        <w:spacing w:after="160" w:before="0" w:line="288" w:lineRule="auto"/>
+      </w:pPr>
+      <w:r>
+        <w:rPr>
+          <w:rFonts w:ascii="Arial" w:cs="Arial" w:eastAsia="Arial" w:hAnsi="Arial"/>
+          <w:color w:val="526B7E"/>
+          <w:sz w:val="21"/>
+          <w:szCs w:val="21"/>
+        </w:rPr>
+        <w:t xml:space="preserve">Command-line route (optional):</w:t>
       </w:r>
     </w:p>
     <w:p>
